--- a/docs/Thesis-FYP02/FYP_02_Thesis.docx
+++ b/docs/Thesis-FYP02/FYP_02_Thesis.docx
@@ -84,6 +84,37 @@
       </w:pPr>
       <w:r>
         <w:t>Supervised by: Miss Fatima Yousuf</w:t>
+      </w:r>
+    </w:p>
+    <w:p>
+      <w:r>
+        <w:br w:type="page"/>
+      </w:r>
+    </w:p>
+    <w:p>
+      <w:pPr>
+        <w:jc w:val="center"/>
+      </w:pPr>
+      <w:r>
+        <w:rPr>
+          <w:rFonts w:ascii="Times New Roman" w:hAnsi="Times New Roman"/>
+          <w:b/>
+          <w:sz w:val="44"/>
+        </w:rPr>
+        <w:t>Chapter 3</w:t>
+      </w:r>
+    </w:p>
+    <w:p>
+      <w:pPr>
+        <w:jc w:val="center"/>
+      </w:pPr>
+      <w:r>
+        <w:rPr>
+          <w:rFonts w:ascii="Times New Roman" w:hAnsi="Times New Roman"/>
+          <w:b/>
+          <w:sz w:val="40"/>
+        </w:rPr>
+        <w:t>Planning and Methodology</w:t>
       </w:r>
     </w:p>
     <w:p>
@@ -1024,6 +1055,43 @@
       <w:pPr/>
       <w:r>
         <w:t>This chapter established the Agile Iterative methodology, described the Work Breakdown Structure spanning three FYP semesters, and presented the feature flag architecture ensuring backward compatibility. The phased approach ensures each FYP defense demonstrates only the features relevant to that phase.</w:t>
+      </w:r>
+    </w:p>
+    <w:p>
+      <w:r>
+        <w:br w:type="page"/>
+      </w:r>
+    </w:p>
+    <w:p/>
+    <w:p/>
+    <w:p/>
+    <w:p/>
+    <w:p/>
+    <w:p/>
+    <w:p>
+      <w:pPr>
+        <w:jc w:val="center"/>
+      </w:pPr>
+      <w:r>
+        <w:rPr>
+          <w:rFonts w:ascii="Times New Roman" w:hAnsi="Times New Roman"/>
+          <w:b/>
+          <w:sz w:val="44"/>
+        </w:rPr>
+        <w:t>Chapter 4</w:t>
+      </w:r>
+    </w:p>
+    <w:p>
+      <w:pPr>
+        <w:jc w:val="center"/>
+      </w:pPr>
+      <w:r>
+        <w:rPr>
+          <w:rFonts w:ascii="Times New Roman" w:hAnsi="Times New Roman"/>
+          <w:b/>
+          <w:sz w:val="40"/>
+        </w:rPr>
+        <w:t>System Specification</w:t>
       </w:r>
     </w:p>
     <w:p>
@@ -3707,6 +3775,43 @@
       <w:pPr/>
       <w:r>
         <w:t>This chapter specified 15 functional requirements and 6 non-functional requirements across FYP-01 and FYP-02 phases. Use cases were defined for core system interactions, and a traceability matrix links requirements to test cases for verification in Chapter 7.</w:t>
+      </w:r>
+    </w:p>
+    <w:p>
+      <w:r>
+        <w:br w:type="page"/>
+      </w:r>
+    </w:p>
+    <w:p/>
+    <w:p/>
+    <w:p/>
+    <w:p/>
+    <w:p/>
+    <w:p/>
+    <w:p>
+      <w:pPr>
+        <w:jc w:val="center"/>
+      </w:pPr>
+      <w:r>
+        <w:rPr>
+          <w:rFonts w:ascii="Times New Roman" w:hAnsi="Times New Roman"/>
+          <w:b/>
+          <w:sz w:val="44"/>
+        </w:rPr>
+        <w:t>Chapter 5</w:t>
+      </w:r>
+    </w:p>
+    <w:p>
+      <w:pPr>
+        <w:jc w:val="center"/>
+      </w:pPr>
+      <w:r>
+        <w:rPr>
+          <w:rFonts w:ascii="Times New Roman" w:hAnsi="Times New Roman"/>
+          <w:b/>
+          <w:sz w:val="40"/>
+        </w:rPr>
+        <w:t>System Design</w:t>
       </w:r>
     </w:p>
     <w:p>
@@ -5684,6 +5789,43 @@
         <w:br w:type="page"/>
       </w:r>
     </w:p>
+    <w:p/>
+    <w:p/>
+    <w:p/>
+    <w:p/>
+    <w:p/>
+    <w:p/>
+    <w:p>
+      <w:pPr>
+        <w:jc w:val="center"/>
+      </w:pPr>
+      <w:r>
+        <w:rPr>
+          <w:rFonts w:ascii="Times New Roman" w:hAnsi="Times New Roman"/>
+          <w:b/>
+          <w:sz w:val="44"/>
+        </w:rPr>
+        <w:t>Chapter 6</w:t>
+      </w:r>
+    </w:p>
+    <w:p>
+      <w:pPr>
+        <w:jc w:val="center"/>
+      </w:pPr>
+      <w:r>
+        <w:rPr>
+          <w:rFonts w:ascii="Times New Roman" w:hAnsi="Times New Roman"/>
+          <w:b/>
+          <w:sz w:val="40"/>
+        </w:rPr>
+        <w:t>Coding</w:t>
+      </w:r>
+    </w:p>
+    <w:p>
+      <w:r>
+        <w:br w:type="page"/>
+      </w:r>
+    </w:p>
     <w:p>
       <w:pPr>
         <w:pStyle w:val="Heading1"/>

--- a/docs/Thesis-FYP02/FYP_02_Thesis.docx
+++ b/docs/Thesis-FYP02/FYP_02_Thesis.docx
@@ -40,7 +40,7 @@
         <w:jc w:val="center"/>
       </w:pPr>
       <w:r>
-        <w:t>(HRAS — Hamesha Rahein Apke Saath)</w:t>
+        <w:t>(HRAS)</w:t>
       </w:r>
     </w:p>
     <w:p/>
@@ -91,13 +91,18 @@
         <w:br w:type="page"/>
       </w:r>
     </w:p>
+    <w:p/>
+    <w:p/>
+    <w:p/>
+    <w:p/>
+    <w:p/>
+    <w:p/>
     <w:p>
       <w:pPr>
         <w:jc w:val="center"/>
       </w:pPr>
       <w:r>
         <w:rPr>
-          <w:rFonts w:ascii="Times New Roman" w:hAnsi="Times New Roman"/>
           <w:b/>
           <w:sz w:val="44"/>
         </w:rPr>
@@ -110,7 +115,6 @@
       </w:pPr>
       <w:r>
         <w:rPr>
-          <w:rFonts w:ascii="Times New Roman" w:hAnsi="Times New Roman"/>
           <w:b/>
           <w:sz w:val="40"/>
         </w:rPr>
@@ -134,7 +138,7 @@
     <w:p>
       <w:pPr/>
       <w:r>
-        <w:t>This chapter describes the project planning, deliverables, scheduling, and the development methodology adopted for the HRAS NGO Volunteer Management System.</w:t>
+        <w:t>In this chapter, I will explain how I planned the project and the method I used to develop it over the three semesters.</w:t>
       </w:r>
     </w:p>
     <w:p>
@@ -148,49 +152,31 @@
     <w:p>
       <w:pPr/>
       <w:r>
-        <w:t>The list of project deliverables is:</w:t>
+        <w:t>Here is the list of the main things I have to deliver for this project:</w:t>
       </w:r>
     </w:p>
     <w:p>
       <w:pPr/>
       <w:r>
-        <w:t>• Project Management Plan</w:t>
+        <w:t>• Project Plan and SRS</w:t>
       </w:r>
     </w:p>
     <w:p>
       <w:pPr/>
       <w:r>
-        <w:t>• Software Requirements Specification (SRS)</w:t>
+        <w:t>• System Design Documents</w:t>
       </w:r>
     </w:p>
     <w:p>
       <w:pPr/>
       <w:r>
-        <w:t>• Software Design Description (SDD)</w:t>
+        <w:t>• A working Mobile App</w:t>
       </w:r>
     </w:p>
     <w:p>
       <w:pPr/>
       <w:r>
-        <w:t>• Software Quality Assurance Plan</w:t>
-      </w:r>
-    </w:p>
-    <w:p>
-      <w:pPr/>
-      <w:r>
-        <w:t>• Working System with Firestore Database</w:t>
-      </w:r>
-    </w:p>
-    <w:p>
-      <w:pPr/>
-      <w:r>
-        <w:t>• Cross-Platform Mobile Application (Android, iOS, Web)</w:t>
-      </w:r>
-    </w:p>
-    <w:p>
-      <w:pPr/>
-      <w:r>
-        <w:t>• Public Website (Next.js)</w:t>
+        <w:t>• A working Web Dashboard</w:t>
       </w:r>
     </w:p>
     <w:p>
@@ -210,19 +196,45 @@
     <w:p>
       <w:pPr/>
       <w:r>
-        <w:t>The project is divided into seven major work packages spanning three FYP semesters.</w:t>
+        <w:t>I divided the whole project into smaller, manageable tasks. This is called a Work Breakdown Structure (WBS).</w:t>
       </w:r>
     </w:p>
     <w:p>
       <w:pPr>
-        <w:jc w:val="center"/>
+        <w:jc w:val="left"/>
       </w:pPr>
       <w:r>
         <w:rPr>
           <w:i/>
           <w:sz w:val="20"/>
         </w:rPr>
-        <w:t>Table 3.1: Work Breakdown Structure</w:t>
+        <w:t xml:space="preserve">Table </w:t>
+      </w:r>
+      <w:r>
+        <w:fldChar w:fldCharType="begin"/>
+      </w:r>
+      <w:r>
+        <w:instrText xml:space="preserve"> SEQ Table \* ARABIC </w:instrText>
+      </w:r>
+      <w:r>
+        <w:fldChar w:fldCharType="separate"/>
+      </w:r>
+      <w:r>
+        <w:rPr>
+          <w:i/>
+          <w:sz w:val="20"/>
+        </w:rPr>
+        <w:t>1</w:t>
+      </w:r>
+      <w:r>
+        <w:fldChar w:fldCharType="end"/>
+      </w:r>
+      <w:r>
+        <w:rPr>
+          <w:i/>
+          <w:sz w:val="20"/>
+        </w:rPr>
+        <w:t>: Work Breakdown Structure</w:t>
       </w:r>
     </w:p>
     <w:tbl>
@@ -232,61 +244,47 @@
         <w:tblLook w:firstColumn="1" w:firstRow="1" w:lastColumn="0" w:lastRow="0" w:noHBand="0" w:noVBand="1" w:val="04A0"/>
       </w:tblPr>
       <w:tblGrid>
-        <w:gridCol w:w="2304"/>
-        <w:gridCol w:w="2304"/>
-        <w:gridCol w:w="2304"/>
-        <w:gridCol w:w="2304"/>
+        <w:gridCol w:w="3072"/>
+        <w:gridCol w:w="3072"/>
+        <w:gridCol w:w="3072"/>
       </w:tblGrid>
       <w:tr>
         <w:tc>
           <w:tcPr>
-            <w:tcW w:type="dxa" w:w="2304"/>
+            <w:tcW w:type="dxa" w:w="3072"/>
           </w:tcPr>
           <w:p>
             <w:r>
               <w:rPr>
                 <w:b/>
               </w:rPr>
-              <w:t>WP#</w:t>
+              <w:t>Task</w:t>
             </w:r>
           </w:p>
         </w:tc>
         <w:tc>
           <w:tcPr>
-            <w:tcW w:type="dxa" w:w="2304"/>
+            <w:tcW w:type="dxa" w:w="3072"/>
           </w:tcPr>
           <w:p>
             <w:r>
               <w:rPr>
                 <w:b/>
               </w:rPr>
-              <w:t>Work Package</w:t>
+              <w:t>Phase</w:t>
             </w:r>
           </w:p>
         </w:tc>
         <w:tc>
           <w:tcPr>
-            <w:tcW w:type="dxa" w:w="2304"/>
+            <w:tcW w:type="dxa" w:w="3072"/>
           </w:tcPr>
           <w:p>
             <w:r>
               <w:rPr>
                 <w:b/>
               </w:rPr>
-              <w:t>FYP Phase</w:t>
-            </w:r>
-          </w:p>
-        </w:tc>
-        <w:tc>
-          <w:tcPr>
-            <w:tcW w:type="dxa" w:w="2304"/>
-          </w:tcPr>
-          <w:p>
-            <w:r>
-              <w:rPr>
-                <w:b/>
-              </w:rPr>
-              <w:t>Duration</w:t>
+              <w:t>Time</w:t>
             </w:r>
           </w:p>
         </w:tc>
@@ -294,27 +292,17 @@
       <w:tr>
         <w:tc>
           <w:tcPr>
-            <w:tcW w:type="dxa" w:w="2304"/>
+            <w:tcW w:type="dxa" w:w="3072"/>
           </w:tcPr>
           <w:p>
             <w:r>
-              <w:t>WP1</w:t>
+              <w:t>Requirements Gathering</w:t>
             </w:r>
           </w:p>
         </w:tc>
         <w:tc>
           <w:tcPr>
-            <w:tcW w:type="dxa" w:w="2304"/>
-          </w:tcPr>
-          <w:p>
-            <w:r>
-              <w:t>Requirements &amp; Literature Review</w:t>
-            </w:r>
-          </w:p>
-        </w:tc>
-        <w:tc>
-          <w:tcPr>
-            <w:tcW w:type="dxa" w:w="2304"/>
+            <w:tcW w:type="dxa" w:w="3072"/>
           </w:tcPr>
           <w:p>
             <w:r>
@@ -324,7 +312,7 @@
         </w:tc>
         <w:tc>
           <w:tcPr>
-            <w:tcW w:type="dxa" w:w="2304"/>
+            <w:tcW w:type="dxa" w:w="3072"/>
           </w:tcPr>
           <w:p>
             <w:r>
@@ -336,27 +324,17 @@
       <w:tr>
         <w:tc>
           <w:tcPr>
-            <w:tcW w:type="dxa" w:w="2304"/>
+            <w:tcW w:type="dxa" w:w="3072"/>
           </w:tcPr>
           <w:p>
             <w:r>
-              <w:t>WP2</w:t>
+              <w:t>Basic App &amp; Database</w:t>
             </w:r>
           </w:p>
         </w:tc>
         <w:tc>
           <w:tcPr>
-            <w:tcW w:type="dxa" w:w="2304"/>
-          </w:tcPr>
-          <w:p>
-            <w:r>
-              <w:t>Core System Development (Flutter + Firebase)</w:t>
-            </w:r>
-          </w:p>
-        </w:tc>
-        <w:tc>
-          <w:tcPr>
-            <w:tcW w:type="dxa" w:w="2304"/>
+            <w:tcW w:type="dxa" w:w="3072"/>
           </w:tcPr>
           <w:p>
             <w:r>
@@ -366,7 +344,7 @@
         </w:tc>
         <w:tc>
           <w:tcPr>
-            <w:tcW w:type="dxa" w:w="2304"/>
+            <w:tcW w:type="dxa" w:w="3072"/>
           </w:tcPr>
           <w:p>
             <w:r>
@@ -378,69 +356,17 @@
       <w:tr>
         <w:tc>
           <w:tcPr>
-            <w:tcW w:type="dxa" w:w="2304"/>
+            <w:tcW w:type="dxa" w:w="3072"/>
           </w:tcPr>
           <w:p>
             <w:r>
-              <w:t>WP3</w:t>
+              <w:t>Advanced Features (Matching, QR)</w:t>
             </w:r>
           </w:p>
         </w:tc>
         <w:tc>
           <w:tcPr>
-            <w:tcW w:type="dxa" w:w="2304"/>
-          </w:tcPr>
-          <w:p>
-            <w:r>
-              <w:t>Website Development (Next.js)</w:t>
-            </w:r>
-          </w:p>
-        </w:tc>
-        <w:tc>
-          <w:tcPr>
-            <w:tcW w:type="dxa" w:w="2304"/>
-          </w:tcPr>
-          <w:p>
-            <w:r>
-              <w:t>FYP-01</w:t>
-            </w:r>
-          </w:p>
-        </w:tc>
-        <w:tc>
-          <w:tcPr>
-            <w:tcW w:type="dxa" w:w="2304"/>
-          </w:tcPr>
-          <w:p>
-            <w:r>
-              <w:t>3 weeks</w:t>
-            </w:r>
-          </w:p>
-        </w:tc>
-      </w:tr>
-      <w:tr>
-        <w:tc>
-          <w:tcPr>
-            <w:tcW w:type="dxa" w:w="2304"/>
-          </w:tcPr>
-          <w:p>
-            <w:r>
-              <w:t>WP4</w:t>
-            </w:r>
-          </w:p>
-        </w:tc>
-        <w:tc>
-          <w:tcPr>
-            <w:tcW w:type="dxa" w:w="2304"/>
-          </w:tcPr>
-          <w:p>
-            <w:r>
-              <w:t>Advanced Features (Matching, QR, FCM)</w:t>
-            </w:r>
-          </w:p>
-        </w:tc>
-        <w:tc>
-          <w:tcPr>
-            <w:tcW w:type="dxa" w:w="2304"/>
+            <w:tcW w:type="dxa" w:w="3072"/>
           </w:tcPr>
           <w:p>
             <w:r>
@@ -450,7 +376,7 @@
         </w:tc>
         <w:tc>
           <w:tcPr>
-            <w:tcW w:type="dxa" w:w="2304"/>
+            <w:tcW w:type="dxa" w:w="3072"/>
           </w:tcPr>
           <w:p>
             <w:r>
@@ -462,69 +388,17 @@
       <w:tr>
         <w:tc>
           <w:tcPr>
-            <w:tcW w:type="dxa" w:w="2304"/>
+            <w:tcW w:type="dxa" w:w="3072"/>
           </w:tcPr>
           <w:p>
             <w:r>
-              <w:t>WP5</w:t>
+              <w:t>Testing &amp; Thesis</w:t>
             </w:r>
           </w:p>
         </w:tc>
         <w:tc>
           <w:tcPr>
-            <w:tcW w:type="dxa" w:w="2304"/>
-          </w:tcPr>
-          <w:p>
-            <w:r>
-              <w:t>System Design &amp; Documentation</w:t>
-            </w:r>
-          </w:p>
-        </w:tc>
-        <w:tc>
-          <w:tcPr>
-            <w:tcW w:type="dxa" w:w="2304"/>
-          </w:tcPr>
-          <w:p>
-            <w:r>
-              <w:t>FYP-02</w:t>
-            </w:r>
-          </w:p>
-        </w:tc>
-        <w:tc>
-          <w:tcPr>
-            <w:tcW w:type="dxa" w:w="2304"/>
-          </w:tcPr>
-          <w:p>
-            <w:r>
-              <w:t>4 weeks</w:t>
-            </w:r>
-          </w:p>
-        </w:tc>
-      </w:tr>
-      <w:tr>
-        <w:tc>
-          <w:tcPr>
-            <w:tcW w:type="dxa" w:w="2304"/>
-          </w:tcPr>
-          <w:p>
-            <w:r>
-              <w:t>WP6</w:t>
-            </w:r>
-          </w:p>
-        </w:tc>
-        <w:tc>
-          <w:tcPr>
-            <w:tcW w:type="dxa" w:w="2304"/>
-          </w:tcPr>
-          <w:p>
-            <w:r>
-              <w:t>Testing &amp; User Study</w:t>
-            </w:r>
-          </w:p>
-        </w:tc>
-        <w:tc>
-          <w:tcPr>
-            <w:tcW w:type="dxa" w:w="2304"/>
+            <w:tcW w:type="dxa" w:w="3072"/>
           </w:tcPr>
           <w:p>
             <w:r>
@@ -534,49 +408,7 @@
         </w:tc>
         <w:tc>
           <w:tcPr>
-            <w:tcW w:type="dxa" w:w="2304"/>
-          </w:tcPr>
-          <w:p>
-            <w:r>
-              <w:t>4 weeks</w:t>
-            </w:r>
-          </w:p>
-        </w:tc>
-      </w:tr>
-      <w:tr>
-        <w:tc>
-          <w:tcPr>
-            <w:tcW w:type="dxa" w:w="2304"/>
-          </w:tcPr>
-          <w:p>
-            <w:r>
-              <w:t>WP7</w:t>
-            </w:r>
-          </w:p>
-        </w:tc>
-        <w:tc>
-          <w:tcPr>
-            <w:tcW w:type="dxa" w:w="2304"/>
-          </w:tcPr>
-          <w:p>
-            <w:r>
-              <w:t>Deployment &amp; Final Thesis</w:t>
-            </w:r>
-          </w:p>
-        </w:tc>
-        <w:tc>
-          <w:tcPr>
-            <w:tcW w:type="dxa" w:w="2304"/>
-          </w:tcPr>
-          <w:p>
-            <w:r>
-              <w:t>FYP-03</w:t>
-            </w:r>
-          </w:p>
-        </w:tc>
-        <w:tc>
-          <w:tcPr>
-            <w:tcW w:type="dxa" w:w="2304"/>
+            <w:tcW w:type="dxa" w:w="3072"/>
           </w:tcPr>
           <w:p>
             <w:r>
@@ -635,7 +467,33 @@
           <w:i/>
           <w:sz w:val="20"/>
         </w:rPr>
-        <w:t>Figure 3.1: Work Breakdown Structure</w:t>
+        <w:t xml:space="preserve">Figure </w:t>
+      </w:r>
+      <w:r>
+        <w:fldChar w:fldCharType="begin"/>
+      </w:r>
+      <w:r>
+        <w:instrText xml:space="preserve"> SEQ Figure \* ARABIC </w:instrText>
+      </w:r>
+      <w:r>
+        <w:fldChar w:fldCharType="separate"/>
+      </w:r>
+      <w:r>
+        <w:rPr>
+          <w:i/>
+          <w:sz w:val="20"/>
+        </w:rPr>
+        <w:t>1</w:t>
+      </w:r>
+      <w:r>
+        <w:fldChar w:fldCharType="end"/>
+      </w:r>
+      <w:r>
+        <w:rPr>
+          <w:i/>
+          <w:sz w:val="20"/>
+        </w:rPr>
+        <w:t>: Work Breakdown Structure Chart</w:t>
       </w:r>
     </w:p>
     <w:p>
@@ -643,13 +501,13 @@
         <w:pStyle w:val="Heading2"/>
       </w:pPr>
       <w:r>
-        <w:t>3.3 Project Timeline (Gantt Chart)</w:t>
+        <w:t>3.3 Project Timeline</w:t>
       </w:r>
     </w:p>
     <w:p>
       <w:pPr/>
       <w:r>
-        <w:t>The project follows a phased timeline across 1.5 years (3 semesters).</w:t>
+        <w:t>I also created a Gantt chart to show the timeline of the project.</w:t>
       </w:r>
     </w:p>
     <w:p>
@@ -700,7 +558,33 @@
           <w:i/>
           <w:sz w:val="20"/>
         </w:rPr>
-        <w:t>Figure 3.2: Project Timeline — Gantt Chart</w:t>
+        <w:t xml:space="preserve">Figure </w:t>
+      </w:r>
+      <w:r>
+        <w:fldChar w:fldCharType="begin"/>
+      </w:r>
+      <w:r>
+        <w:instrText xml:space="preserve"> SEQ Figure \* ARABIC </w:instrText>
+      </w:r>
+      <w:r>
+        <w:fldChar w:fldCharType="separate"/>
+      </w:r>
+      <w:r>
+        <w:rPr>
+          <w:i/>
+          <w:sz w:val="20"/>
+        </w:rPr>
+        <w:t>1</w:t>
+      </w:r>
+      <w:r>
+        <w:fldChar w:fldCharType="end"/>
+      </w:r>
+      <w:r>
+        <w:rPr>
+          <w:i/>
+          <w:sz w:val="20"/>
+        </w:rPr>
+        <w:t>: Gantt Chart</w:t>
       </w:r>
     </w:p>
     <w:p>
@@ -708,37 +592,13 @@
         <w:pStyle w:val="Heading2"/>
       </w:pPr>
       <w:r>
-        <w:t>3.4 Process Model</w:t>
+        <w:t>3.4 Methodology Used</w:t>
       </w:r>
     </w:p>
     <w:p>
       <w:pPr/>
       <w:r>
-        <w:t>The HRAS system is developed using the Agile Iterative Model. This model was selected because:</w:t>
-      </w:r>
-    </w:p>
-    <w:p>
-      <w:pPr/>
-      <w:r>
-        <w:t>• Requirements evolved incrementally across FYP phases</w:t>
-      </w:r>
-    </w:p>
-    <w:p>
-      <w:pPr/>
-      <w:r>
-        <w:t>• Each iteration produces a working prototype for supervisor review</w:t>
-      </w:r>
-    </w:p>
-    <w:p>
-      <w:pPr/>
-      <w:r>
-        <w:t>• Feature flags enable parallel development without breaking stable releases</w:t>
-      </w:r>
-    </w:p>
-    <w:p>
-      <w:pPr/>
-      <w:r>
-        <w:t>• Continuous integration ensures regression-free development</w:t>
+        <w:t>I chose the Agile Iterative model. This is because in software development, especially for NGOs, requirements can change. By using Agile, I could build the basic app first in FYP-01, show it to my supervisor, and then add the advanced features in FYP-02.</w:t>
       </w:r>
     </w:p>
     <w:p>
@@ -789,272 +649,33 @@
           <w:i/>
           <w:sz w:val="20"/>
         </w:rPr>
-        <w:t>Figure 3.3: Agile Iterative SDLC Model</w:t>
+        <w:t xml:space="preserve">Figure </w:t>
       </w:r>
-    </w:p>
-    <w:p>
-      <w:pPr>
-        <w:pStyle w:val="Heading2"/>
-      </w:pPr>
       <w:r>
-        <w:t>3.5 FYP Phase Structure</w:t>
+        <w:fldChar w:fldCharType="begin"/>
       </w:r>
-    </w:p>
-    <w:p>
-      <w:pPr>
-        <w:jc w:val="center"/>
-      </w:pPr>
+      <w:r>
+        <w:instrText xml:space="preserve"> SEQ Figure \* ARABIC </w:instrText>
+      </w:r>
+      <w:r>
+        <w:fldChar w:fldCharType="separate"/>
+      </w:r>
       <w:r>
         <w:rPr>
           <w:i/>
           <w:sz w:val="20"/>
         </w:rPr>
-        <w:t>Table 3.2: FYP Phase Structure</w:t>
+        <w:t>1</w:t>
       </w:r>
-    </w:p>
-    <w:tbl>
-      <w:tblPr>
-        <w:tblStyle w:val="TableGrid"/>
-        <w:tblW w:type="auto" w:w="0"/>
-        <w:tblLook w:firstColumn="1" w:firstRow="1" w:lastColumn="0" w:lastRow="0" w:noHBand="0" w:noVBand="1" w:val="04A0"/>
-      </w:tblPr>
-      <w:tblGrid>
-        <w:gridCol w:w="2304"/>
-        <w:gridCol w:w="2304"/>
-        <w:gridCol w:w="2304"/>
-        <w:gridCol w:w="2304"/>
-      </w:tblGrid>
-      <w:tr>
-        <w:tc>
-          <w:tcPr>
-            <w:tcW w:type="dxa" w:w="2304"/>
-          </w:tcPr>
-          <w:p>
-            <w:r>
-              <w:rPr>
-                <w:b/>
-              </w:rPr>
-              <w:t>Phase</w:t>
-            </w:r>
-          </w:p>
-        </w:tc>
-        <w:tc>
-          <w:tcPr>
-            <w:tcW w:type="dxa" w:w="2304"/>
-          </w:tcPr>
-          <w:p>
-            <w:r>
-              <w:rPr>
-                <w:b/>
-              </w:rPr>
-              <w:t>Semester</w:t>
-            </w:r>
-          </w:p>
-        </w:tc>
-        <w:tc>
-          <w:tcPr>
-            <w:tcW w:type="dxa" w:w="2304"/>
-          </w:tcPr>
-          <w:p>
-            <w:r>
-              <w:rPr>
-                <w:b/>
-              </w:rPr>
-              <w:t>Focus</w:t>
-            </w:r>
-          </w:p>
-        </w:tc>
-        <w:tc>
-          <w:tcPr>
-            <w:tcW w:type="dxa" w:w="2304"/>
-          </w:tcPr>
-          <w:p>
-            <w:r>
-              <w:rPr>
-                <w:b/>
-              </w:rPr>
-              <w:t>Deliverables</w:t>
-            </w:r>
-          </w:p>
-        </w:tc>
-      </w:tr>
-      <w:tr>
-        <w:tc>
-          <w:tcPr>
-            <w:tcW w:type="dxa" w:w="2304"/>
-          </w:tcPr>
-          <w:p>
-            <w:r>
-              <w:t>FYP-01</w:t>
-            </w:r>
-          </w:p>
-        </w:tc>
-        <w:tc>
-          <w:tcPr>
-            <w:tcW w:type="dxa" w:w="2304"/>
-          </w:tcPr>
-          <w:p>
-            <w:r>
-              <w:t>6th</w:t>
-            </w:r>
-          </w:p>
-        </w:tc>
-        <w:tc>
-          <w:tcPr>
-            <w:tcW w:type="dxa" w:w="2304"/>
-          </w:tcPr>
-          <w:p>
-            <w:r>
-              <w:t>Core Development</w:t>
-            </w:r>
-          </w:p>
-        </w:tc>
-        <w:tc>
-          <w:tcPr>
-            <w:tcW w:type="dxa" w:w="2304"/>
-          </w:tcPr>
-          <w:p>
-            <w:r>
-              <w:t>Mobile App, Website, Firebase Backend</w:t>
-            </w:r>
-          </w:p>
-        </w:tc>
-      </w:tr>
-      <w:tr>
-        <w:tc>
-          <w:tcPr>
-            <w:tcW w:type="dxa" w:w="2304"/>
-          </w:tcPr>
-          <w:p>
-            <w:r>
-              <w:t>FYP-02</w:t>
-            </w:r>
-          </w:p>
-        </w:tc>
-        <w:tc>
-          <w:tcPr>
-            <w:tcW w:type="dxa" w:w="2304"/>
-          </w:tcPr>
-          <w:p>
-            <w:r>
-              <w:t>7th</w:t>
-            </w:r>
-          </w:p>
-        </w:tc>
-        <w:tc>
-          <w:tcPr>
-            <w:tcW w:type="dxa" w:w="2304"/>
-          </w:tcPr>
-          <w:p>
-            <w:r>
-              <w:t>Advanced Features</w:t>
-            </w:r>
-          </w:p>
-        </w:tc>
-        <w:tc>
-          <w:tcPr>
-            <w:tcW w:type="dxa" w:w="2304"/>
-          </w:tcPr>
-          <w:p>
-            <w:r>
-              <w:t>Smart Matching, QR Attendance, FCM, Documentation</w:t>
-            </w:r>
-          </w:p>
-        </w:tc>
-      </w:tr>
-      <w:tr>
-        <w:tc>
-          <w:tcPr>
-            <w:tcW w:type="dxa" w:w="2304"/>
-          </w:tcPr>
-          <w:p>
-            <w:r>
-              <w:t>FYP-03</w:t>
-            </w:r>
-          </w:p>
-        </w:tc>
-        <w:tc>
-          <w:tcPr>
-            <w:tcW w:type="dxa" w:w="2304"/>
-          </w:tcPr>
-          <w:p>
-            <w:r>
-              <w:t>8th</w:t>
-            </w:r>
-          </w:p>
-        </w:tc>
-        <w:tc>
-          <w:tcPr>
-            <w:tcW w:type="dxa" w:w="2304"/>
-          </w:tcPr>
-          <w:p>
-            <w:r>
-              <w:t>Testing &amp; Deployment</w:t>
-            </w:r>
-          </w:p>
-        </w:tc>
-        <w:tc>
-          <w:tcPr>
-            <w:tcW w:type="dxa" w:w="2304"/>
-          </w:tcPr>
-          <w:p>
-            <w:r>
-              <w:t>UAT, Performance Testing, Final Thesis</w:t>
-            </w:r>
-          </w:p>
-        </w:tc>
-      </w:tr>
-    </w:tbl>
-    <w:p>
-      <w:pPr>
-        <w:pStyle w:val="Heading2"/>
-      </w:pPr>
       <w:r>
-        <w:t>3.6 Feature Flag Architecture</w:t>
+        <w:fldChar w:fldCharType="end"/>
       </w:r>
-    </w:p>
-    <w:p>
-      <w:pPr/>
       <w:r>
-        <w:t>A compile-time feature gating system ensures backward compatibility across FYP phases:</w:t>
-      </w:r>
-    </w:p>
-    <w:p>
-      <w:pPr/>
-      <w:r>
-        <w:t>• FYP-01 Mode (Default): flutter run — Only basic features visible</w:t>
-      </w:r>
-    </w:p>
-    <w:p>
-      <w:pPr/>
-      <w:r>
-        <w:t>• FYP-02 Mode: flutter run --dart-define=APP_PHASE=FYP2 — Advanced features enabled</w:t>
-      </w:r>
-    </w:p>
-    <w:p>
-      <w:pPr/>
-      <w:r>
-        <w:t>• Full Mode: flutter run --dart-define=APP_PHASE=FULL — Everything enabled</w:t>
-      </w:r>
-    </w:p>
-    <w:p>
-      <w:pPr/>
-      <w:r>
-        <w:t>This architecture allows simultaneous development of FYP-02 features without breaking the stable FYP-01 codebase that was already defended.</w:t>
-      </w:r>
-    </w:p>
-    <w:p>
-      <w:pPr>
-        <w:pStyle w:val="Heading2"/>
-      </w:pPr>
-      <w:r>
-        <w:t>3.7 Summary</w:t>
-      </w:r>
-    </w:p>
-    <w:p>
-      <w:pPr/>
-      <w:r>
-        <w:t>This chapter established the Agile Iterative methodology, described the Work Breakdown Structure spanning three FYP semesters, and presented the feature flag architecture ensuring backward compatibility. The phased approach ensures each FYP defense demonstrates only the features relevant to that phase.</w:t>
+        <w:rPr>
+          <w:i/>
+          <w:sz w:val="20"/>
+        </w:rPr>
+        <w:t>: Agile Iterative SDLC Model</w:t>
       </w:r>
     </w:p>
     <w:p>
@@ -1074,7 +695,6 @@
       </w:pPr>
       <w:r>
         <w:rPr>
-          <w:rFonts w:ascii="Times New Roman" w:hAnsi="Times New Roman"/>
           <w:b/>
           <w:sz w:val="44"/>
         </w:rPr>
@@ -1087,7 +707,6 @@
       </w:pPr>
       <w:r>
         <w:rPr>
-          <w:rFonts w:ascii="Times New Roman" w:hAnsi="Times New Roman"/>
           <w:b/>
           <w:sz w:val="40"/>
         </w:rPr>
@@ -1111,7 +730,7 @@
     <w:p>
       <w:pPr/>
       <w:r>
-        <w:t>This chapter specifies the software requirements including business requirements, functional and non-functional requirements, use cases, and the traceability matrix.</w:t>
+        <w:t>This chapter lists all the requirements that the system must fulfill. These requirements were gathered by talking to the HRAS NGO members.</w:t>
       </w:r>
     </w:p>
     <w:p>
@@ -1119,947 +738,51 @@
         <w:pStyle w:val="Heading2"/>
       </w:pPr>
       <w:r>
-        <w:t>4.1 Business Requirements</w:t>
+        <w:t>4.1 Functional Requirements</w:t>
       </w:r>
     </w:p>
     <w:p>
       <w:pPr/>
       <w:r>
-        <w:t>The HRAS NGO requires a digital platform that:</w:t>
-      </w:r>
-    </w:p>
-    <w:p>
-      <w:pPr/>
-      <w:r>
-        <w:t>• Centralizes campaign management across multiple campaign types (Ration, Medical, Education, Winter Drive, etc.)</w:t>
-      </w:r>
-    </w:p>
-    <w:p>
-      <w:pPr/>
-      <w:r>
-        <w:t>• Tracks monetary and in-kind donations with verifiable records</w:t>
-      </w:r>
-    </w:p>
-    <w:p>
-      <w:pPr/>
-      <w:r>
-        <w:t>• Coordinates volunteer recruitment, registration, and attendance</w:t>
-      </w:r>
-    </w:p>
-    <w:p>
-      <w:pPr/>
-      <w:r>
-        <w:t>• Provides real-time analytics and PDF reports for transparency</w:t>
-      </w:r>
-    </w:p>
-    <w:p>
-      <w:pPr/>
-      <w:r>
-        <w:t>• Operates on mobile (Android/iOS) and web from a single codebase</w:t>
+        <w:t>These are the main features the system must have to work properly.</w:t>
       </w:r>
     </w:p>
     <w:p>
       <w:pPr>
-        <w:pStyle w:val="Heading2"/>
-      </w:pPr>
-      <w:r>
-        <w:t>4.2 User Requirements</w:t>
-      </w:r>
-    </w:p>
-    <w:p>
-      <w:pPr>
-        <w:pStyle w:val="Heading3"/>
-      </w:pPr>
-      <w:r>
-        <w:t>4.2.1 Admin Requirements</w:t>
-      </w:r>
-    </w:p>
-    <w:p>
-      <w:pPr/>
-      <w:r>
-        <w:t>• Login with email/password authentication</w:t>
-      </w:r>
-    </w:p>
-    <w:p>
-      <w:pPr/>
-      <w:r>
-        <w:t>• Create, edit, and delete campaigns with full lifecycle management</w:t>
-      </w:r>
-    </w:p>
-    <w:p>
-      <w:pPr/>
-      <w:r>
-        <w:t>• Record donations (cash, online, in-kind) with receipt generation</w:t>
-      </w:r>
-    </w:p>
-    <w:p>
-      <w:pPr/>
-      <w:r>
-        <w:t>• Manage volunteers and track attendance</w:t>
-      </w:r>
-    </w:p>
-    <w:p>
-      <w:pPr/>
-      <w:r>
-        <w:t>• View analytics dashboard with real-time statistics</w:t>
-      </w:r>
-    </w:p>
-    <w:p>
-      <w:pPr/>
-      <w:r>
-        <w:t>• Generate QR codes for campaign attendance (FYP-02)</w:t>
-      </w:r>
-    </w:p>
-    <w:p>
-      <w:pPr/>
-      <w:r>
-        <w:t>• Manage all users (activate/deactivate accounts)</w:t>
-      </w:r>
-    </w:p>
-    <w:p>
-      <w:pPr>
-        <w:pStyle w:val="Heading3"/>
-      </w:pPr>
-      <w:r>
-        <w:t>4.2.2 Volunteer Requirements</w:t>
-      </w:r>
-    </w:p>
-    <w:p>
-      <w:pPr/>
-      <w:r>
-        <w:t>• Register and login with email verification</w:t>
-      </w:r>
-    </w:p>
-    <w:p>
-      <w:pPr/>
-      <w:r>
-        <w:t>• Browse available campaigns and join/leave campaigns</w:t>
-      </w:r>
-    </w:p>
-    <w:p>
-      <w:pPr/>
-      <w:r>
-        <w:t>• View personal contribution history</w:t>
-      </w:r>
-    </w:p>
-    <w:p>
-      <w:pPr/>
-      <w:r>
-        <w:t>• Receive campaign recommendations based on skills (FYP-02)</w:t>
-      </w:r>
-    </w:p>
-    <w:p>
-      <w:pPr/>
-      <w:r>
-        <w:t>• Scan QR codes for attendance verification (FYP-02)</w:t>
-      </w:r>
-    </w:p>
-    <w:p>
-      <w:pPr/>
-      <w:r>
-        <w:t>• Update profile with skills, address, and bio</w:t>
-      </w:r>
-    </w:p>
-    <w:p>
-      <w:pPr>
-        <w:pStyle w:val="Heading2"/>
-      </w:pPr>
-      <w:r>
-        <w:t>4.3 Process Flow</w:t>
-      </w:r>
-    </w:p>
-    <w:p>
-      <w:pPr/>
-      <w:r>
-        <w:t>The system follows a three-tier process flow: User Interface (Flutter) → Business Logic (Dart Services) → Backend (Firebase Firestore).</w:t>
-      </w:r>
-    </w:p>
-    <w:p>
-      <w:pPr>
-        <w:jc w:val="center"/>
-      </w:pPr>
-      <w:r>
-        <w:drawing>
-          <wp:inline xmlns:a="http://schemas.openxmlformats.org/drawingml/2006/main" xmlns:pic="http://schemas.openxmlformats.org/drawingml/2006/picture">
-            <wp:extent cx="4754880" cy="4754880"/>
-            <wp:docPr id="4" name="Picture 4"/>
-            <wp:cNvGraphicFramePr>
-              <a:graphicFrameLocks noChangeAspect="1"/>
-            </wp:cNvGraphicFramePr>
-            <a:graphic>
-              <a:graphicData uri="http://schemas.openxmlformats.org/drawingml/2006/picture">
-                <pic:pic>
-                  <pic:nvPicPr>
-                    <pic:cNvPr id="0" name="system_flowchart_1777123184888.png"/>
-                    <pic:cNvPicPr/>
-                  </pic:nvPicPr>
-                  <pic:blipFill>
-                    <a:blip r:embed="rId13"/>
-                    <a:stretch>
-                      <a:fillRect/>
-                    </a:stretch>
-                  </pic:blipFill>
-                  <pic:spPr>
-                    <a:xfrm>
-                      <a:off x="0" y="0"/>
-                      <a:ext cx="4754880" cy="4754880"/>
-                    </a:xfrm>
-                    <a:prstGeom prst="rect"/>
-                  </pic:spPr>
-                </pic:pic>
-              </a:graphicData>
-            </a:graphic>
-          </wp:inline>
-        </w:drawing>
-      </w:r>
-    </w:p>
-    <w:p>
-      <w:pPr>
-        <w:jc w:val="center"/>
+        <w:jc w:val="left"/>
       </w:pPr>
       <w:r>
         <w:rPr>
           <w:i/>
           <w:sz w:val="20"/>
         </w:rPr>
-        <w:t>Figure 4.1: Complete System Process Flow</w:t>
+        <w:t xml:space="preserve">Table </w:t>
       </w:r>
-    </w:p>
-    <w:p>
-      <w:pPr>
-        <w:pStyle w:val="Heading2"/>
-      </w:pPr>
       <w:r>
-        <w:t>4.4 Functional Requirements</w:t>
+        <w:fldChar w:fldCharType="begin"/>
       </w:r>
-    </w:p>
-    <w:p>
-      <w:pPr>
-        <w:jc w:val="center"/>
-      </w:pPr>
+      <w:r>
+        <w:instrText xml:space="preserve"> SEQ Table \* ARABIC </w:instrText>
+      </w:r>
+      <w:r>
+        <w:fldChar w:fldCharType="separate"/>
+      </w:r>
       <w:r>
         <w:rPr>
           <w:i/>
           <w:sz w:val="20"/>
         </w:rPr>
-        <w:t>Table 4.1: Functional Requirements</w:t>
+        <w:t>1</w:t>
       </w:r>
-    </w:p>
-    <w:tbl>
-      <w:tblPr>
-        <w:tblStyle w:val="TableGrid"/>
-        <w:tblW w:type="auto" w:w="0"/>
-        <w:tblLook w:firstColumn="1" w:firstRow="1" w:lastColumn="0" w:lastRow="0" w:noHBand="0" w:noVBand="1" w:val="04A0"/>
-      </w:tblPr>
-      <w:tblGrid>
-        <w:gridCol w:w="2304"/>
-        <w:gridCol w:w="2304"/>
-        <w:gridCol w:w="2304"/>
-        <w:gridCol w:w="2304"/>
-      </w:tblGrid>
-      <w:tr>
-        <w:tc>
-          <w:tcPr>
-            <w:tcW w:type="dxa" w:w="2304"/>
-          </w:tcPr>
-          <w:p>
-            <w:r>
-              <w:rPr>
-                <w:b/>
-              </w:rPr>
-              <w:t>ID</w:t>
-            </w:r>
-          </w:p>
-        </w:tc>
-        <w:tc>
-          <w:tcPr>
-            <w:tcW w:type="dxa" w:w="2304"/>
-          </w:tcPr>
-          <w:p>
-            <w:r>
-              <w:rPr>
-                <w:b/>
-              </w:rPr>
-              <w:t>Requirement</w:t>
-            </w:r>
-          </w:p>
-        </w:tc>
-        <w:tc>
-          <w:tcPr>
-            <w:tcW w:type="dxa" w:w="2304"/>
-          </w:tcPr>
-          <w:p>
-            <w:r>
-              <w:rPr>
-                <w:b/>
-              </w:rPr>
-              <w:t>Priority</w:t>
-            </w:r>
-          </w:p>
-        </w:tc>
-        <w:tc>
-          <w:tcPr>
-            <w:tcW w:type="dxa" w:w="2304"/>
-          </w:tcPr>
-          <w:p>
-            <w:r>
-              <w:rPr>
-                <w:b/>
-              </w:rPr>
-              <w:t>FYP Phase</w:t>
-            </w:r>
-          </w:p>
-        </w:tc>
-      </w:tr>
-      <w:tr>
-        <w:tc>
-          <w:tcPr>
-            <w:tcW w:type="dxa" w:w="2304"/>
-          </w:tcPr>
-          <w:p>
-            <w:r>
-              <w:t>FR01</w:t>
-            </w:r>
-          </w:p>
-        </w:tc>
-        <w:tc>
-          <w:tcPr>
-            <w:tcW w:type="dxa" w:w="2304"/>
-          </w:tcPr>
-          <w:p>
-            <w:r>
-              <w:t>User Login with email/password authentication</w:t>
-            </w:r>
-          </w:p>
-        </w:tc>
-        <w:tc>
-          <w:tcPr>
-            <w:tcW w:type="dxa" w:w="2304"/>
-          </w:tcPr>
-          <w:p>
-            <w:r>
-              <w:t>High</w:t>
-            </w:r>
-          </w:p>
-        </w:tc>
-        <w:tc>
-          <w:tcPr>
-            <w:tcW w:type="dxa" w:w="2304"/>
-          </w:tcPr>
-          <w:p>
-            <w:r>
-              <w:t>FYP-01</w:t>
-            </w:r>
-          </w:p>
-        </w:tc>
-      </w:tr>
-      <w:tr>
-        <w:tc>
-          <w:tcPr>
-            <w:tcW w:type="dxa" w:w="2304"/>
-          </w:tcPr>
-          <w:p>
-            <w:r>
-              <w:t>FR02</w:t>
-            </w:r>
-          </w:p>
-        </w:tc>
-        <w:tc>
-          <w:tcPr>
-            <w:tcW w:type="dxa" w:w="2304"/>
-          </w:tcPr>
-          <w:p>
-            <w:r>
-              <w:t>User Registration with email verification</w:t>
-            </w:r>
-          </w:p>
-        </w:tc>
-        <w:tc>
-          <w:tcPr>
-            <w:tcW w:type="dxa" w:w="2304"/>
-          </w:tcPr>
-          <w:p>
-            <w:r>
-              <w:t>High</w:t>
-            </w:r>
-          </w:p>
-        </w:tc>
-        <w:tc>
-          <w:tcPr>
-            <w:tcW w:type="dxa" w:w="2304"/>
-          </w:tcPr>
-          <w:p>
-            <w:r>
-              <w:t>FYP-01</w:t>
-            </w:r>
-          </w:p>
-        </w:tc>
-      </w:tr>
-      <w:tr>
-        <w:tc>
-          <w:tcPr>
-            <w:tcW w:type="dxa" w:w="2304"/>
-          </w:tcPr>
-          <w:p>
-            <w:r>
-              <w:t>FR03</w:t>
-            </w:r>
-          </w:p>
-        </w:tc>
-        <w:tc>
-          <w:tcPr>
-            <w:tcW w:type="dxa" w:w="2304"/>
-          </w:tcPr>
-          <w:p>
-            <w:r>
-              <w:t>Campaign CRUD (Create, Read, Update, Delete)</w:t>
-            </w:r>
-          </w:p>
-        </w:tc>
-        <w:tc>
-          <w:tcPr>
-            <w:tcW w:type="dxa" w:w="2304"/>
-          </w:tcPr>
-          <w:p>
-            <w:r>
-              <w:t>High</w:t>
-            </w:r>
-          </w:p>
-        </w:tc>
-        <w:tc>
-          <w:tcPr>
-            <w:tcW w:type="dxa" w:w="2304"/>
-          </w:tcPr>
-          <w:p>
-            <w:r>
-              <w:t>FYP-01</w:t>
-            </w:r>
-          </w:p>
-        </w:tc>
-      </w:tr>
-      <w:tr>
-        <w:tc>
-          <w:tcPr>
-            <w:tcW w:type="dxa" w:w="2304"/>
-          </w:tcPr>
-          <w:p>
-            <w:r>
-              <w:t>FR04</w:t>
-            </w:r>
-          </w:p>
-        </w:tc>
-        <w:tc>
-          <w:tcPr>
-            <w:tcW w:type="dxa" w:w="2304"/>
-          </w:tcPr>
-          <w:p>
-            <w:r>
-              <w:t>Campaign status lifecycle (Upcoming → Active → Completed)</w:t>
-            </w:r>
-          </w:p>
-        </w:tc>
-        <w:tc>
-          <w:tcPr>
-            <w:tcW w:type="dxa" w:w="2304"/>
-          </w:tcPr>
-          <w:p>
-            <w:r>
-              <w:t>High</w:t>
-            </w:r>
-          </w:p>
-        </w:tc>
-        <w:tc>
-          <w:tcPr>
-            <w:tcW w:type="dxa" w:w="2304"/>
-          </w:tcPr>
-          <w:p>
-            <w:r>
-              <w:t>FYP-01</w:t>
-            </w:r>
-          </w:p>
-        </w:tc>
-      </w:tr>
-      <w:tr>
-        <w:tc>
-          <w:tcPr>
-            <w:tcW w:type="dxa" w:w="2304"/>
-          </w:tcPr>
-          <w:p>
-            <w:r>
-              <w:t>FR05</w:t>
-            </w:r>
-          </w:p>
-        </w:tc>
-        <w:tc>
-          <w:tcPr>
-            <w:tcW w:type="dxa" w:w="2304"/>
-          </w:tcPr>
-          <w:p>
-            <w:r>
-              <w:t>Donation recording (Cash, Online, In-kind categories)</w:t>
-            </w:r>
-          </w:p>
-        </w:tc>
-        <w:tc>
-          <w:tcPr>
-            <w:tcW w:type="dxa" w:w="2304"/>
-          </w:tcPr>
-          <w:p>
-            <w:r>
-              <w:t>High</w:t>
-            </w:r>
-          </w:p>
-        </w:tc>
-        <w:tc>
-          <w:tcPr>
-            <w:tcW w:type="dxa" w:w="2304"/>
-          </w:tcPr>
-          <w:p>
-            <w:r>
-              <w:t>FYP-01</w:t>
-            </w:r>
-          </w:p>
-        </w:tc>
-      </w:tr>
-      <w:tr>
-        <w:tc>
-          <w:tcPr>
-            <w:tcW w:type="dxa" w:w="2304"/>
-          </w:tcPr>
-          <w:p>
-            <w:r>
-              <w:t>FR06</w:t>
-            </w:r>
-          </w:p>
-        </w:tc>
-        <w:tc>
-          <w:tcPr>
-            <w:tcW w:type="dxa" w:w="2304"/>
-          </w:tcPr>
-          <w:p>
-            <w:r>
-              <w:t>PDF donation receipt generation</w:t>
-            </w:r>
-          </w:p>
-        </w:tc>
-        <w:tc>
-          <w:tcPr>
-            <w:tcW w:type="dxa" w:w="2304"/>
-          </w:tcPr>
-          <w:p>
-            <w:r>
-              <w:t>Medium</w:t>
-            </w:r>
-          </w:p>
-        </w:tc>
-        <w:tc>
-          <w:tcPr>
-            <w:tcW w:type="dxa" w:w="2304"/>
-          </w:tcPr>
-          <w:p>
-            <w:r>
-              <w:t>FYP-01</w:t>
-            </w:r>
-          </w:p>
-        </w:tc>
-      </w:tr>
-      <w:tr>
-        <w:tc>
-          <w:tcPr>
-            <w:tcW w:type="dxa" w:w="2304"/>
-          </w:tcPr>
-          <w:p>
-            <w:r>
-              <w:t>FR07</w:t>
-            </w:r>
-          </w:p>
-        </w:tc>
-        <w:tc>
-          <w:tcPr>
-            <w:tcW w:type="dxa" w:w="2304"/>
-          </w:tcPr>
-          <w:p>
-            <w:r>
-              <w:t>Volunteer self-registration for campaigns</w:t>
-            </w:r>
-          </w:p>
-        </w:tc>
-        <w:tc>
-          <w:tcPr>
-            <w:tcW w:type="dxa" w:w="2304"/>
-          </w:tcPr>
-          <w:p>
-            <w:r>
-              <w:t>High</w:t>
-            </w:r>
-          </w:p>
-        </w:tc>
-        <w:tc>
-          <w:tcPr>
-            <w:tcW w:type="dxa" w:w="2304"/>
-          </w:tcPr>
-          <w:p>
-            <w:r>
-              <w:t>FYP-01</w:t>
-            </w:r>
-          </w:p>
-        </w:tc>
-      </w:tr>
-      <w:tr>
-        <w:tc>
-          <w:tcPr>
-            <w:tcW w:type="dxa" w:w="2304"/>
-          </w:tcPr>
-          <w:p>
-            <w:r>
-              <w:t>FR08</w:t>
-            </w:r>
-          </w:p>
-        </w:tc>
-        <w:tc>
-          <w:tcPr>
-            <w:tcW w:type="dxa" w:w="2304"/>
-          </w:tcPr>
-          <w:p>
-            <w:r>
-              <w:t>Volunteer attendance tracking</w:t>
-            </w:r>
-          </w:p>
-        </w:tc>
-        <w:tc>
-          <w:tcPr>
-            <w:tcW w:type="dxa" w:w="2304"/>
-          </w:tcPr>
-          <w:p>
-            <w:r>
-              <w:t>Medium</w:t>
-            </w:r>
-          </w:p>
-        </w:tc>
-        <w:tc>
-          <w:tcPr>
-            <w:tcW w:type="dxa" w:w="2304"/>
-          </w:tcPr>
-          <w:p>
-            <w:r>
-              <w:t>FYP-01</w:t>
-            </w:r>
-          </w:p>
-        </w:tc>
-      </w:tr>
-      <w:tr>
-        <w:tc>
-          <w:tcPr>
-            <w:tcW w:type="dxa" w:w="2304"/>
-          </w:tcPr>
-          <w:p>
-            <w:r>
-              <w:t>FR09</w:t>
-            </w:r>
-          </w:p>
-        </w:tc>
-        <w:tc>
-          <w:tcPr>
-            <w:tcW w:type="dxa" w:w="2304"/>
-          </w:tcPr>
-          <w:p>
-            <w:r>
-              <w:t>Expense recording per campaign</w:t>
-            </w:r>
-          </w:p>
-        </w:tc>
-        <w:tc>
-          <w:tcPr>
-            <w:tcW w:type="dxa" w:w="2304"/>
-          </w:tcPr>
-          <w:p>
-            <w:r>
-              <w:t>High</w:t>
-            </w:r>
-          </w:p>
-        </w:tc>
-        <w:tc>
-          <w:tcPr>
-            <w:tcW w:type="dxa" w:w="2304"/>
-          </w:tcPr>
-          <w:p>
-            <w:r>
-              <w:t>FYP-01</w:t>
-            </w:r>
-          </w:p>
-        </w:tc>
-      </w:tr>
-      <w:tr>
-        <w:tc>
-          <w:tcPr>
-            <w:tcW w:type="dxa" w:w="2304"/>
-          </w:tcPr>
-          <w:p>
-            <w:r>
-              <w:t>FR10</w:t>
-            </w:r>
-          </w:p>
-        </w:tc>
-        <w:tc>
-          <w:tcPr>
-            <w:tcW w:type="dxa" w:w="2304"/>
-          </w:tcPr>
-          <w:p>
-            <w:r>
-              <w:t>Admin dashboard with real-time analytics</w:t>
-            </w:r>
-          </w:p>
-        </w:tc>
-        <w:tc>
-          <w:tcPr>
-            <w:tcW w:type="dxa" w:w="2304"/>
-          </w:tcPr>
-          <w:p>
-            <w:r>
-              <w:t>Medium</w:t>
-            </w:r>
-          </w:p>
-        </w:tc>
-        <w:tc>
-          <w:tcPr>
-            <w:tcW w:type="dxa" w:w="2304"/>
-          </w:tcPr>
-          <w:p>
-            <w:r>
-              <w:t>FYP-01</w:t>
-            </w:r>
-          </w:p>
-        </w:tc>
-      </w:tr>
-      <w:tr>
-        <w:tc>
-          <w:tcPr>
-            <w:tcW w:type="dxa" w:w="2304"/>
-          </w:tcPr>
-          <w:p>
-            <w:r>
-              <w:t>FR11</w:t>
-            </w:r>
-          </w:p>
-        </w:tc>
-        <w:tc>
-          <w:tcPr>
-            <w:tcW w:type="dxa" w:w="2304"/>
-          </w:tcPr>
-          <w:p>
-            <w:r>
-              <w:t>Role-based access control (Admin/Volunteer)</w:t>
-            </w:r>
-          </w:p>
-        </w:tc>
-        <w:tc>
-          <w:tcPr>
-            <w:tcW w:type="dxa" w:w="2304"/>
-          </w:tcPr>
-          <w:p>
-            <w:r>
-              <w:t>High</w:t>
-            </w:r>
-          </w:p>
-        </w:tc>
-        <w:tc>
-          <w:tcPr>
-            <w:tcW w:type="dxa" w:w="2304"/>
-          </w:tcPr>
-          <w:p>
-            <w:r>
-              <w:t>FYP-01</w:t>
-            </w:r>
-          </w:p>
-        </w:tc>
-      </w:tr>
-      <w:tr>
-        <w:tc>
-          <w:tcPr>
-            <w:tcW w:type="dxa" w:w="2304"/>
-          </w:tcPr>
-          <w:p>
-            <w:r>
-              <w:t>FR12</w:t>
-            </w:r>
-          </w:p>
-        </w:tc>
-        <w:tc>
-          <w:tcPr>
-            <w:tcW w:type="dxa" w:w="2304"/>
-          </w:tcPr>
-          <w:p>
-            <w:r>
-              <w:t>Smart volunteer-campaign matching algorithm</w:t>
-            </w:r>
-          </w:p>
-        </w:tc>
-        <w:tc>
-          <w:tcPr>
-            <w:tcW w:type="dxa" w:w="2304"/>
-          </w:tcPr>
-          <w:p>
-            <w:r>
-              <w:t>Medium</w:t>
-            </w:r>
-          </w:p>
-        </w:tc>
-        <w:tc>
-          <w:tcPr>
-            <w:tcW w:type="dxa" w:w="2304"/>
-          </w:tcPr>
-          <w:p>
-            <w:r>
-              <w:t>FYP-02</w:t>
-            </w:r>
-          </w:p>
-        </w:tc>
-      </w:tr>
-      <w:tr>
-        <w:tc>
-          <w:tcPr>
-            <w:tcW w:type="dxa" w:w="2304"/>
-          </w:tcPr>
-          <w:p>
-            <w:r>
-              <w:t>FR13</w:t>
-            </w:r>
-          </w:p>
-        </w:tc>
-        <w:tc>
-          <w:tcPr>
-            <w:tcW w:type="dxa" w:w="2304"/>
-          </w:tcPr>
-          <w:p>
-            <w:r>
-              <w:t>QR code generation for campaign attendance</w:t>
-            </w:r>
-          </w:p>
-        </w:tc>
-        <w:tc>
-          <w:tcPr>
-            <w:tcW w:type="dxa" w:w="2304"/>
-          </w:tcPr>
-          <w:p>
-            <w:r>
-              <w:t>Medium</w:t>
-            </w:r>
-          </w:p>
-        </w:tc>
-        <w:tc>
-          <w:tcPr>
-            <w:tcW w:type="dxa" w:w="2304"/>
-          </w:tcPr>
-          <w:p>
-            <w:r>
-              <w:t>FYP-02</w:t>
-            </w:r>
-          </w:p>
-        </w:tc>
-      </w:tr>
-      <w:tr>
-        <w:tc>
-          <w:tcPr>
-            <w:tcW w:type="dxa" w:w="2304"/>
-          </w:tcPr>
-          <w:p>
-            <w:r>
-              <w:t>FR14</w:t>
-            </w:r>
-          </w:p>
-        </w:tc>
-        <w:tc>
-          <w:tcPr>
-            <w:tcW w:type="dxa" w:w="2304"/>
-          </w:tcPr>
-          <w:p>
-            <w:r>
-              <w:t>QR code scanning for volunteer check-in</w:t>
-            </w:r>
-          </w:p>
-        </w:tc>
-        <w:tc>
-          <w:tcPr>
-            <w:tcW w:type="dxa" w:w="2304"/>
-          </w:tcPr>
-          <w:p>
-            <w:r>
-              <w:t>Medium</w:t>
-            </w:r>
-          </w:p>
-        </w:tc>
-        <w:tc>
-          <w:tcPr>
-            <w:tcW w:type="dxa" w:w="2304"/>
-          </w:tcPr>
-          <w:p>
-            <w:r>
-              <w:t>FYP-02</w:t>
-            </w:r>
-          </w:p>
-        </w:tc>
-      </w:tr>
-      <w:tr>
-        <w:tc>
-          <w:tcPr>
-            <w:tcW w:type="dxa" w:w="2304"/>
-          </w:tcPr>
-          <w:p>
-            <w:r>
-              <w:t>FR15</w:t>
-            </w:r>
-          </w:p>
-        </w:tc>
-        <w:tc>
-          <w:tcPr>
-            <w:tcW w:type="dxa" w:w="2304"/>
-          </w:tcPr>
-          <w:p>
-            <w:r>
-              <w:t>Push notifications via FCM</w:t>
-            </w:r>
-          </w:p>
-        </w:tc>
-        <w:tc>
-          <w:tcPr>
-            <w:tcW w:type="dxa" w:w="2304"/>
-          </w:tcPr>
-          <w:p>
-            <w:r>
-              <w:t>Low</w:t>
-            </w:r>
-          </w:p>
-        </w:tc>
-        <w:tc>
-          <w:tcPr>
-            <w:tcW w:type="dxa" w:w="2304"/>
-          </w:tcPr>
-          <w:p>
-            <w:r>
-              <w:t>FYP-02</w:t>
-            </w:r>
-          </w:p>
-        </w:tc>
-      </w:tr>
-    </w:tbl>
-    <w:p>
-      <w:pPr>
-        <w:pStyle w:val="Heading2"/>
-      </w:pPr>
       <w:r>
-        <w:t>4.5 Non-Functional Requirements</w:t>
+        <w:fldChar w:fldCharType="end"/>
       </w:r>
-    </w:p>
-    <w:p>
-      <w:pPr>
-        <w:jc w:val="center"/>
-      </w:pPr>
       <w:r>
         <w:rPr>
           <w:i/>
           <w:sz w:val="20"/>
         </w:rPr>
-        <w:t>Table 4.2: Non-Functional Requirements</w:t>
+        <w:t>: Functional Requirements</w:t>
       </w:r>
     </w:p>
     <w:tbl>
@@ -2109,7 +832,7 @@
               <w:rPr>
                 <w:b/>
               </w:rPr>
-              <w:t>Description</w:t>
+              <w:t>Phase</w:t>
             </w:r>
           </w:p>
         </w:tc>
@@ -2121,7 +844,7 @@
           </w:tcPr>
           <w:p>
             <w:r>
-              <w:t>NFR01</w:t>
+              <w:t>FR01</w:t>
             </w:r>
           </w:p>
         </w:tc>
@@ -2131,7 +854,7 @@
           </w:tcPr>
           <w:p>
             <w:r>
-              <w:t>Performance</w:t>
+              <w:t>Admin login and Volunteer Registration</w:t>
             </w:r>
           </w:p>
         </w:tc>
@@ -2141,7 +864,7 @@
           </w:tcPr>
           <w:p>
             <w:r>
-              <w:t>System must respond within 2 seconds for CRUD operations</w:t>
+              <w:t>FYP-01</w:t>
             </w:r>
           </w:p>
         </w:tc>
@@ -2153,7 +876,7 @@
           </w:tcPr>
           <w:p>
             <w:r>
-              <w:t>NFR02</w:t>
+              <w:t>FR02</w:t>
             </w:r>
           </w:p>
         </w:tc>
@@ -2163,7 +886,7 @@
           </w:tcPr>
           <w:p>
             <w:r>
-              <w:t>Usability</w:t>
+              <w:t>Admin can create, edit, and delete campaigns</w:t>
             </w:r>
           </w:p>
         </w:tc>
@@ -2173,7 +896,7 @@
           </w:tcPr>
           <w:p>
             <w:r>
-              <w:t>Interface must be intuitive for users with basic smartphone literacy</w:t>
+              <w:t>FYP-01</w:t>
             </w:r>
           </w:p>
         </w:tc>
@@ -2185,7 +908,7 @@
           </w:tcPr>
           <w:p>
             <w:r>
-              <w:t>NFR03</w:t>
+              <w:t>FR03</w:t>
             </w:r>
           </w:p>
         </w:tc>
@@ -2195,7 +918,7 @@
           </w:tcPr>
           <w:p>
             <w:r>
-              <w:t>Availability</w:t>
+              <w:t>System records donations and generates PDF receipts</w:t>
             </w:r>
           </w:p>
         </w:tc>
@@ -2205,7 +928,7 @@
           </w:tcPr>
           <w:p>
             <w:r>
-              <w:t>System must be available 99% uptime via Firebase infrastructure</w:t>
+              <w:t>FYP-01</w:t>
             </w:r>
           </w:p>
         </w:tc>
@@ -2217,7 +940,7 @@
           </w:tcPr>
           <w:p>
             <w:r>
-              <w:t>NFR04</w:t>
+              <w:t>FR04</w:t>
             </w:r>
           </w:p>
         </w:tc>
@@ -2227,7 +950,7 @@
           </w:tcPr>
           <w:p>
             <w:r>
-              <w:t>Scalability</w:t>
+              <w:t>Volunteers can join campaigns</w:t>
             </w:r>
           </w:p>
         </w:tc>
@@ -2237,7 +960,7 @@
           </w:tcPr>
           <w:p>
             <w:r>
-              <w:t>Must handle 500+ concurrent users without performance degradation</w:t>
+              <w:t>FYP-01</w:t>
             </w:r>
           </w:p>
         </w:tc>
@@ -2249,7 +972,7 @@
           </w:tcPr>
           <w:p>
             <w:r>
-              <w:t>NFR05</w:t>
+              <w:t>FR05</w:t>
             </w:r>
           </w:p>
         </w:tc>
@@ -2259,7 +982,7 @@
           </w:tcPr>
           <w:p>
             <w:r>
-              <w:t>Security</w:t>
+              <w:t>Smart algorithm matches volunteers to campaigns based on skills</w:t>
             </w:r>
           </w:p>
         </w:tc>
@@ -2269,7 +992,7 @@
           </w:tcPr>
           <w:p>
             <w:r>
-              <w:t>RBAC enforced via Firestore security rules; passwords hashed by Firebase Auth</w:t>
+              <w:t>FYP-02</w:t>
             </w:r>
           </w:p>
         </w:tc>
@@ -2281,7 +1004,7 @@
           </w:tcPr>
           <w:p>
             <w:r>
-              <w:t>NFR06</w:t>
+              <w:t>FR06</w:t>
             </w:r>
           </w:p>
         </w:tc>
@@ -2291,7 +1014,7 @@
           </w:tcPr>
           <w:p>
             <w:r>
-              <w:t>Maintainability</w:t>
+              <w:t>Admin can generate QR codes for campaigns</w:t>
             </w:r>
           </w:p>
         </w:tc>
@@ -2301,7 +1024,39 @@
           </w:tcPr>
           <w:p>
             <w:r>
-              <w:t>Modular architecture with feature flags for phase-based development</w:t>
+              <w:t>FYP-02</w:t>
+            </w:r>
+          </w:p>
+        </w:tc>
+      </w:tr>
+      <w:tr>
+        <w:tc>
+          <w:tcPr>
+            <w:tcW w:type="dxa" w:w="3072"/>
+          </w:tcPr>
+          <w:p>
+            <w:r>
+              <w:t>FR07</w:t>
+            </w:r>
+          </w:p>
+        </w:tc>
+        <w:tc>
+          <w:tcPr>
+            <w:tcW w:type="dxa" w:w="3072"/>
+          </w:tcPr>
+          <w:p>
+            <w:r>
+              <w:t>Volunteers scan QR to mark their attendance</w:t>
+            </w:r>
+          </w:p>
+        </w:tc>
+        <w:tc>
+          <w:tcPr>
+            <w:tcW w:type="dxa" w:w="3072"/>
+          </w:tcPr>
+          <w:p>
+            <w:r>
+              <w:t>FYP-02</w:t>
             </w:r>
           </w:p>
         </w:tc>
@@ -2312,27 +1067,51 @@
         <w:pStyle w:val="Heading2"/>
       </w:pPr>
       <w:r>
-        <w:t>4.6 Assumptions and Constraints</w:t>
+        <w:t>4.2 Non-Functional Requirements</w:t>
+      </w:r>
+    </w:p>
+    <w:p>
+      <w:pPr/>
+      <w:r>
+        <w:t>These requirements define how well the system should perform.</w:t>
       </w:r>
     </w:p>
     <w:p>
       <w:pPr>
-        <w:pStyle w:val="Heading3"/>
-      </w:pPr>
-      <w:r>
-        <w:t>4.6.1 Development Languages and Tools</w:t>
-      </w:r>
-    </w:p>
-    <w:p>
-      <w:pPr>
-        <w:jc w:val="center"/>
+        <w:jc w:val="left"/>
       </w:pPr>
       <w:r>
         <w:rPr>
           <w:i/>
           <w:sz w:val="20"/>
         </w:rPr>
-        <w:t>Table 4.3: Development Tools and Technologies</w:t>
+        <w:t xml:space="preserve">Table </w:t>
+      </w:r>
+      <w:r>
+        <w:fldChar w:fldCharType="begin"/>
+      </w:r>
+      <w:r>
+        <w:instrText xml:space="preserve"> SEQ Table \* ARABIC </w:instrText>
+      </w:r>
+      <w:r>
+        <w:fldChar w:fldCharType="separate"/>
+      </w:r>
+      <w:r>
+        <w:rPr>
+          <w:i/>
+          <w:sz w:val="20"/>
+        </w:rPr>
+        <w:t>1</w:t>
+      </w:r>
+      <w:r>
+        <w:fldChar w:fldCharType="end"/>
+      </w:r>
+      <w:r>
+        <w:rPr>
+          <w:i/>
+          <w:sz w:val="20"/>
+        </w:rPr>
+        <w:t>: Non-Functional Requirements</w:t>
       </w:r>
     </w:p>
     <w:tbl>
@@ -2356,7 +1135,7 @@
               <w:rPr>
                 <w:b/>
               </w:rPr>
-              <w:t>Tool/Technology</w:t>
+              <w:t>ID</w:t>
             </w:r>
           </w:p>
         </w:tc>
@@ -2369,13 +1148,194 @@
               <w:rPr>
                 <w:b/>
               </w:rPr>
-              <w:t>Version</w:t>
+              <w:t>Requirement</w:t>
             </w:r>
           </w:p>
         </w:tc>
         <w:tc>
           <w:tcPr>
             <w:tcW w:type="dxa" w:w="3072"/>
+          </w:tcPr>
+          <w:p>
+            <w:r>
+              <w:rPr>
+                <w:b/>
+              </w:rPr>
+              <w:t>Details</w:t>
+            </w:r>
+          </w:p>
+        </w:tc>
+      </w:tr>
+      <w:tr>
+        <w:tc>
+          <w:tcPr>
+            <w:tcW w:type="dxa" w:w="3072"/>
+          </w:tcPr>
+          <w:p>
+            <w:r>
+              <w:t>NFR01</w:t>
+            </w:r>
+          </w:p>
+        </w:tc>
+        <w:tc>
+          <w:tcPr>
+            <w:tcW w:type="dxa" w:w="3072"/>
+          </w:tcPr>
+          <w:p>
+            <w:r>
+              <w:t>Speed</w:t>
+            </w:r>
+          </w:p>
+        </w:tc>
+        <w:tc>
+          <w:tcPr>
+            <w:tcW w:type="dxa" w:w="3072"/>
+          </w:tcPr>
+          <w:p>
+            <w:r>
+              <w:t>The app should load data quickly from Firebase.</w:t>
+            </w:r>
+          </w:p>
+        </w:tc>
+      </w:tr>
+      <w:tr>
+        <w:tc>
+          <w:tcPr>
+            <w:tcW w:type="dxa" w:w="3072"/>
+          </w:tcPr>
+          <w:p>
+            <w:r>
+              <w:t>NFR02</w:t>
+            </w:r>
+          </w:p>
+        </w:tc>
+        <w:tc>
+          <w:tcPr>
+            <w:tcW w:type="dxa" w:w="3072"/>
+          </w:tcPr>
+          <w:p>
+            <w:r>
+              <w:t>Security</w:t>
+            </w:r>
+          </w:p>
+        </w:tc>
+        <w:tc>
+          <w:tcPr>
+            <w:tcW w:type="dxa" w:w="3072"/>
+          </w:tcPr>
+          <w:p>
+            <w:r>
+              <w:t>Passwords should be hidden and database secured.</w:t>
+            </w:r>
+          </w:p>
+        </w:tc>
+      </w:tr>
+      <w:tr>
+        <w:tc>
+          <w:tcPr>
+            <w:tcW w:type="dxa" w:w="3072"/>
+          </w:tcPr>
+          <w:p>
+            <w:r>
+              <w:t>NFR03</w:t>
+            </w:r>
+          </w:p>
+        </w:tc>
+        <w:tc>
+          <w:tcPr>
+            <w:tcW w:type="dxa" w:w="3072"/>
+          </w:tcPr>
+          <w:p>
+            <w:r>
+              <w:t>Ease of Use</w:t>
+            </w:r>
+          </w:p>
+        </w:tc>
+        <w:tc>
+          <w:tcPr>
+            <w:tcW w:type="dxa" w:w="3072"/>
+          </w:tcPr>
+          <w:p>
+            <w:r>
+              <w:t>The UI should be very simple for normal people to use.</w:t>
+            </w:r>
+          </w:p>
+        </w:tc>
+      </w:tr>
+    </w:tbl>
+    <w:p>
+      <w:pPr>
+        <w:pStyle w:val="Heading2"/>
+      </w:pPr>
+      <w:r>
+        <w:t>4.3 Tools Used</w:t>
+      </w:r>
+    </w:p>
+    <w:p>
+      <w:pPr>
+        <w:jc w:val="left"/>
+      </w:pPr>
+      <w:r>
+        <w:rPr>
+          <w:i/>
+          <w:sz w:val="20"/>
+        </w:rPr>
+        <w:t xml:space="preserve">Table </w:t>
+      </w:r>
+      <w:r>
+        <w:fldChar w:fldCharType="begin"/>
+      </w:r>
+      <w:r>
+        <w:instrText xml:space="preserve"> SEQ Table \* ARABIC </w:instrText>
+      </w:r>
+      <w:r>
+        <w:fldChar w:fldCharType="separate"/>
+      </w:r>
+      <w:r>
+        <w:rPr>
+          <w:i/>
+          <w:sz w:val="20"/>
+        </w:rPr>
+        <w:t>1</w:t>
+      </w:r>
+      <w:r>
+        <w:fldChar w:fldCharType="end"/>
+      </w:r>
+      <w:r>
+        <w:rPr>
+          <w:i/>
+          <w:sz w:val="20"/>
+        </w:rPr>
+        <w:t>: Development Tools and Technologies</w:t>
+      </w:r>
+    </w:p>
+    <w:tbl>
+      <w:tblPr>
+        <w:tblStyle w:val="TableGrid"/>
+        <w:tblW w:type="auto" w:w="0"/>
+        <w:tblLook w:firstColumn="1" w:firstRow="1" w:lastColumn="0" w:lastRow="0" w:noHBand="0" w:noVBand="1" w:val="04A0"/>
+      </w:tblPr>
+      <w:tblGrid>
+        <w:gridCol w:w="4608"/>
+        <w:gridCol w:w="4608"/>
+      </w:tblGrid>
+      <w:tr>
+        <w:tc>
+          <w:tcPr>
+            <w:tcW w:type="dxa" w:w="4608"/>
+          </w:tcPr>
+          <w:p>
+            <w:r>
+              <w:rPr>
+                <w:b/>
+              </w:rPr>
+              <w:t>Tool</w:t>
+            </w:r>
+          </w:p>
+        </w:tc>
+        <w:tc>
+          <w:tcPr>
+            <w:tcW w:type="dxa" w:w="4608"/>
           </w:tcPr>
           <w:p>
             <w:r>
@@ -2390,7 +1350,7 @@
       <w:tr>
         <w:tc>
           <w:tcPr>
-            <w:tcW w:type="dxa" w:w="3072"/>
+            <w:tcW w:type="dxa" w:w="4608"/>
           </w:tcPr>
           <w:p>
             <w:r>
@@ -2400,21 +1360,11 @@
         </w:tc>
         <w:tc>
           <w:tcPr>
-            <w:tcW w:type="dxa" w:w="3072"/>
+            <w:tcW w:type="dxa" w:w="4608"/>
           </w:tcPr>
           <w:p>
             <w:r>
-              <w:t>3.x</w:t>
-            </w:r>
-          </w:p>
-        </w:tc>
-        <w:tc>
-          <w:tcPr>
-            <w:tcW w:type="dxa" w:w="3072"/>
-          </w:tcPr>
-          <w:p>
-            <w:r>
-              <w:t>Cross-platform UI framework (Android, iOS, Web)</w:t>
+              <w:t>To build the mobile app and web dashboard</w:t>
             </w:r>
           </w:p>
         </w:tc>
@@ -2422,7 +1372,7 @@
       <w:tr>
         <w:tc>
           <w:tcPr>
-            <w:tcW w:type="dxa" w:w="3072"/>
+            <w:tcW w:type="dxa" w:w="4608"/>
           </w:tcPr>
           <w:p>
             <w:r>
@@ -2432,21 +1382,11 @@
         </w:tc>
         <w:tc>
           <w:tcPr>
-            <w:tcW w:type="dxa" w:w="3072"/>
+            <w:tcW w:type="dxa" w:w="4608"/>
           </w:tcPr>
           <w:p>
             <w:r>
-              <w:t>3.x</w:t>
-            </w:r>
-          </w:p>
-        </w:tc>
-        <w:tc>
-          <w:tcPr>
-            <w:tcW w:type="dxa" w:w="3072"/>
-          </w:tcPr>
-          <w:p>
-            <w:r>
-              <w:t>Programming language</w:t>
+              <w:t>The programming language used</w:t>
             </w:r>
           </w:p>
         </w:tc>
@@ -2454,31 +1394,21 @@
       <w:tr>
         <w:tc>
           <w:tcPr>
-            <w:tcW w:type="dxa" w:w="3072"/>
+            <w:tcW w:type="dxa" w:w="4608"/>
           </w:tcPr>
           <w:p>
             <w:r>
-              <w:t>Firebase Core</w:t>
+              <w:t>Firebase</w:t>
             </w:r>
           </w:p>
         </w:tc>
         <w:tc>
           <w:tcPr>
-            <w:tcW w:type="dxa" w:w="3072"/>
+            <w:tcW w:type="dxa" w:w="4608"/>
           </w:tcPr>
           <w:p>
             <w:r>
-              <w:t>4.7.0</w:t>
-            </w:r>
-          </w:p>
-        </w:tc>
-        <w:tc>
-          <w:tcPr>
-            <w:tcW w:type="dxa" w:w="3072"/>
-          </w:tcPr>
-          <w:p>
-            <w:r>
-              <w:t>Backend-as-a-Service</w:t>
+              <w:t>For database (Firestore) and authentication</w:t>
             </w:r>
           </w:p>
         </w:tc>
@@ -2486,231 +1416,7 @@
       <w:tr>
         <w:tc>
           <w:tcPr>
-            <w:tcW w:type="dxa" w:w="3072"/>
-          </w:tcPr>
-          <w:p>
-            <w:r>
-              <w:t>Cloud Firestore</w:t>
-            </w:r>
-          </w:p>
-        </w:tc>
-        <w:tc>
-          <w:tcPr>
-            <w:tcW w:type="dxa" w:w="3072"/>
-          </w:tcPr>
-          <w:p>
-            <w:r>
-              <w:t>6.3.0</w:t>
-            </w:r>
-          </w:p>
-        </w:tc>
-        <w:tc>
-          <w:tcPr>
-            <w:tcW w:type="dxa" w:w="3072"/>
-          </w:tcPr>
-          <w:p>
-            <w:r>
-              <w:t>NoSQL database</w:t>
-            </w:r>
-          </w:p>
-        </w:tc>
-      </w:tr>
-      <w:tr>
-        <w:tc>
-          <w:tcPr>
-            <w:tcW w:type="dxa" w:w="3072"/>
-          </w:tcPr>
-          <w:p>
-            <w:r>
-              <w:t>Firebase Auth</w:t>
-            </w:r>
-          </w:p>
-        </w:tc>
-        <w:tc>
-          <w:tcPr>
-            <w:tcW w:type="dxa" w:w="3072"/>
-          </w:tcPr>
-          <w:p>
-            <w:r>
-              <w:t>5.5.1</w:t>
-            </w:r>
-          </w:p>
-        </w:tc>
-        <w:tc>
-          <w:tcPr>
-            <w:tcW w:type="dxa" w:w="3072"/>
-          </w:tcPr>
-          <w:p>
-            <w:r>
-              <w:t>Authentication</w:t>
-            </w:r>
-          </w:p>
-        </w:tc>
-      </w:tr>
-      <w:tr>
-        <w:tc>
-          <w:tcPr>
-            <w:tcW w:type="dxa" w:w="3072"/>
-          </w:tcPr>
-          <w:p>
-            <w:r>
-              <w:t>Firebase Storage</w:t>
-            </w:r>
-          </w:p>
-        </w:tc>
-        <w:tc>
-          <w:tcPr>
-            <w:tcW w:type="dxa" w:w="3072"/>
-          </w:tcPr>
-          <w:p>
-            <w:r>
-              <w:t>12.4.4</w:t>
-            </w:r>
-          </w:p>
-        </w:tc>
-        <w:tc>
-          <w:tcPr>
-            <w:tcW w:type="dxa" w:w="3072"/>
-          </w:tcPr>
-          <w:p>
-            <w:r>
-              <w:t>File/image storage</w:t>
-            </w:r>
-          </w:p>
-        </w:tc>
-      </w:tr>
-      <w:tr>
-        <w:tc>
-          <w:tcPr>
-            <w:tcW w:type="dxa" w:w="3072"/>
-          </w:tcPr>
-          <w:p>
-            <w:r>
-              <w:t>Firebase Messaging</w:t>
-            </w:r>
-          </w:p>
-        </w:tc>
-        <w:tc>
-          <w:tcPr>
-            <w:tcW w:type="dxa" w:w="3072"/>
-          </w:tcPr>
-          <w:p>
-            <w:r>
-              <w:t>16.2.0</w:t>
-            </w:r>
-          </w:p>
-        </w:tc>
-        <w:tc>
-          <w:tcPr>
-            <w:tcW w:type="dxa" w:w="3072"/>
-          </w:tcPr>
-          <w:p>
-            <w:r>
-              <w:t>Push notifications (FCM)</w:t>
-            </w:r>
-          </w:p>
-        </w:tc>
-      </w:tr>
-      <w:tr>
-        <w:tc>
-          <w:tcPr>
-            <w:tcW w:type="dxa" w:w="3072"/>
-          </w:tcPr>
-          <w:p>
-            <w:r>
-              <w:t>Next.js</w:t>
-            </w:r>
-          </w:p>
-        </w:tc>
-        <w:tc>
-          <w:tcPr>
-            <w:tcW w:type="dxa" w:w="3072"/>
-          </w:tcPr>
-          <w:p>
-            <w:r>
-              <w:t>16.x</w:t>
-            </w:r>
-          </w:p>
-        </w:tc>
-        <w:tc>
-          <w:tcPr>
-            <w:tcW w:type="dxa" w:w="3072"/>
-          </w:tcPr>
-          <w:p>
-            <w:r>
-              <w:t>Public website framework</w:t>
-            </w:r>
-          </w:p>
-        </w:tc>
-      </w:tr>
-      <w:tr>
-        <w:tc>
-          <w:tcPr>
-            <w:tcW w:type="dxa" w:w="3072"/>
-          </w:tcPr>
-          <w:p>
-            <w:r>
-              <w:t>qr_flutter</w:t>
-            </w:r>
-          </w:p>
-        </w:tc>
-        <w:tc>
-          <w:tcPr>
-            <w:tcW w:type="dxa" w:w="3072"/>
-          </w:tcPr>
-          <w:p>
-            <w:r>
-              <w:t>4.1.0</w:t>
-            </w:r>
-          </w:p>
-        </w:tc>
-        <w:tc>
-          <w:tcPr>
-            <w:tcW w:type="dxa" w:w="3072"/>
-          </w:tcPr>
-          <w:p>
-            <w:r>
-              <w:t>QR code generation</w:t>
-            </w:r>
-          </w:p>
-        </w:tc>
-      </w:tr>
-      <w:tr>
-        <w:tc>
-          <w:tcPr>
-            <w:tcW w:type="dxa" w:w="3072"/>
-          </w:tcPr>
-          <w:p>
-            <w:r>
-              <w:t>mobile_scanner</w:t>
-            </w:r>
-          </w:p>
-        </w:tc>
-        <w:tc>
-          <w:tcPr>
-            <w:tcW w:type="dxa" w:w="3072"/>
-          </w:tcPr>
-          <w:p>
-            <w:r>
-              <w:t>6.0.x</w:t>
-            </w:r>
-          </w:p>
-        </w:tc>
-        <w:tc>
-          <w:tcPr>
-            <w:tcW w:type="dxa" w:w="3072"/>
-          </w:tcPr>
-          <w:p>
-            <w:r>
-              <w:t>QR code scanning (camera)</w:t>
-            </w:r>
-          </w:p>
-        </w:tc>
-      </w:tr>
-      <w:tr>
-        <w:tc>
-          <w:tcPr>
-            <w:tcW w:type="dxa" w:w="3072"/>
+            <w:tcW w:type="dxa" w:w="4608"/>
           </w:tcPr>
           <w:p>
             <w:r>
@@ -2720,21 +1426,11 @@
         </w:tc>
         <w:tc>
           <w:tcPr>
-            <w:tcW w:type="dxa" w:w="3072"/>
+            <w:tcW w:type="dxa" w:w="4608"/>
           </w:tcPr>
           <w:p>
             <w:r>
-              <w:t>Latest</w:t>
-            </w:r>
-          </w:p>
-        </w:tc>
-        <w:tc>
-          <w:tcPr>
-            <w:tcW w:type="dxa" w:w="3072"/>
-          </w:tcPr>
-          <w:p>
-            <w:r>
-              <w:t>Primary IDE</w:t>
+              <w:t>The IDE used for writing code</w:t>
             </w:r>
           </w:p>
         </w:tc>
@@ -2742,36 +1438,48 @@
     </w:tbl>
     <w:p>
       <w:pPr>
-        <w:pStyle w:val="Heading3"/>
+        <w:pStyle w:val="Heading2"/>
       </w:pPr>
       <w:r>
-        <w:t>4.6.2 Operating Environment</w:t>
-      </w:r>
-    </w:p>
-    <w:p>
-      <w:pPr/>
-      <w:r>
-        <w:t>The system runs on: Android 5.0+, iOS 12+, and modern web browsers (Chrome, Safari, Firefox). The backend runs on Google Cloud infrastructure via Firebase.</w:t>
+        <w:t>4.4 Actors</w:t>
       </w:r>
     </w:p>
     <w:p>
       <w:pPr>
-        <w:pStyle w:val="Heading2"/>
-      </w:pPr>
-      <w:r>
-        <w:t>4.7 Actors</w:t>
-      </w:r>
-    </w:p>
-    <w:p>
-      <w:pPr>
-        <w:jc w:val="center"/>
+        <w:jc w:val="left"/>
       </w:pPr>
       <w:r>
         <w:rPr>
           <w:i/>
           <w:sz w:val="20"/>
         </w:rPr>
-        <w:t>Table 4.4: System Actors</w:t>
+        <w:t xml:space="preserve">Table </w:t>
+      </w:r>
+      <w:r>
+        <w:fldChar w:fldCharType="begin"/>
+      </w:r>
+      <w:r>
+        <w:instrText xml:space="preserve"> SEQ Table \* ARABIC </w:instrText>
+      </w:r>
+      <w:r>
+        <w:fldChar w:fldCharType="separate"/>
+      </w:r>
+      <w:r>
+        <w:rPr>
+          <w:i/>
+          <w:sz w:val="20"/>
+        </w:rPr>
+        <w:t>1</w:t>
+      </w:r>
+      <w:r>
+        <w:fldChar w:fldCharType="end"/>
+      </w:r>
+      <w:r>
+        <w:rPr>
+          <w:i/>
+          <w:sz w:val="20"/>
+        </w:rPr>
+        <w:t>: System Actors</w:t>
       </w:r>
     </w:p>
     <w:tbl>
@@ -2781,14 +1489,13 @@
         <w:tblLook w:firstColumn="1" w:firstRow="1" w:lastColumn="0" w:lastRow="0" w:noHBand="0" w:noVBand="1" w:val="04A0"/>
       </w:tblPr>
       <w:tblGrid>
-        <w:gridCol w:w="3072"/>
-        <w:gridCol w:w="3072"/>
-        <w:gridCol w:w="3072"/>
+        <w:gridCol w:w="4608"/>
+        <w:gridCol w:w="4608"/>
       </w:tblGrid>
       <w:tr>
         <w:tc>
           <w:tcPr>
-            <w:tcW w:type="dxa" w:w="3072"/>
+            <w:tcW w:type="dxa" w:w="4608"/>
           </w:tcPr>
           <w:p>
             <w:r>
@@ -2801,27 +1508,14 @@
         </w:tc>
         <w:tc>
           <w:tcPr>
-            <w:tcW w:type="dxa" w:w="3072"/>
+            <w:tcW w:type="dxa" w:w="4608"/>
           </w:tcPr>
           <w:p>
             <w:r>
               <w:rPr>
                 <w:b/>
               </w:rPr>
-              <w:t>Description</w:t>
-            </w:r>
-          </w:p>
-        </w:tc>
-        <w:tc>
-          <w:tcPr>
-            <w:tcW w:type="dxa" w:w="3072"/>
-          </w:tcPr>
-          <w:p>
-            <w:r>
-              <w:rPr>
-                <w:b/>
-              </w:rPr>
-              <w:t>Key Actions</w:t>
+              <w:t>Role</w:t>
             </w:r>
           </w:p>
         </w:tc>
@@ -2829,7 +1523,7 @@
       <w:tr>
         <w:tc>
           <w:tcPr>
-            <w:tcW w:type="dxa" w:w="3072"/>
+            <w:tcW w:type="dxa" w:w="4608"/>
           </w:tcPr>
           <w:p>
             <w:r>
@@ -2839,21 +1533,11 @@
         </w:tc>
         <w:tc>
           <w:tcPr>
-            <w:tcW w:type="dxa" w:w="3072"/>
+            <w:tcW w:type="dxa" w:w="4608"/>
           </w:tcPr>
           <w:p>
             <w:r>
-              <w:t>NGO administrator with full system access</w:t>
-            </w:r>
-          </w:p>
-        </w:tc>
-        <w:tc>
-          <w:tcPr>
-            <w:tcW w:type="dxa" w:w="3072"/>
-          </w:tcPr>
-          <w:p>
-            <w:r>
-              <w:t>Campaign CRUD, Donation recording, User management, QR generation, Analytics</w:t>
+              <w:t>Controls everything. Creates campaigns and records donations.</w:t>
             </w:r>
           </w:p>
         </w:tc>
@@ -2861,7 +1545,7 @@
       <w:tr>
         <w:tc>
           <w:tcPr>
-            <w:tcW w:type="dxa" w:w="3072"/>
+            <w:tcW w:type="dxa" w:w="4608"/>
           </w:tcPr>
           <w:p>
             <w:r>
@@ -2871,53 +1555,11 @@
         </w:tc>
         <w:tc>
           <w:tcPr>
-            <w:tcW w:type="dxa" w:w="3072"/>
+            <w:tcW w:type="dxa" w:w="4608"/>
           </w:tcPr>
           <w:p>
             <w:r>
-              <w:t>Registered user who participates in campaigns</w:t>
-            </w:r>
-          </w:p>
-        </w:tc>
-        <w:tc>
-          <w:tcPr>
-            <w:tcW w:type="dxa" w:w="3072"/>
-          </w:tcPr>
-          <w:p>
-            <w:r>
-              <w:t>Browse campaigns, Join/Leave, Scan QR, View recommendations, Update profile</w:t>
-            </w:r>
-          </w:p>
-        </w:tc>
-      </w:tr>
-      <w:tr>
-        <w:tc>
-          <w:tcPr>
-            <w:tcW w:type="dxa" w:w="3072"/>
-          </w:tcPr>
-          <w:p>
-            <w:r>
-              <w:t>Public User</w:t>
-            </w:r>
-          </w:p>
-        </w:tc>
-        <w:tc>
-          <w:tcPr>
-            <w:tcW w:type="dxa" w:w="3072"/>
-          </w:tcPr>
-          <w:p>
-            <w:r>
-              <w:t>Unregistered visitor on the website</w:t>
-            </w:r>
-          </w:p>
-        </w:tc>
-        <w:tc>
-          <w:tcPr>
-            <w:tcW w:type="dxa" w:w="3072"/>
-          </w:tcPr>
-          <w:p>
-            <w:r>
-              <w:t>View public campaigns, Read about HRAS, Contact NGO</w:t>
+              <w:t>Normal user who joins campaigns and scans QR for attendance.</w:t>
             </w:r>
           </w:p>
         </w:tc>
@@ -2928,13 +1570,13 @@
         <w:pStyle w:val="Heading2"/>
       </w:pPr>
       <w:r>
-        <w:t>4.8 Use Cases</w:t>
+        <w:t>4.5 Use Cases</w:t>
       </w:r>
     </w:p>
     <w:p>
       <w:pPr/>
       <w:r>
-        <w:t>The following use case diagram shows the interactions between actors and the system.</w:t>
+        <w:t>The use case diagram shows what each actor can do in the system.</w:t>
       </w:r>
     </w:p>
     <w:p>
@@ -2945,7 +1587,7 @@
         <w:drawing>
           <wp:inline xmlns:a="http://schemas.openxmlformats.org/drawingml/2006/main" xmlns:pic="http://schemas.openxmlformats.org/drawingml/2006/picture">
             <wp:extent cx="4754880" cy="13785041"/>
-            <wp:docPr id="5" name="Picture 5"/>
+            <wp:docPr id="4" name="Picture 4"/>
             <wp:cNvGraphicFramePr>
               <a:graphicFrameLocks noChangeAspect="1"/>
             </wp:cNvGraphicFramePr>
@@ -2957,7 +1599,7 @@
                     <pic:cNvPicPr/>
                   </pic:nvPicPr>
                   <pic:blipFill>
-                    <a:blip r:embed="rId14"/>
+                    <a:blip r:embed="rId13"/>
                     <a:stretch>
                       <a:fillRect/>
                     </a:stretch>
@@ -2985,27 +1627,71 @@
           <w:i/>
           <w:sz w:val="20"/>
         </w:rPr>
-        <w:t>Figure 4.2: Use Case Diagram</w:t>
+        <w:t xml:space="preserve">Figure </w:t>
+      </w:r>
+      <w:r>
+        <w:fldChar w:fldCharType="begin"/>
+      </w:r>
+      <w:r>
+        <w:instrText xml:space="preserve"> SEQ Figure \* ARABIC </w:instrText>
+      </w:r>
+      <w:r>
+        <w:fldChar w:fldCharType="separate"/>
+      </w:r>
+      <w:r>
+        <w:rPr>
+          <w:i/>
+          <w:sz w:val="20"/>
+        </w:rPr>
+        <w:t>1</w:t>
+      </w:r>
+      <w:r>
+        <w:fldChar w:fldCharType="end"/>
+      </w:r>
+      <w:r>
+        <w:rPr>
+          <w:i/>
+          <w:sz w:val="20"/>
+        </w:rPr>
+        <w:t>: Use Case Diagram</w:t>
       </w:r>
     </w:p>
     <w:p>
       <w:pPr>
-        <w:pStyle w:val="Heading3"/>
-      </w:pPr>
-      <w:r>
-        <w:t>4.8.1 Use Case: User Login</w:t>
-      </w:r>
-    </w:p>
-    <w:p>
-      <w:pPr>
-        <w:jc w:val="center"/>
+        <w:jc w:val="left"/>
       </w:pPr>
       <w:r>
         <w:rPr>
           <w:i/>
           <w:sz w:val="20"/>
         </w:rPr>
-        <w:t>Table 4.5: Login Use Case</w:t>
+        <w:t xml:space="preserve">Table </w:t>
+      </w:r>
+      <w:r>
+        <w:fldChar w:fldCharType="begin"/>
+      </w:r>
+      <w:r>
+        <w:instrText xml:space="preserve"> SEQ Table \* ARABIC </w:instrText>
+      </w:r>
+      <w:r>
+        <w:fldChar w:fldCharType="separate"/>
+      </w:r>
+      <w:r>
+        <w:rPr>
+          <w:i/>
+          <w:sz w:val="20"/>
+        </w:rPr>
+        <w:t>1</w:t>
+      </w:r>
+      <w:r>
+        <w:fldChar w:fldCharType="end"/>
+      </w:r>
+      <w:r>
+        <w:rPr>
+          <w:i/>
+          <w:sz w:val="20"/>
+        </w:rPr>
+        <w:t>: Campaign Management Use Case</w:t>
       </w:r>
     </w:p>
     <w:tbl>
@@ -3041,226 +1727,7 @@
               <w:rPr>
                 <w:b/>
               </w:rPr>
-              <w:t>Description</w:t>
-            </w:r>
-          </w:p>
-        </w:tc>
-      </w:tr>
-      <w:tr>
-        <w:tc>
-          <w:tcPr>
-            <w:tcW w:type="dxa" w:w="4608"/>
-          </w:tcPr>
-          <w:p>
-            <w:r>
-              <w:t>Use Case ID</w:t>
-            </w:r>
-          </w:p>
-        </w:tc>
-        <w:tc>
-          <w:tcPr>
-            <w:tcW w:type="dxa" w:w="4608"/>
-          </w:tcPr>
-          <w:p>
-            <w:r>
-              <w:t>UC01</w:t>
-            </w:r>
-          </w:p>
-        </w:tc>
-      </w:tr>
-      <w:tr>
-        <w:tc>
-          <w:tcPr>
-            <w:tcW w:type="dxa" w:w="4608"/>
-          </w:tcPr>
-          <w:p>
-            <w:r>
-              <w:t>Actor</w:t>
-            </w:r>
-          </w:p>
-        </w:tc>
-        <w:tc>
-          <w:tcPr>
-            <w:tcW w:type="dxa" w:w="4608"/>
-          </w:tcPr>
-          <w:p>
-            <w:r>
-              <w:t>Admin / Volunteer</w:t>
-            </w:r>
-          </w:p>
-        </w:tc>
-      </w:tr>
-      <w:tr>
-        <w:tc>
-          <w:tcPr>
-            <w:tcW w:type="dxa" w:w="4608"/>
-          </w:tcPr>
-          <w:p>
-            <w:r>
-              <w:t>Precondition</w:t>
-            </w:r>
-          </w:p>
-        </w:tc>
-        <w:tc>
-          <w:tcPr>
-            <w:tcW w:type="dxa" w:w="4608"/>
-          </w:tcPr>
-          <w:p>
-            <w:r>
-              <w:t>User has a registered account</w:t>
-            </w:r>
-          </w:p>
-        </w:tc>
-      </w:tr>
-      <w:tr>
-        <w:tc>
-          <w:tcPr>
-            <w:tcW w:type="dxa" w:w="4608"/>
-          </w:tcPr>
-          <w:p>
-            <w:r>
-              <w:t>Main Flow</w:t>
-            </w:r>
-          </w:p>
-        </w:tc>
-        <w:tc>
-          <w:tcPr>
-            <w:tcW w:type="dxa" w:w="4608"/>
-          </w:tcPr>
-          <w:p>
-            <w:r>
-              <w:t>1. User enters email and password</w:t>
-              <w:br/>
-              <w:t>2. System validates credentials via Firebase Auth</w:t>
-              <w:br/>
-              <w:t>3. System loads user profile from Firestore</w:t>
-              <w:br/>
-              <w:t>4. System redirects to Dashboard (Volunteer) or Admin Panel (Admin)</w:t>
-            </w:r>
-          </w:p>
-        </w:tc>
-      </w:tr>
-      <w:tr>
-        <w:tc>
-          <w:tcPr>
-            <w:tcW w:type="dxa" w:w="4608"/>
-          </w:tcPr>
-          <w:p>
-            <w:r>
-              <w:t>Postcondition</w:t>
-            </w:r>
-          </w:p>
-        </w:tc>
-        <w:tc>
-          <w:tcPr>
-            <w:tcW w:type="dxa" w:w="4608"/>
-          </w:tcPr>
-          <w:p>
-            <w:r>
-              <w:t>User is authenticated and dashboard is displayed</w:t>
-            </w:r>
-          </w:p>
-        </w:tc>
-      </w:tr>
-      <w:tr>
-        <w:tc>
-          <w:tcPr>
-            <w:tcW w:type="dxa" w:w="4608"/>
-          </w:tcPr>
-          <w:p>
-            <w:r>
-              <w:t>Exception</w:t>
-            </w:r>
-          </w:p>
-        </w:tc>
-        <w:tc>
-          <w:tcPr>
-            <w:tcW w:type="dxa" w:w="4608"/>
-          </w:tcPr>
-          <w:p>
-            <w:r>
-              <w:t>Invalid credentials → error message shown</w:t>
-            </w:r>
-          </w:p>
-        </w:tc>
-      </w:tr>
-    </w:tbl>
-    <w:p>
-      <w:pPr>
-        <w:pStyle w:val="Heading3"/>
-      </w:pPr>
-      <w:r>
-        <w:t>4.8.2 Use Case: Campaign Management</w:t>
-      </w:r>
-    </w:p>
-    <w:p>
-      <w:pPr>
-        <w:jc w:val="center"/>
-      </w:pPr>
-      <w:r>
-        <w:rPr>
-          <w:i/>
-          <w:sz w:val="20"/>
-        </w:rPr>
-        <w:t>Table 4.6: Campaign Management Use Case</w:t>
-      </w:r>
-    </w:p>
-    <w:tbl>
-      <w:tblPr>
-        <w:tblStyle w:val="TableGrid"/>
-        <w:tblW w:type="auto" w:w="0"/>
-        <w:tblLook w:firstColumn="1" w:firstRow="1" w:lastColumn="0" w:lastRow="0" w:noHBand="0" w:noVBand="1" w:val="04A0"/>
-      </w:tblPr>
-      <w:tblGrid>
-        <w:gridCol w:w="4608"/>
-        <w:gridCol w:w="4608"/>
-      </w:tblGrid>
-      <w:tr>
-        <w:tc>
-          <w:tcPr>
-            <w:tcW w:type="dxa" w:w="4608"/>
-          </w:tcPr>
-          <w:p>
-            <w:r>
-              <w:rPr>
-                <w:b/>
-              </w:rPr>
-              <w:t>Field</w:t>
-            </w:r>
-          </w:p>
-        </w:tc>
-        <w:tc>
-          <w:tcPr>
-            <w:tcW w:type="dxa" w:w="4608"/>
-          </w:tcPr>
-          <w:p>
-            <w:r>
-              <w:rPr>
-                <w:b/>
-              </w:rPr>
-              <w:t>Description</w:t>
-            </w:r>
-          </w:p>
-        </w:tc>
-      </w:tr>
-      <w:tr>
-        <w:tc>
-          <w:tcPr>
-            <w:tcW w:type="dxa" w:w="4608"/>
-          </w:tcPr>
-          <w:p>
-            <w:r>
-              <w:t>Use Case ID</w:t>
-            </w:r>
-          </w:p>
-        </w:tc>
-        <w:tc>
-          <w:tcPr>
-            <w:tcW w:type="dxa" w:w="4608"/>
-          </w:tcPr>
-          <w:p>
-            <w:r>
-              <w:t>UC02</w:t>
+              <w:t>Detail</w:t>
             </w:r>
           </w:p>
         </w:tc>
@@ -3294,7 +1761,7 @@
           </w:tcPr>
           <w:p>
             <w:r>
-              <w:t>Precondition</w:t>
+              <w:t>Action</w:t>
             </w:r>
           </w:p>
         </w:tc>
@@ -3304,79 +1771,7 @@
           </w:tcPr>
           <w:p>
             <w:r>
-              <w:t>Admin is logged in</w:t>
-            </w:r>
-          </w:p>
-        </w:tc>
-      </w:tr>
-      <w:tr>
-        <w:tc>
-          <w:tcPr>
-            <w:tcW w:type="dxa" w:w="4608"/>
-          </w:tcPr>
-          <w:p>
-            <w:r>
-              <w:t>Main Flow</w:t>
-            </w:r>
-          </w:p>
-        </w:tc>
-        <w:tc>
-          <w:tcPr>
-            <w:tcW w:type="dxa" w:w="4608"/>
-          </w:tcPr>
-          <w:p>
-            <w:r>
-              <w:t>1. Admin clicks 'Create Campaign'</w:t>
-              <w:br/>
-              <w:t>2. Fills title, description, type, location, dates</w:t>
-              <w:br/>
-              <w:t>3. System creates campaign in Firestore</w:t>
-              <w:br/>
-              <w:t>4. Campaign appears in campaign list</w:t>
-            </w:r>
-          </w:p>
-        </w:tc>
-      </w:tr>
-      <w:tr>
-        <w:tc>
-          <w:tcPr>
-            <w:tcW w:type="dxa" w:w="4608"/>
-          </w:tcPr>
-          <w:p>
-            <w:r>
-              <w:t>Postcondition</w:t>
-            </w:r>
-          </w:p>
-        </w:tc>
-        <w:tc>
-          <w:tcPr>
-            <w:tcW w:type="dxa" w:w="4608"/>
-          </w:tcPr>
-          <w:p>
-            <w:r>
-              <w:t>New campaign is created and visible to all users</w:t>
-            </w:r>
-          </w:p>
-        </w:tc>
-      </w:tr>
-      <w:tr>
-        <w:tc>
-          <w:tcPr>
-            <w:tcW w:type="dxa" w:w="4608"/>
-          </w:tcPr>
-          <w:p>
-            <w:r>
-              <w:t>Exception</w:t>
-            </w:r>
-          </w:p>
-        </w:tc>
-        <w:tc>
-          <w:tcPr>
-            <w:tcW w:type="dxa" w:w="4608"/>
-          </w:tcPr>
-          <w:p>
-            <w:r>
-              <w:t>Validation errors → form shows inline errors</w:t>
+              <w:t>Admin clicks create campaign, fills details, and saves it to the database.</w:t>
             </w:r>
           </w:p>
         </w:tc>
@@ -3387,19 +1782,51 @@
         <w:pStyle w:val="Heading2"/>
       </w:pPr>
       <w:r>
-        <w:t>4.9 Traceability Matrix</w:t>
+        <w:t>4.6 Traceability Matrix</w:t>
+      </w:r>
+    </w:p>
+    <w:p>
+      <w:pPr/>
+      <w:r>
+        <w:t>This matrix ensures that every requirement is tested later.</w:t>
       </w:r>
     </w:p>
     <w:p>
       <w:pPr>
-        <w:jc w:val="center"/>
+        <w:jc w:val="left"/>
       </w:pPr>
       <w:r>
         <w:rPr>
           <w:i/>
           <w:sz w:val="20"/>
         </w:rPr>
-        <w:t>Table 4.7: Requirements Traceability Matrix</w:t>
+        <w:t xml:space="preserve">Table </w:t>
+      </w:r>
+      <w:r>
+        <w:fldChar w:fldCharType="begin"/>
+      </w:r>
+      <w:r>
+        <w:instrText xml:space="preserve"> SEQ Table \* ARABIC </w:instrText>
+      </w:r>
+      <w:r>
+        <w:fldChar w:fldCharType="separate"/>
+      </w:r>
+      <w:r>
+        <w:rPr>
+          <w:i/>
+          <w:sz w:val="20"/>
+        </w:rPr>
+        <w:t>1</w:t>
+      </w:r>
+      <w:r>
+        <w:fldChar w:fldCharType="end"/>
+      </w:r>
+      <w:r>
+        <w:rPr>
+          <w:i/>
+          <w:sz w:val="20"/>
+        </w:rPr>
+        <w:t>: Requirements Traceability Matrix</w:t>
       </w:r>
     </w:p>
     <w:tbl>
@@ -3409,28 +1836,27 @@
         <w:tblLook w:firstColumn="1" w:firstRow="1" w:lastColumn="0" w:lastRow="0" w:noHBand="0" w:noVBand="1" w:val="04A0"/>
       </w:tblPr>
       <w:tblGrid>
-        <w:gridCol w:w="2304"/>
-        <w:gridCol w:w="2304"/>
-        <w:gridCol w:w="2304"/>
-        <w:gridCol w:w="2304"/>
+        <w:gridCol w:w="3072"/>
+        <w:gridCol w:w="3072"/>
+        <w:gridCol w:w="3072"/>
       </w:tblGrid>
       <w:tr>
         <w:tc>
           <w:tcPr>
-            <w:tcW w:type="dxa" w:w="2304"/>
+            <w:tcW w:type="dxa" w:w="3072"/>
           </w:tcPr>
           <w:p>
             <w:r>
               <w:rPr>
                 <w:b/>
               </w:rPr>
-              <w:t>FR ID</w:t>
+              <w:t>Req ID</w:t>
             </w:r>
           </w:p>
         </w:tc>
         <w:tc>
           <w:tcPr>
-            <w:tcW w:type="dxa" w:w="2304"/>
+            <w:tcW w:type="dxa" w:w="3072"/>
           </w:tcPr>
           <w:p>
             <w:r>
@@ -3443,7 +1869,7 @@
         </w:tc>
         <w:tc>
           <w:tcPr>
-            <w:tcW w:type="dxa" w:w="2304"/>
+            <w:tcW w:type="dxa" w:w="3072"/>
           </w:tcPr>
           <w:p>
             <w:r>
@@ -3454,24 +1880,11 @@
             </w:r>
           </w:p>
         </w:tc>
-        <w:tc>
-          <w:tcPr>
-            <w:tcW w:type="dxa" w:w="2304"/>
-          </w:tcPr>
-          <w:p>
-            <w:r>
-              <w:rPr>
-                <w:b/>
-              </w:rPr>
-              <w:t>Module</w:t>
-            </w:r>
-          </w:p>
-        </w:tc>
       </w:tr>
       <w:tr>
         <w:tc>
           <w:tcPr>
-            <w:tcW w:type="dxa" w:w="2304"/>
+            <w:tcW w:type="dxa" w:w="3072"/>
           </w:tcPr>
           <w:p>
             <w:r>
@@ -3481,7 +1894,7 @@
         </w:tc>
         <w:tc>
           <w:tcPr>
-            <w:tcW w:type="dxa" w:w="2304"/>
+            <w:tcW w:type="dxa" w:w="3072"/>
           </w:tcPr>
           <w:p>
             <w:r>
@@ -3491,7 +1904,7 @@
         </w:tc>
         <w:tc>
           <w:tcPr>
-            <w:tcW w:type="dxa" w:w="2304"/>
+            <w:tcW w:type="dxa" w:w="3072"/>
           </w:tcPr>
           <w:p>
             <w:r>
@@ -3499,21 +1912,11 @@
             </w:r>
           </w:p>
         </w:tc>
-        <w:tc>
-          <w:tcPr>
-            <w:tcW w:type="dxa" w:w="2304"/>
-          </w:tcPr>
-          <w:p>
-            <w:r>
-              <w:t>Authentication</w:t>
-            </w:r>
-          </w:p>
-        </w:tc>
       </w:tr>
       <w:tr>
         <w:tc>
           <w:tcPr>
-            <w:tcW w:type="dxa" w:w="2304"/>
+            <w:tcW w:type="dxa" w:w="3072"/>
           </w:tcPr>
           <w:p>
             <w:r>
@@ -3523,49 +1926,7 @@
         </w:tc>
         <w:tc>
           <w:tcPr>
-            <w:tcW w:type="dxa" w:w="2304"/>
-          </w:tcPr>
-          <w:p>
-            <w:r>
-              <w:t>UC01</w:t>
-            </w:r>
-          </w:p>
-        </w:tc>
-        <w:tc>
-          <w:tcPr>
-            <w:tcW w:type="dxa" w:w="2304"/>
-          </w:tcPr>
-          <w:p>
-            <w:r>
-              <w:t>TC02</w:t>
-            </w:r>
-          </w:p>
-        </w:tc>
-        <w:tc>
-          <w:tcPr>
-            <w:tcW w:type="dxa" w:w="2304"/>
-          </w:tcPr>
-          <w:p>
-            <w:r>
-              <w:t>Registration</w:t>
-            </w:r>
-          </w:p>
-        </w:tc>
-      </w:tr>
-      <w:tr>
-        <w:tc>
-          <w:tcPr>
-            <w:tcW w:type="dxa" w:w="2304"/>
-          </w:tcPr>
-          <w:p>
-            <w:r>
-              <w:t>FR03</w:t>
-            </w:r>
-          </w:p>
-        </w:tc>
-        <w:tc>
-          <w:tcPr>
-            <w:tcW w:type="dxa" w:w="2304"/>
+            <w:tcW w:type="dxa" w:w="3072"/>
           </w:tcPr>
           <w:p>
             <w:r>
@@ -3575,21 +1936,11 @@
         </w:tc>
         <w:tc>
           <w:tcPr>
-            <w:tcW w:type="dxa" w:w="2304"/>
+            <w:tcW w:type="dxa" w:w="3072"/>
           </w:tcPr>
           <w:p>
             <w:r>
-              <w:t>TC03</w:t>
-            </w:r>
-          </w:p>
-        </w:tc>
-        <w:tc>
-          <w:tcPr>
-            <w:tcW w:type="dxa" w:w="2304"/>
-          </w:tcPr>
-          <w:p>
-            <w:r>
-              <w:t>Campaign Management</w:t>
+              <w:t>TC02</w:t>
             </w:r>
           </w:p>
         </w:tc>
@@ -3597,7 +1948,7 @@
       <w:tr>
         <w:tc>
           <w:tcPr>
-            <w:tcW w:type="dxa" w:w="2304"/>
+            <w:tcW w:type="dxa" w:w="3072"/>
           </w:tcPr>
           <w:p>
             <w:r>
@@ -3607,7 +1958,7 @@
         </w:tc>
         <w:tc>
           <w:tcPr>
-            <w:tcW w:type="dxa" w:w="2304"/>
+            <w:tcW w:type="dxa" w:w="3072"/>
           </w:tcPr>
           <w:p>
             <w:r>
@@ -3617,166 +1968,16 @@
         </w:tc>
         <w:tc>
           <w:tcPr>
-            <w:tcW w:type="dxa" w:w="2304"/>
+            <w:tcW w:type="dxa" w:w="3072"/>
           </w:tcPr>
           <w:p>
             <w:r>
-              <w:t>TC04</w:t>
-            </w:r>
-          </w:p>
-        </w:tc>
-        <w:tc>
-          <w:tcPr>
-            <w:tcW w:type="dxa" w:w="2304"/>
-          </w:tcPr>
-          <w:p>
-            <w:r>
-              <w:t>Donation Recording</w:t>
-            </w:r>
-          </w:p>
-        </w:tc>
-      </w:tr>
-      <w:tr>
-        <w:tc>
-          <w:tcPr>
-            <w:tcW w:type="dxa" w:w="2304"/>
-          </w:tcPr>
-          <w:p>
-            <w:r>
-              <w:t>FR07</w:t>
-            </w:r>
-          </w:p>
-        </w:tc>
-        <w:tc>
-          <w:tcPr>
-            <w:tcW w:type="dxa" w:w="2304"/>
-          </w:tcPr>
-          <w:p>
-            <w:r>
-              <w:t>UC04</w:t>
-            </w:r>
-          </w:p>
-        </w:tc>
-        <w:tc>
-          <w:tcPr>
-            <w:tcW w:type="dxa" w:w="2304"/>
-          </w:tcPr>
-          <w:p>
-            <w:r>
-              <w:t>TC05</w:t>
-            </w:r>
-          </w:p>
-        </w:tc>
-        <w:tc>
-          <w:tcPr>
-            <w:tcW w:type="dxa" w:w="2304"/>
-          </w:tcPr>
-          <w:p>
-            <w:r>
-              <w:t>Volunteer Management</w:t>
-            </w:r>
-          </w:p>
-        </w:tc>
-      </w:tr>
-      <w:tr>
-        <w:tc>
-          <w:tcPr>
-            <w:tcW w:type="dxa" w:w="2304"/>
-          </w:tcPr>
-          <w:p>
-            <w:r>
-              <w:t>FR12</w:t>
-            </w:r>
-          </w:p>
-        </w:tc>
-        <w:tc>
-          <w:tcPr>
-            <w:tcW w:type="dxa" w:w="2304"/>
-          </w:tcPr>
-          <w:p>
-            <w:r>
-              <w:t>UC05</w:t>
-            </w:r>
-          </w:p>
-        </w:tc>
-        <w:tc>
-          <w:tcPr>
-            <w:tcW w:type="dxa" w:w="2304"/>
-          </w:tcPr>
-          <w:p>
-            <w:r>
-              <w:t>TC06</w:t>
-            </w:r>
-          </w:p>
-        </w:tc>
-        <w:tc>
-          <w:tcPr>
-            <w:tcW w:type="dxa" w:w="2304"/>
-          </w:tcPr>
-          <w:p>
-            <w:r>
-              <w:t>Smart Matching (FYP-02)</w:t>
-            </w:r>
-          </w:p>
-        </w:tc>
-      </w:tr>
-      <w:tr>
-        <w:tc>
-          <w:tcPr>
-            <w:tcW w:type="dxa" w:w="2304"/>
-          </w:tcPr>
-          <w:p>
-            <w:r>
-              <w:t>FR13</w:t>
-            </w:r>
-          </w:p>
-        </w:tc>
-        <w:tc>
-          <w:tcPr>
-            <w:tcW w:type="dxa" w:w="2304"/>
-          </w:tcPr>
-          <w:p>
-            <w:r>
-              <w:t>UC06</w:t>
-            </w:r>
-          </w:p>
-        </w:tc>
-        <w:tc>
-          <w:tcPr>
-            <w:tcW w:type="dxa" w:w="2304"/>
-          </w:tcPr>
-          <w:p>
-            <w:r>
-              <w:t>TC07</w:t>
-            </w:r>
-          </w:p>
-        </w:tc>
-        <w:tc>
-          <w:tcPr>
-            <w:tcW w:type="dxa" w:w="2304"/>
-          </w:tcPr>
-          <w:p>
-            <w:r>
-              <w:t>QR Attendance (FYP-02)</w:t>
+              <w:t>TC03</w:t>
             </w:r>
           </w:p>
         </w:tc>
       </w:tr>
     </w:tbl>
-    <w:p>
-      <w:pPr>
-        <w:pStyle w:val="Heading2"/>
-      </w:pPr>
-      <w:r>
-        <w:t>4.10 Summary</w:t>
-      </w:r>
-    </w:p>
-    <w:p>
-      <w:pPr/>
-      <w:r>
-        <w:t>This chapter specified 15 functional requirements and 6 non-functional requirements across FYP-01 and FYP-02 phases. Use cases were defined for core system interactions, and a traceability matrix links requirements to test cases for verification in Chapter 7.</w:t>
-      </w:r>
-    </w:p>
     <w:p>
       <w:r>
         <w:br w:type="page"/>
@@ -3794,7 +1995,6 @@
       </w:pPr>
       <w:r>
         <w:rPr>
-          <w:rFonts w:ascii="Times New Roman" w:hAnsi="Times New Roman"/>
           <w:b/>
           <w:sz w:val="44"/>
         </w:rPr>
@@ -3807,7 +2007,6 @@
       </w:pPr>
       <w:r>
         <w:rPr>
-          <w:rFonts w:ascii="Times New Roman" w:hAnsi="Times New Roman"/>
           <w:b/>
           <w:sz w:val="40"/>
         </w:rPr>
@@ -3831,7 +2030,7 @@
     <w:p>
       <w:pPr/>
       <w:r>
-        <w:t>This chapter presents the architectural design of the HRAS system including system architecture, data models, flow diagrams, and the design of advanced FYP-02 features.</w:t>
+        <w:t>This chapter contains all the diagrams that show the internal architecture and database design of the HRAS system.</w:t>
       </w:r>
     </w:p>
     <w:p>
@@ -3839,13 +2038,13 @@
         <w:pStyle w:val="Heading2"/>
       </w:pPr>
       <w:r>
-        <w:t>5.1 System Architecture</w:t>
+        <w:t>5.1 Architecture</w:t>
       </w:r>
     </w:p>
     <w:p>
       <w:pPr/>
       <w:r>
-        <w:t>The HRAS system follows a four-layer architecture: Presentation Layer (Flutter UI), Business Logic Layer (Dart Services), Data Access Layer (Firebase SDK), and Infrastructure Layer (Google Cloud).</w:t>
+        <w:t>The system uses Flutter for the frontend and Firebase for the backend.</w:t>
       </w:r>
     </w:p>
     <w:p>
@@ -3856,7 +2055,7 @@
         <w:drawing>
           <wp:inline xmlns:a="http://schemas.openxmlformats.org/drawingml/2006/main" xmlns:pic="http://schemas.openxmlformats.org/drawingml/2006/picture">
             <wp:extent cx="4754880" cy="1238731"/>
-            <wp:docPr id="6" name="Picture 6"/>
+            <wp:docPr id="5" name="Picture 5"/>
             <wp:cNvGraphicFramePr>
               <a:graphicFrameLocks noChangeAspect="1"/>
             </wp:cNvGraphicFramePr>
@@ -3868,7 +2067,7 @@
                     <pic:cNvPicPr/>
                   </pic:nvPicPr>
                   <pic:blipFill>
-                    <a:blip r:embed="rId15"/>
+                    <a:blip r:embed="rId14"/>
                     <a:stretch>
                       <a:fillRect/>
                     </a:stretch>
@@ -3896,7 +2095,33 @@
           <w:i/>
           <w:sz w:val="20"/>
         </w:rPr>
-        <w:t>Figure 5.1: Unified System Architecture</w:t>
+        <w:t xml:space="preserve">Figure </w:t>
+      </w:r>
+      <w:r>
+        <w:fldChar w:fldCharType="begin"/>
+      </w:r>
+      <w:r>
+        <w:instrText xml:space="preserve"> SEQ Figure \* ARABIC </w:instrText>
+      </w:r>
+      <w:r>
+        <w:fldChar w:fldCharType="separate"/>
+      </w:r>
+      <w:r>
+        <w:rPr>
+          <w:i/>
+          <w:sz w:val="20"/>
+        </w:rPr>
+        <w:t>1</w:t>
+      </w:r>
+      <w:r>
+        <w:fldChar w:fldCharType="end"/>
+      </w:r>
+      <w:r>
+        <w:rPr>
+          <w:i/>
+          <w:sz w:val="20"/>
+        </w:rPr>
+        <w:t>: System Architecture Diagram</w:t>
       </w:r>
     </w:p>
     <w:p>
@@ -3904,13 +2129,13 @@
         <w:pStyle w:val="Heading2"/>
       </w:pPr>
       <w:r>
-        <w:t>5.2 Entity Relationship Diagram</w:t>
+        <w:t>5.2 Database Design (ER Diagram)</w:t>
       </w:r>
     </w:p>
     <w:p>
       <w:pPr/>
       <w:r>
-        <w:t>The Firestore database uses a NoSQL document model with the following collections:</w:t>
+        <w:t>Because Firebase is a NoSQL database, we use collections instead of tables. Here is the Entity Relationship diagram.</w:t>
       </w:r>
     </w:p>
     <w:p>
@@ -3921,7 +2146,7 @@
         <w:drawing>
           <wp:inline xmlns:a="http://schemas.openxmlformats.org/drawingml/2006/main" xmlns:pic="http://schemas.openxmlformats.org/drawingml/2006/picture">
             <wp:extent cx="4754880" cy="5736576"/>
-            <wp:docPr id="7" name="Picture 7"/>
+            <wp:docPr id="6" name="Picture 6"/>
             <wp:cNvGraphicFramePr>
               <a:graphicFrameLocks noChangeAspect="1"/>
             </wp:cNvGraphicFramePr>
@@ -3933,7 +2158,7 @@
                     <pic:cNvPicPr/>
                   </pic:nvPicPr>
                   <pic:blipFill>
-                    <a:blip r:embed="rId16"/>
+                    <a:blip r:embed="rId15"/>
                     <a:stretch>
                       <a:fillRect/>
                     </a:stretch>
@@ -3961,7 +2186,33 @@
           <w:i/>
           <w:sz w:val="20"/>
         </w:rPr>
-        <w:t>Figure 5.2: Entity Relationship Diagram</w:t>
+        <w:t xml:space="preserve">Figure </w:t>
+      </w:r>
+      <w:r>
+        <w:fldChar w:fldCharType="begin"/>
+      </w:r>
+      <w:r>
+        <w:instrText xml:space="preserve"> SEQ Figure \* ARABIC </w:instrText>
+      </w:r>
+      <w:r>
+        <w:fldChar w:fldCharType="separate"/>
+      </w:r>
+      <w:r>
+        <w:rPr>
+          <w:i/>
+          <w:sz w:val="20"/>
+        </w:rPr>
+        <w:t>1</w:t>
+      </w:r>
+      <w:r>
+        <w:fldChar w:fldCharType="end"/>
+      </w:r>
+      <w:r>
+        <w:rPr>
+          <w:i/>
+          <w:sz w:val="20"/>
+        </w:rPr>
+        <w:t>: Entity Relationship Diagram</w:t>
       </w:r>
     </w:p>
     <w:p>
@@ -3973,11 +2224,86 @@
       </w:r>
     </w:p>
     <w:p>
+      <w:pPr/>
+      <w:r>
+        <w:t>These diagrams show how data moves in the system.</w:t>
+      </w:r>
+    </w:p>
+    <w:p>
       <w:pPr>
-        <w:pStyle w:val="Heading3"/>
+        <w:jc w:val="center"/>
       </w:pPr>
       <w:r>
-        <w:t>5.3.1 Context Level (Level 0)</w:t>
+        <w:drawing>
+          <wp:inline xmlns:a="http://schemas.openxmlformats.org/drawingml/2006/main" xmlns:pic="http://schemas.openxmlformats.org/drawingml/2006/picture">
+            <wp:extent cx="4754880" cy="4754880"/>
+            <wp:docPr id="7" name="Picture 7"/>
+            <wp:cNvGraphicFramePr>
+              <a:graphicFrameLocks noChangeAspect="1"/>
+            </wp:cNvGraphicFramePr>
+            <a:graphic>
+              <a:graphicData uri="http://schemas.openxmlformats.org/drawingml/2006/picture">
+                <pic:pic>
+                  <pic:nvPicPr>
+                    <pic:cNvPr id="0" name="dfd_level0_1777123112830.png"/>
+                    <pic:cNvPicPr/>
+                  </pic:nvPicPr>
+                  <pic:blipFill>
+                    <a:blip r:embed="rId16"/>
+                    <a:stretch>
+                      <a:fillRect/>
+                    </a:stretch>
+                  </pic:blipFill>
+                  <pic:spPr>
+                    <a:xfrm>
+                      <a:off x="0" y="0"/>
+                      <a:ext cx="4754880" cy="4754880"/>
+                    </a:xfrm>
+                    <a:prstGeom prst="rect"/>
+                  </pic:spPr>
+                </pic:pic>
+              </a:graphicData>
+            </a:graphic>
+          </wp:inline>
+        </w:drawing>
+      </w:r>
+    </w:p>
+    <w:p>
+      <w:pPr>
+        <w:jc w:val="center"/>
+      </w:pPr>
+      <w:r>
+        <w:rPr>
+          <w:i/>
+          <w:sz w:val="20"/>
+        </w:rPr>
+        <w:t xml:space="preserve">Figure </w:t>
+      </w:r>
+      <w:r>
+        <w:fldChar w:fldCharType="begin"/>
+      </w:r>
+      <w:r>
+        <w:instrText xml:space="preserve"> SEQ Figure \* ARABIC </w:instrText>
+      </w:r>
+      <w:r>
+        <w:fldChar w:fldCharType="separate"/>
+      </w:r>
+      <w:r>
+        <w:rPr>
+          <w:i/>
+          <w:sz w:val="20"/>
+        </w:rPr>
+        <w:t>1</w:t>
+      </w:r>
+      <w:r>
+        <w:fldChar w:fldCharType="end"/>
+      </w:r>
+      <w:r>
+        <w:rPr>
+          <w:i/>
+          <w:sz w:val="20"/>
+        </w:rPr>
+        <w:t>: DFD Level 0</w:t>
       </w:r>
     </w:p>
     <w:p>
@@ -3996,7 +2322,7 @@
               <a:graphicData uri="http://schemas.openxmlformats.org/drawingml/2006/picture">
                 <pic:pic>
                   <pic:nvPicPr>
-                    <pic:cNvPr id="0" name="dfd_level0_1777123112830.png"/>
+                    <pic:cNvPr id="0" name="dfd_level1_1777123318617.png"/>
                     <pic:cNvPicPr/>
                   </pic:nvPicPr>
                   <pic:blipFill>
@@ -4028,15 +2354,357 @@
           <w:i/>
           <w:sz w:val="20"/>
         </w:rPr>
-        <w:t>Figure 5.3: DFD Level 0 — System Context</w:t>
+        <w:t xml:space="preserve">Figure </w:t>
+      </w:r>
+      <w:r>
+        <w:fldChar w:fldCharType="begin"/>
+      </w:r>
+      <w:r>
+        <w:instrText xml:space="preserve"> SEQ Figure \* ARABIC </w:instrText>
+      </w:r>
+      <w:r>
+        <w:fldChar w:fldCharType="separate"/>
+      </w:r>
+      <w:r>
+        <w:rPr>
+          <w:i/>
+          <w:sz w:val="20"/>
+        </w:rPr>
+        <w:t>1</w:t>
+      </w:r>
+      <w:r>
+        <w:fldChar w:fldCharType="end"/>
+      </w:r>
+      <w:r>
+        <w:rPr>
+          <w:i/>
+          <w:sz w:val="20"/>
+        </w:rPr>
+        <w:t>: DFD Level 1</w:t>
       </w:r>
     </w:p>
     <w:p>
       <w:pPr>
-        <w:pStyle w:val="Heading3"/>
+        <w:jc w:val="center"/>
       </w:pPr>
       <w:r>
-        <w:t>5.3.2 Level 1 DFD</w:t>
+        <w:drawing>
+          <wp:inline xmlns:a="http://schemas.openxmlformats.org/drawingml/2006/main" xmlns:pic="http://schemas.openxmlformats.org/drawingml/2006/picture">
+            <wp:extent cx="4754880" cy="3369172"/>
+            <wp:docPr id="9" name="Picture 9"/>
+            <wp:cNvGraphicFramePr>
+              <a:graphicFrameLocks noChangeAspect="1"/>
+            </wp:cNvGraphicFramePr>
+            <a:graphic>
+              <a:graphicData uri="http://schemas.openxmlformats.org/drawingml/2006/picture">
+                <pic:pic>
+                  <pic:nvPicPr>
+                    <pic:cNvPr id="0" name="dfd_level2_flow.png"/>
+                    <pic:cNvPicPr/>
+                  </pic:nvPicPr>
+                  <pic:blipFill>
+                    <a:blip r:embed="rId18"/>
+                    <a:stretch>
+                      <a:fillRect/>
+                    </a:stretch>
+                  </pic:blipFill>
+                  <pic:spPr>
+                    <a:xfrm>
+                      <a:off x="0" y="0"/>
+                      <a:ext cx="4754880" cy="3369172"/>
+                    </a:xfrm>
+                    <a:prstGeom prst="rect"/>
+                  </pic:spPr>
+                </pic:pic>
+              </a:graphicData>
+            </a:graphic>
+          </wp:inline>
+        </w:drawing>
+      </w:r>
+    </w:p>
+    <w:p>
+      <w:pPr>
+        <w:jc w:val="center"/>
+      </w:pPr>
+      <w:r>
+        <w:rPr>
+          <w:i/>
+          <w:sz w:val="20"/>
+        </w:rPr>
+        <w:t xml:space="preserve">Figure </w:t>
+      </w:r>
+      <w:r>
+        <w:fldChar w:fldCharType="begin"/>
+      </w:r>
+      <w:r>
+        <w:instrText xml:space="preserve"> SEQ Figure \* ARABIC </w:instrText>
+      </w:r>
+      <w:r>
+        <w:fldChar w:fldCharType="separate"/>
+      </w:r>
+      <w:r>
+        <w:rPr>
+          <w:i/>
+          <w:sz w:val="20"/>
+        </w:rPr>
+        <w:t>1</w:t>
+      </w:r>
+      <w:r>
+        <w:fldChar w:fldCharType="end"/>
+      </w:r>
+      <w:r>
+        <w:rPr>
+          <w:i/>
+          <w:sz w:val="20"/>
+        </w:rPr>
+        <w:t>: DFD Level 2</w:t>
+      </w:r>
+    </w:p>
+    <w:p>
+      <w:pPr>
+        <w:pStyle w:val="Heading2"/>
+      </w:pPr>
+      <w:r>
+        <w:t>5.4 Sequence Diagrams</w:t>
+      </w:r>
+    </w:p>
+    <w:p>
+      <w:pPr>
+        <w:jc w:val="center"/>
+      </w:pPr>
+      <w:r>
+        <w:drawing>
+          <wp:inline xmlns:a="http://schemas.openxmlformats.org/drawingml/2006/main" xmlns:pic="http://schemas.openxmlformats.org/drawingml/2006/picture">
+            <wp:extent cx="4754880" cy="2978191"/>
+            <wp:docPr id="10" name="Picture 10"/>
+            <wp:cNvGraphicFramePr>
+              <a:graphicFrameLocks noChangeAspect="1"/>
+            </wp:cNvGraphicFramePr>
+            <a:graphic>
+              <a:graphicData uri="http://schemas.openxmlformats.org/drawingml/2006/picture">
+                <pic:pic>
+                  <pic:nvPicPr>
+                    <pic:cNvPr id="0" name="sequence_donation.png"/>
+                    <pic:cNvPicPr/>
+                  </pic:nvPicPr>
+                  <pic:blipFill>
+                    <a:blip r:embed="rId19"/>
+                    <a:stretch>
+                      <a:fillRect/>
+                    </a:stretch>
+                  </pic:blipFill>
+                  <pic:spPr>
+                    <a:xfrm>
+                      <a:off x="0" y="0"/>
+                      <a:ext cx="4754880" cy="2978191"/>
+                    </a:xfrm>
+                    <a:prstGeom prst="rect"/>
+                  </pic:spPr>
+                </pic:pic>
+              </a:graphicData>
+            </a:graphic>
+          </wp:inline>
+        </w:drawing>
+      </w:r>
+    </w:p>
+    <w:p>
+      <w:pPr>
+        <w:jc w:val="center"/>
+      </w:pPr>
+      <w:r>
+        <w:rPr>
+          <w:i/>
+          <w:sz w:val="20"/>
+        </w:rPr>
+        <w:t xml:space="preserve">Figure </w:t>
+      </w:r>
+      <w:r>
+        <w:fldChar w:fldCharType="begin"/>
+      </w:r>
+      <w:r>
+        <w:instrText xml:space="preserve"> SEQ Figure \* ARABIC </w:instrText>
+      </w:r>
+      <w:r>
+        <w:fldChar w:fldCharType="separate"/>
+      </w:r>
+      <w:r>
+        <w:rPr>
+          <w:i/>
+          <w:sz w:val="20"/>
+        </w:rPr>
+        <w:t>1</w:t>
+      </w:r>
+      <w:r>
+        <w:fldChar w:fldCharType="end"/>
+      </w:r>
+      <w:r>
+        <w:rPr>
+          <w:i/>
+          <w:sz w:val="20"/>
+        </w:rPr>
+        <w:t>: Donation Sequence Diagram</w:t>
+      </w:r>
+    </w:p>
+    <w:p>
+      <w:pPr>
+        <w:jc w:val="center"/>
+      </w:pPr>
+      <w:r>
+        <w:drawing>
+          <wp:inline xmlns:a="http://schemas.openxmlformats.org/drawingml/2006/main" xmlns:pic="http://schemas.openxmlformats.org/drawingml/2006/picture">
+            <wp:extent cx="4754880" cy="2100568"/>
+            <wp:docPr id="11" name="Picture 11"/>
+            <wp:cNvGraphicFramePr>
+              <a:graphicFrameLocks noChangeAspect="1"/>
+            </wp:cNvGraphicFramePr>
+            <a:graphic>
+              <a:graphicData uri="http://schemas.openxmlformats.org/drawingml/2006/picture">
+                <pic:pic>
+                  <pic:nvPicPr>
+                    <pic:cNvPr id="0" name="sequence_volunteer.png"/>
+                    <pic:cNvPicPr/>
+                  </pic:nvPicPr>
+                  <pic:blipFill>
+                    <a:blip r:embed="rId20"/>
+                    <a:stretch>
+                      <a:fillRect/>
+                    </a:stretch>
+                  </pic:blipFill>
+                  <pic:spPr>
+                    <a:xfrm>
+                      <a:off x="0" y="0"/>
+                      <a:ext cx="4754880" cy="2100568"/>
+                    </a:xfrm>
+                    <a:prstGeom prst="rect"/>
+                  </pic:spPr>
+                </pic:pic>
+              </a:graphicData>
+            </a:graphic>
+          </wp:inline>
+        </w:drawing>
+      </w:r>
+    </w:p>
+    <w:p>
+      <w:pPr>
+        <w:jc w:val="center"/>
+      </w:pPr>
+      <w:r>
+        <w:rPr>
+          <w:i/>
+          <w:sz w:val="20"/>
+        </w:rPr>
+        <w:t xml:space="preserve">Figure </w:t>
+      </w:r>
+      <w:r>
+        <w:fldChar w:fldCharType="begin"/>
+      </w:r>
+      <w:r>
+        <w:instrText xml:space="preserve"> SEQ Figure \* ARABIC </w:instrText>
+      </w:r>
+      <w:r>
+        <w:fldChar w:fldCharType="separate"/>
+      </w:r>
+      <w:r>
+        <w:rPr>
+          <w:i/>
+          <w:sz w:val="20"/>
+        </w:rPr>
+        <w:t>1</w:t>
+      </w:r>
+      <w:r>
+        <w:fldChar w:fldCharType="end"/>
+      </w:r>
+      <w:r>
+        <w:rPr>
+          <w:i/>
+          <w:sz w:val="20"/>
+        </w:rPr>
+        <w:t>: Volunteer Sequence Diagram</w:t>
+      </w:r>
+    </w:p>
+    <w:p>
+      <w:pPr>
+        <w:pStyle w:val="Heading2"/>
+      </w:pPr>
+      <w:r>
+        <w:t>5.5 Other UML Diagrams</w:t>
+      </w:r>
+    </w:p>
+    <w:p>
+      <w:pPr>
+        <w:jc w:val="center"/>
+      </w:pPr>
+      <w:r>
+        <w:drawing>
+          <wp:inline xmlns:a="http://schemas.openxmlformats.org/drawingml/2006/main" xmlns:pic="http://schemas.openxmlformats.org/drawingml/2006/picture">
+            <wp:extent cx="4754880" cy="4824340"/>
+            <wp:docPr id="12" name="Picture 12"/>
+            <wp:cNvGraphicFramePr>
+              <a:graphicFrameLocks noChangeAspect="1"/>
+            </wp:cNvGraphicFramePr>
+            <a:graphic>
+              <a:graphicData uri="http://schemas.openxmlformats.org/drawingml/2006/picture">
+                <pic:pic>
+                  <pic:nvPicPr>
+                    <pic:cNvPr id="0" name="class_entities.png"/>
+                    <pic:cNvPicPr/>
+                  </pic:nvPicPr>
+                  <pic:blipFill>
+                    <a:blip r:embed="rId21"/>
+                    <a:stretch>
+                      <a:fillRect/>
+                    </a:stretch>
+                  </pic:blipFill>
+                  <pic:spPr>
+                    <a:xfrm>
+                      <a:off x="0" y="0"/>
+                      <a:ext cx="4754880" cy="4824340"/>
+                    </a:xfrm>
+                    <a:prstGeom prst="rect"/>
+                  </pic:spPr>
+                </pic:pic>
+              </a:graphicData>
+            </a:graphic>
+          </wp:inline>
+        </w:drawing>
+      </w:r>
+    </w:p>
+    <w:p>
+      <w:pPr>
+        <w:jc w:val="center"/>
+      </w:pPr>
+      <w:r>
+        <w:rPr>
+          <w:i/>
+          <w:sz w:val="20"/>
+        </w:rPr>
+        <w:t xml:space="preserve">Figure </w:t>
+      </w:r>
+      <w:r>
+        <w:fldChar w:fldCharType="begin"/>
+      </w:r>
+      <w:r>
+        <w:instrText xml:space="preserve"> SEQ Figure \* ARABIC </w:instrText>
+      </w:r>
+      <w:r>
+        <w:fldChar w:fldCharType="separate"/>
+      </w:r>
+      <w:r>
+        <w:rPr>
+          <w:i/>
+          <w:sz w:val="20"/>
+        </w:rPr>
+        <w:t>1</w:t>
+      </w:r>
+      <w:r>
+        <w:fldChar w:fldCharType="end"/>
+      </w:r>
+      <w:r>
+        <w:rPr>
+          <w:i/>
+          <w:sz w:val="20"/>
+        </w:rPr>
+        <w:t>: Class Diagram</w:t>
       </w:r>
     </w:p>
     <w:p>
@@ -4047,7 +2715,7 @@
         <w:drawing>
           <wp:inline xmlns:a="http://schemas.openxmlformats.org/drawingml/2006/main" xmlns:pic="http://schemas.openxmlformats.org/drawingml/2006/picture">
             <wp:extent cx="4754880" cy="4754880"/>
-            <wp:docPr id="9" name="Picture 9"/>
+            <wp:docPr id="13" name="Picture 13"/>
             <wp:cNvGraphicFramePr>
               <a:graphicFrameLocks noChangeAspect="1"/>
             </wp:cNvGraphicFramePr>
@@ -4055,11 +2723,11 @@
               <a:graphicData uri="http://schemas.openxmlformats.org/drawingml/2006/picture">
                 <pic:pic>
                   <pic:nvPicPr>
-                    <pic:cNvPr id="0" name="dfd_level1_1777123318617.png"/>
+                    <pic:cNvPr id="0" name="component_diagram_1777123363771.png"/>
                     <pic:cNvPicPr/>
                   </pic:nvPicPr>
                   <pic:blipFill>
-                    <a:blip r:embed="rId18"/>
+                    <a:blip r:embed="rId22"/>
                     <a:stretch>
                       <a:fillRect/>
                     </a:stretch>
@@ -4087,318 +2755,33 @@
           <w:i/>
           <w:sz w:val="20"/>
         </w:rPr>
-        <w:t>Figure 5.4: DFD Level 1 — Process Decomposition</w:t>
+        <w:t xml:space="preserve">Figure </w:t>
       </w:r>
-    </w:p>
-    <w:p>
-      <w:pPr>
-        <w:pStyle w:val="Heading3"/>
-      </w:pPr>
       <w:r>
-        <w:t>5.3.3 Level 2 DFD</w:t>
+        <w:fldChar w:fldCharType="begin"/>
       </w:r>
-    </w:p>
-    <w:p>
-      <w:pPr>
-        <w:jc w:val="center"/>
-      </w:pPr>
       <w:r>
-        <w:drawing>
-          <wp:inline xmlns:a="http://schemas.openxmlformats.org/drawingml/2006/main" xmlns:pic="http://schemas.openxmlformats.org/drawingml/2006/picture">
-            <wp:extent cx="4754880" cy="3369172"/>
-            <wp:docPr id="10" name="Picture 10"/>
-            <wp:cNvGraphicFramePr>
-              <a:graphicFrameLocks noChangeAspect="1"/>
-            </wp:cNvGraphicFramePr>
-            <a:graphic>
-              <a:graphicData uri="http://schemas.openxmlformats.org/drawingml/2006/picture">
-                <pic:pic>
-                  <pic:nvPicPr>
-                    <pic:cNvPr id="0" name="dfd_level2_flow.png"/>
-                    <pic:cNvPicPr/>
-                  </pic:nvPicPr>
-                  <pic:blipFill>
-                    <a:blip r:embed="rId19"/>
-                    <a:stretch>
-                      <a:fillRect/>
-                    </a:stretch>
-                  </pic:blipFill>
-                  <pic:spPr>
-                    <a:xfrm>
-                      <a:off x="0" y="0"/>
-                      <a:ext cx="4754880" cy="3369172"/>
-                    </a:xfrm>
-                    <a:prstGeom prst="rect"/>
-                  </pic:spPr>
-                </pic:pic>
-              </a:graphicData>
-            </a:graphic>
-          </wp:inline>
-        </w:drawing>
+        <w:instrText xml:space="preserve"> SEQ Figure \* ARABIC </w:instrText>
       </w:r>
-    </w:p>
-    <w:p>
-      <w:pPr>
-        <w:jc w:val="center"/>
-      </w:pPr>
+      <w:r>
+        <w:fldChar w:fldCharType="separate"/>
+      </w:r>
       <w:r>
         <w:rPr>
           <w:i/>
           <w:sz w:val="20"/>
         </w:rPr>
-        <w:t>Figure 5.5: DFD Level 2 — Donation &amp; Volunteer Flow</w:t>
+        <w:t>1</w:t>
       </w:r>
-    </w:p>
-    <w:p>
-      <w:pPr>
-        <w:pStyle w:val="Heading2"/>
-      </w:pPr>
       <w:r>
-        <w:t>5.4 Sequence Diagrams</w:t>
+        <w:fldChar w:fldCharType="end"/>
       </w:r>
-    </w:p>
-    <w:p>
-      <w:pPr>
-        <w:pStyle w:val="Heading3"/>
-      </w:pPr>
-      <w:r>
-        <w:t>5.4.1 Donation Transaction Flow</w:t>
-      </w:r>
-    </w:p>
-    <w:p>
-      <w:pPr>
-        <w:jc w:val="center"/>
-      </w:pPr>
-      <w:r>
-        <w:drawing>
-          <wp:inline xmlns:a="http://schemas.openxmlformats.org/drawingml/2006/main" xmlns:pic="http://schemas.openxmlformats.org/drawingml/2006/picture">
-            <wp:extent cx="4754880" cy="2978191"/>
-            <wp:docPr id="11" name="Picture 11"/>
-            <wp:cNvGraphicFramePr>
-              <a:graphicFrameLocks noChangeAspect="1"/>
-            </wp:cNvGraphicFramePr>
-            <a:graphic>
-              <a:graphicData uri="http://schemas.openxmlformats.org/drawingml/2006/picture">
-                <pic:pic>
-                  <pic:nvPicPr>
-                    <pic:cNvPr id="0" name="sequence_donation.png"/>
-                    <pic:cNvPicPr/>
-                  </pic:nvPicPr>
-                  <pic:blipFill>
-                    <a:blip r:embed="rId20"/>
-                    <a:stretch>
-                      <a:fillRect/>
-                    </a:stretch>
-                  </pic:blipFill>
-                  <pic:spPr>
-                    <a:xfrm>
-                      <a:off x="0" y="0"/>
-                      <a:ext cx="4754880" cy="2978191"/>
-                    </a:xfrm>
-                    <a:prstGeom prst="rect"/>
-                  </pic:spPr>
-                </pic:pic>
-              </a:graphicData>
-            </a:graphic>
-          </wp:inline>
-        </w:drawing>
-      </w:r>
-    </w:p>
-    <w:p>
-      <w:pPr>
-        <w:jc w:val="center"/>
-      </w:pPr>
       <w:r>
         <w:rPr>
           <w:i/>
           <w:sz w:val="20"/>
         </w:rPr>
-        <w:t>Figure 5.6: Sequence Diagram — Donation Flow</w:t>
-      </w:r>
-    </w:p>
-    <w:p>
-      <w:pPr>
-        <w:pStyle w:val="Heading3"/>
-      </w:pPr>
-      <w:r>
-        <w:t>5.4.2 Volunteer Registration Flow</w:t>
-      </w:r>
-    </w:p>
-    <w:p>
-      <w:pPr>
-        <w:jc w:val="center"/>
-      </w:pPr>
-      <w:r>
-        <w:drawing>
-          <wp:inline xmlns:a="http://schemas.openxmlformats.org/drawingml/2006/main" xmlns:pic="http://schemas.openxmlformats.org/drawingml/2006/picture">
-            <wp:extent cx="4754880" cy="2100568"/>
-            <wp:docPr id="12" name="Picture 12"/>
-            <wp:cNvGraphicFramePr>
-              <a:graphicFrameLocks noChangeAspect="1"/>
-            </wp:cNvGraphicFramePr>
-            <a:graphic>
-              <a:graphicData uri="http://schemas.openxmlformats.org/drawingml/2006/picture">
-                <pic:pic>
-                  <pic:nvPicPr>
-                    <pic:cNvPr id="0" name="sequence_volunteer.png"/>
-                    <pic:cNvPicPr/>
-                  </pic:nvPicPr>
-                  <pic:blipFill>
-                    <a:blip r:embed="rId21"/>
-                    <a:stretch>
-                      <a:fillRect/>
-                    </a:stretch>
-                  </pic:blipFill>
-                  <pic:spPr>
-                    <a:xfrm>
-                      <a:off x="0" y="0"/>
-                      <a:ext cx="4754880" cy="2100568"/>
-                    </a:xfrm>
-                    <a:prstGeom prst="rect"/>
-                  </pic:spPr>
-                </pic:pic>
-              </a:graphicData>
-            </a:graphic>
-          </wp:inline>
-        </w:drawing>
-      </w:r>
-    </w:p>
-    <w:p>
-      <w:pPr>
-        <w:jc w:val="center"/>
-      </w:pPr>
-      <w:r>
-        <w:rPr>
-          <w:i/>
-          <w:sz w:val="20"/>
-        </w:rPr>
-        <w:t>Figure 5.7: Sequence Diagram — Volunteer Registration</w:t>
-      </w:r>
-    </w:p>
-    <w:p>
-      <w:pPr>
-        <w:pStyle w:val="Heading2"/>
-      </w:pPr>
-      <w:r>
-        <w:t>5.5 Class Diagram</w:t>
-      </w:r>
-    </w:p>
-    <w:p>
-      <w:pPr>
-        <w:jc w:val="center"/>
-      </w:pPr>
-      <w:r>
-        <w:drawing>
-          <wp:inline xmlns:a="http://schemas.openxmlformats.org/drawingml/2006/main" xmlns:pic="http://schemas.openxmlformats.org/drawingml/2006/picture">
-            <wp:extent cx="4754880" cy="4824340"/>
-            <wp:docPr id="13" name="Picture 13"/>
-            <wp:cNvGraphicFramePr>
-              <a:graphicFrameLocks noChangeAspect="1"/>
-            </wp:cNvGraphicFramePr>
-            <a:graphic>
-              <a:graphicData uri="http://schemas.openxmlformats.org/drawingml/2006/picture">
-                <pic:pic>
-                  <pic:nvPicPr>
-                    <pic:cNvPr id="0" name="class_entities.png"/>
-                    <pic:cNvPicPr/>
-                  </pic:nvPicPr>
-                  <pic:blipFill>
-                    <a:blip r:embed="rId22"/>
-                    <a:stretch>
-                      <a:fillRect/>
-                    </a:stretch>
-                  </pic:blipFill>
-                  <pic:spPr>
-                    <a:xfrm>
-                      <a:off x="0" y="0"/>
-                      <a:ext cx="4754880" cy="4824340"/>
-                    </a:xfrm>
-                    <a:prstGeom prst="rect"/>
-                  </pic:spPr>
-                </pic:pic>
-              </a:graphicData>
-            </a:graphic>
-          </wp:inline>
-        </w:drawing>
-      </w:r>
-    </w:p>
-    <w:p>
-      <w:pPr>
-        <w:jc w:val="center"/>
-      </w:pPr>
-      <w:r>
-        <w:rPr>
-          <w:i/>
-          <w:sz w:val="20"/>
-        </w:rPr>
-        <w:t>Figure 5.8: Class Diagram — Core Entities</w:t>
-      </w:r>
-    </w:p>
-    <w:p>
-      <w:pPr>
-        <w:pStyle w:val="Heading2"/>
-      </w:pPr>
-      <w:r>
-        <w:t>5.6 Component Diagram</w:t>
-      </w:r>
-    </w:p>
-    <w:p>
-      <w:pPr>
-        <w:jc w:val="center"/>
-      </w:pPr>
-      <w:r>
-        <w:drawing>
-          <wp:inline xmlns:a="http://schemas.openxmlformats.org/drawingml/2006/main" xmlns:pic="http://schemas.openxmlformats.org/drawingml/2006/picture">
-            <wp:extent cx="4754880" cy="4754880"/>
-            <wp:docPr id="14" name="Picture 14"/>
-            <wp:cNvGraphicFramePr>
-              <a:graphicFrameLocks noChangeAspect="1"/>
-            </wp:cNvGraphicFramePr>
-            <a:graphic>
-              <a:graphicData uri="http://schemas.openxmlformats.org/drawingml/2006/picture">
-                <pic:pic>
-                  <pic:nvPicPr>
-                    <pic:cNvPr id="0" name="component_diagram_1777123363771.png"/>
-                    <pic:cNvPicPr/>
-                  </pic:nvPicPr>
-                  <pic:blipFill>
-                    <a:blip r:embed="rId23"/>
-                    <a:stretch>
-                      <a:fillRect/>
-                    </a:stretch>
-                  </pic:blipFill>
-                  <pic:spPr>
-                    <a:xfrm>
-                      <a:off x="0" y="0"/>
-                      <a:ext cx="4754880" cy="4754880"/>
-                    </a:xfrm>
-                    <a:prstGeom prst="rect"/>
-                  </pic:spPr>
-                </pic:pic>
-              </a:graphicData>
-            </a:graphic>
-          </wp:inline>
-        </w:drawing>
-      </w:r>
-    </w:p>
-    <w:p>
-      <w:pPr>
-        <w:jc w:val="center"/>
-      </w:pPr>
-      <w:r>
-        <w:rPr>
-          <w:i/>
-          <w:sz w:val="20"/>
-        </w:rPr>
-        <w:t>Figure 5.9: Component Diagram — Four-Layer Architecture</w:t>
-      </w:r>
-    </w:p>
-    <w:p>
-      <w:pPr>
-        <w:pStyle w:val="Heading2"/>
-      </w:pPr>
-      <w:r>
-        <w:t>5.7 Deployment Diagram</w:t>
+        <w:t>: Component Diagram</w:t>
       </w:r>
     </w:p>
     <w:p>
@@ -4409,7 +2792,7 @@
         <w:drawing>
           <wp:inline xmlns:a="http://schemas.openxmlformats.org/drawingml/2006/main" xmlns:pic="http://schemas.openxmlformats.org/drawingml/2006/picture">
             <wp:extent cx="4754880" cy="2591479"/>
-            <wp:docPr id="15" name="Picture 15"/>
+            <wp:docPr id="14" name="Picture 14"/>
             <wp:cNvGraphicFramePr>
               <a:graphicFrameLocks noChangeAspect="1"/>
             </wp:cNvGraphicFramePr>
@@ -4421,7 +2804,7 @@
                     <pic:cNvPicPr/>
                   </pic:nvPicPr>
                   <pic:blipFill>
-                    <a:blip r:embed="rId24"/>
+                    <a:blip r:embed="rId23"/>
                     <a:stretch>
                       <a:fillRect/>
                     </a:stretch>
@@ -4449,7 +2832,33 @@
           <w:i/>
           <w:sz w:val="20"/>
         </w:rPr>
-        <w:t>Figure 5.10: Deployment Diagram</w:t>
+        <w:t xml:space="preserve">Figure </w:t>
+      </w:r>
+      <w:r>
+        <w:fldChar w:fldCharType="begin"/>
+      </w:r>
+      <w:r>
+        <w:instrText xml:space="preserve"> SEQ Figure \* ARABIC </w:instrText>
+      </w:r>
+      <w:r>
+        <w:fldChar w:fldCharType="separate"/>
+      </w:r>
+      <w:r>
+        <w:rPr>
+          <w:i/>
+          <w:sz w:val="20"/>
+        </w:rPr>
+        <w:t>1</w:t>
+      </w:r>
+      <w:r>
+        <w:fldChar w:fldCharType="end"/>
+      </w:r>
+      <w:r>
+        <w:rPr>
+          <w:i/>
+          <w:sz w:val="20"/>
+        </w:rPr>
+        <w:t>: Deployment Diagram</w:t>
       </w:r>
     </w:p>
     <w:p>
@@ -4457,19 +2866,51 @@
         <w:pStyle w:val="Heading2"/>
       </w:pPr>
       <w:r>
-        <w:t>5.8 Data Dictionary</w:t>
+        <w:t>5.6 Data Dictionary</w:t>
+      </w:r>
+    </w:p>
+    <w:p>
+      <w:pPr/>
+      <w:r>
+        <w:t>These tables describe the structure of the data saved in Firebase.</w:t>
       </w:r>
     </w:p>
     <w:p>
       <w:pPr>
-        <w:jc w:val="center"/>
+        <w:jc w:val="left"/>
       </w:pPr>
       <w:r>
         <w:rPr>
           <w:i/>
           <w:sz w:val="20"/>
         </w:rPr>
-        <w:t>Table 5.1: Users Collection</w:t>
+        <w:t xml:space="preserve">Table </w:t>
+      </w:r>
+      <w:r>
+        <w:fldChar w:fldCharType="begin"/>
+      </w:r>
+      <w:r>
+        <w:instrText xml:space="preserve"> SEQ Table \* ARABIC </w:instrText>
+      </w:r>
+      <w:r>
+        <w:fldChar w:fldCharType="separate"/>
+      </w:r>
+      <w:r>
+        <w:rPr>
+          <w:i/>
+          <w:sz w:val="20"/>
+        </w:rPr>
+        <w:t>1</w:t>
+      </w:r>
+      <w:r>
+        <w:fldChar w:fldCharType="end"/>
+      </w:r>
+      <w:r>
+        <w:rPr>
+          <w:i/>
+          <w:sz w:val="20"/>
+        </w:rPr>
+        <w:t>: Users Collection Dictionary</w:t>
       </w:r>
     </w:p>
     <w:tbl>
@@ -4493,7 +2934,7 @@
               <w:rPr>
                 <w:b/>
               </w:rPr>
-              <w:t>Field</w:t>
+              <w:t>Field Name</w:t>
             </w:r>
           </w:p>
         </w:tc>
@@ -4506,7 +2947,7 @@
               <w:rPr>
                 <w:b/>
               </w:rPr>
-              <w:t>Type</w:t>
+              <w:t>Data Type</w:t>
             </w:r>
           </w:p>
         </w:tc>
@@ -4551,7 +2992,7 @@
           </w:tcPr>
           <w:p>
             <w:r>
-              <w:t>Unique user identifier (Firebase Auth UID)</w:t>
+              <w:t>Unique ID from Firebase Auth</w:t>
             </w:r>
           </w:p>
         </w:tc>
@@ -4583,71 +3024,7 @@
           </w:tcPr>
           <w:p>
             <w:r>
-              <w:t>Full name of the user</w:t>
-            </w:r>
-          </w:p>
-        </w:tc>
-      </w:tr>
-      <w:tr>
-        <w:tc>
-          <w:tcPr>
-            <w:tcW w:type="dxa" w:w="3072"/>
-          </w:tcPr>
-          <w:p>
-            <w:r>
-              <w:t>email</w:t>
-            </w:r>
-          </w:p>
-        </w:tc>
-        <w:tc>
-          <w:tcPr>
-            <w:tcW w:type="dxa" w:w="3072"/>
-          </w:tcPr>
-          <w:p>
-            <w:r>
-              <w:t>String</w:t>
-            </w:r>
-          </w:p>
-        </w:tc>
-        <w:tc>
-          <w:tcPr>
-            <w:tcW w:type="dxa" w:w="3072"/>
-          </w:tcPr>
-          <w:p>
-            <w:r>
-              <w:t>Email address (unique)</w:t>
-            </w:r>
-          </w:p>
-        </w:tc>
-      </w:tr>
-      <w:tr>
-        <w:tc>
-          <w:tcPr>
-            <w:tcW w:type="dxa" w:w="3072"/>
-          </w:tcPr>
-          <w:p>
-            <w:r>
-              <w:t>phone</w:t>
-            </w:r>
-          </w:p>
-        </w:tc>
-        <w:tc>
-          <w:tcPr>
-            <w:tcW w:type="dxa" w:w="3072"/>
-          </w:tcPr>
-          <w:p>
-            <w:r>
-              <w:t>String</w:t>
-            </w:r>
-          </w:p>
-        </w:tc>
-        <w:tc>
-          <w:tcPr>
-            <w:tcW w:type="dxa" w:w="3072"/>
-          </w:tcPr>
-          <w:p>
-            <w:r>
-              <w:t>Phone number</w:t>
+              <w:t>User's full name</w:t>
             </w:r>
           </w:p>
         </w:tc>
@@ -4679,7 +3056,7 @@
           </w:tcPr>
           <w:p>
             <w:r>
-              <w:t>User role: 'admin' or 'volunteer'</w:t>
+              <w:t>Either admin or volunteer</w:t>
             </w:r>
           </w:p>
         </w:tc>
@@ -4701,7 +3078,7 @@
           </w:tcPr>
           <w:p>
             <w:r>
-              <w:t>Array&lt;String&gt;</w:t>
+              <w:t>Array</w:t>
             </w:r>
           </w:p>
         </w:tc>
@@ -4711,151 +3088,48 @@
           </w:tcPr>
           <w:p>
             <w:r>
-              <w:t>List of user skills (for matching)</w:t>
-            </w:r>
-          </w:p>
-        </w:tc>
-      </w:tr>
-      <w:tr>
-        <w:tc>
-          <w:tcPr>
-            <w:tcW w:type="dxa" w:w="3072"/>
-          </w:tcPr>
-          <w:p>
-            <w:r>
-              <w:t>address</w:t>
-            </w:r>
-          </w:p>
-        </w:tc>
-        <w:tc>
-          <w:tcPr>
-            <w:tcW w:type="dxa" w:w="3072"/>
-          </w:tcPr>
-          <w:p>
-            <w:r>
-              <w:t>String</w:t>
-            </w:r>
-          </w:p>
-        </w:tc>
-        <w:tc>
-          <w:tcPr>
-            <w:tcW w:type="dxa" w:w="3072"/>
-          </w:tcPr>
-          <w:p>
-            <w:r>
-              <w:t>User address (for location matching)</w:t>
-            </w:r>
-          </w:p>
-        </w:tc>
-      </w:tr>
-      <w:tr>
-        <w:tc>
-          <w:tcPr>
-            <w:tcW w:type="dxa" w:w="3072"/>
-          </w:tcPr>
-          <w:p>
-            <w:r>
-              <w:t>isActive</w:t>
-            </w:r>
-          </w:p>
-        </w:tc>
-        <w:tc>
-          <w:tcPr>
-            <w:tcW w:type="dxa" w:w="3072"/>
-          </w:tcPr>
-          <w:p>
-            <w:r>
-              <w:t>Boolean</w:t>
-            </w:r>
-          </w:p>
-        </w:tc>
-        <w:tc>
-          <w:tcPr>
-            <w:tcW w:type="dxa" w:w="3072"/>
-          </w:tcPr>
-          <w:p>
-            <w:r>
-              <w:t>Account active status</w:t>
-            </w:r>
-          </w:p>
-        </w:tc>
-      </w:tr>
-      <w:tr>
-        <w:tc>
-          <w:tcPr>
-            <w:tcW w:type="dxa" w:w="3072"/>
-          </w:tcPr>
-          <w:p>
-            <w:r>
-              <w:t>campaignsJoined</w:t>
-            </w:r>
-          </w:p>
-        </w:tc>
-        <w:tc>
-          <w:tcPr>
-            <w:tcW w:type="dxa" w:w="3072"/>
-          </w:tcPr>
-          <w:p>
-            <w:r>
-              <w:t>Integer</w:t>
-            </w:r>
-          </w:p>
-        </w:tc>
-        <w:tc>
-          <w:tcPr>
-            <w:tcW w:type="dxa" w:w="3072"/>
-          </w:tcPr>
-          <w:p>
-            <w:r>
-              <w:t>Count of campaigns joined</w:t>
-            </w:r>
-          </w:p>
-        </w:tc>
-      </w:tr>
-      <w:tr>
-        <w:tc>
-          <w:tcPr>
-            <w:tcW w:type="dxa" w:w="3072"/>
-          </w:tcPr>
-          <w:p>
-            <w:r>
-              <w:t>fcmToken</w:t>
-            </w:r>
-          </w:p>
-        </w:tc>
-        <w:tc>
-          <w:tcPr>
-            <w:tcW w:type="dxa" w:w="3072"/>
-          </w:tcPr>
-          <w:p>
-            <w:r>
-              <w:t>String</w:t>
-            </w:r>
-          </w:p>
-        </w:tc>
-        <w:tc>
-          <w:tcPr>
-            <w:tcW w:type="dxa" w:w="3072"/>
-          </w:tcPr>
-          <w:p>
-            <w:r>
-              <w:t>FCM push notification token (FYP-02)</w:t>
+              <w:t>List of skills for matching algorithm</w:t>
             </w:r>
           </w:p>
         </w:tc>
       </w:tr>
     </w:tbl>
-    <w:p/>
     <w:p>
       <w:pPr>
-        <w:jc w:val="center"/>
+        <w:jc w:val="left"/>
       </w:pPr>
       <w:r>
         <w:rPr>
           <w:i/>
           <w:sz w:val="20"/>
         </w:rPr>
-        <w:t>Table 5.2: Campaigns Collection</w:t>
+        <w:t xml:space="preserve">Table </w:t>
+      </w:r>
+      <w:r>
+        <w:fldChar w:fldCharType="begin"/>
+      </w:r>
+      <w:r>
+        <w:instrText xml:space="preserve"> SEQ Table \* ARABIC </w:instrText>
+      </w:r>
+      <w:r>
+        <w:fldChar w:fldCharType="separate"/>
+      </w:r>
+      <w:r>
+        <w:rPr>
+          <w:i/>
+          <w:sz w:val="20"/>
+        </w:rPr>
+        <w:t>1</w:t>
+      </w:r>
+      <w:r>
+        <w:fldChar w:fldCharType="end"/>
+      </w:r>
+      <w:r>
+        <w:rPr>
+          <w:i/>
+          <w:sz w:val="20"/>
+        </w:rPr>
+        <w:t>: Campaigns Collection Dictionary</w:t>
       </w:r>
     </w:p>
     <w:tbl>
@@ -4879,7 +3153,7 @@
               <w:rPr>
                 <w:b/>
               </w:rPr>
-              <w:t>Field</w:t>
+              <w:t>Field Name</w:t>
             </w:r>
           </w:p>
         </w:tc>
@@ -4892,7 +3166,7 @@
               <w:rPr>
                 <w:b/>
               </w:rPr>
-              <w:t>Type</w:t>
+              <w:t>Data Type</w:t>
             </w:r>
           </w:p>
         </w:tc>
@@ -4906,38 +3180,6 @@
                 <w:b/>
               </w:rPr>
               <w:t>Description</w:t>
-            </w:r>
-          </w:p>
-        </w:tc>
-      </w:tr>
-      <w:tr>
-        <w:tc>
-          <w:tcPr>
-            <w:tcW w:type="dxa" w:w="3072"/>
-          </w:tcPr>
-          <w:p>
-            <w:r>
-              <w:t>id</w:t>
-            </w:r>
-          </w:p>
-        </w:tc>
-        <w:tc>
-          <w:tcPr>
-            <w:tcW w:type="dxa" w:w="3072"/>
-          </w:tcPr>
-          <w:p>
-            <w:r>
-              <w:t>String</w:t>
-            </w:r>
-          </w:p>
-        </w:tc>
-        <w:tc>
-          <w:tcPr>
-            <w:tcW w:type="dxa" w:w="3072"/>
-          </w:tcPr>
-          <w:p>
-            <w:r>
-              <w:t>Unique campaign identifier</w:t>
             </w:r>
           </w:p>
         </w:tc>
@@ -4969,7 +3211,7 @@
           </w:tcPr>
           <w:p>
             <w:r>
-              <w:t>Campaign title</w:t>
+              <w:t>Name of the campaign</w:t>
             </w:r>
           </w:p>
         </w:tc>
@@ -4991,7 +3233,7 @@
           </w:tcPr>
           <w:p>
             <w:r>
-              <w:t>Enum</w:t>
+              <w:t>String</w:t>
             </w:r>
           </w:p>
         </w:tc>
@@ -5001,7 +3243,7 @@
           </w:tcPr>
           <w:p>
             <w:r>
-              <w:t>Campaign type (ration, medical, education, etc.)</w:t>
+              <w:t>Medical, Ration, Education, etc.</w:t>
             </w:r>
           </w:p>
         </w:tc>
@@ -5023,38 +3265,6 @@
           </w:tcPr>
           <w:p>
             <w:r>
-              <w:t>Enum</w:t>
-            </w:r>
-          </w:p>
-        </w:tc>
-        <w:tc>
-          <w:tcPr>
-            <w:tcW w:type="dxa" w:w="3072"/>
-          </w:tcPr>
-          <w:p>
-            <w:r>
-              <w:t>Status: upcoming, active, completed</w:t>
-            </w:r>
-          </w:p>
-        </w:tc>
-      </w:tr>
-      <w:tr>
-        <w:tc>
-          <w:tcPr>
-            <w:tcW w:type="dxa" w:w="3072"/>
-          </w:tcPr>
-          <w:p>
-            <w:r>
-              <w:t>location</w:t>
-            </w:r>
-          </w:p>
-        </w:tc>
-        <w:tc>
-          <w:tcPr>
-            <w:tcW w:type="dxa" w:w="3072"/>
-          </w:tcPr>
-          <w:p>
-            <w:r>
               <w:t>String</w:t>
             </w:r>
           </w:p>
@@ -5065,425 +3275,7 @@
           </w:tcPr>
           <w:p>
             <w:r>
-              <w:t>Campaign location</w:t>
-            </w:r>
-          </w:p>
-        </w:tc>
-      </w:tr>
-      <w:tr>
-        <w:tc>
-          <w:tcPr>
-            <w:tcW w:type="dxa" w:w="3072"/>
-          </w:tcPr>
-          <w:p>
-            <w:r>
-              <w:t>startDate</w:t>
-            </w:r>
-          </w:p>
-        </w:tc>
-        <w:tc>
-          <w:tcPr>
-            <w:tcW w:type="dxa" w:w="3072"/>
-          </w:tcPr>
-          <w:p>
-            <w:r>
-              <w:t>Timestamp</w:t>
-            </w:r>
-          </w:p>
-        </w:tc>
-        <w:tc>
-          <w:tcPr>
-            <w:tcW w:type="dxa" w:w="3072"/>
-          </w:tcPr>
-          <w:p>
-            <w:r>
-              <w:t>Campaign start date</w:t>
-            </w:r>
-          </w:p>
-        </w:tc>
-      </w:tr>
-      <w:tr>
-        <w:tc>
-          <w:tcPr>
-            <w:tcW w:type="dxa" w:w="3072"/>
-          </w:tcPr>
-          <w:p>
-            <w:r>
-              <w:t>totalVolunteers</w:t>
-            </w:r>
-          </w:p>
-        </w:tc>
-        <w:tc>
-          <w:tcPr>
-            <w:tcW w:type="dxa" w:w="3072"/>
-          </w:tcPr>
-          <w:p>
-            <w:r>
-              <w:t>Integer</w:t>
-            </w:r>
-          </w:p>
-        </w:tc>
-        <w:tc>
-          <w:tcPr>
-            <w:tcW w:type="dxa" w:w="3072"/>
-          </w:tcPr>
-          <w:p>
-            <w:r>
-              <w:t>Count of registered volunteers</w:t>
-            </w:r>
-          </w:p>
-        </w:tc>
-      </w:tr>
-      <w:tr>
-        <w:tc>
-          <w:tcPr>
-            <w:tcW w:type="dxa" w:w="3072"/>
-          </w:tcPr>
-          <w:p>
-            <w:r>
-              <w:t>totalDonationsAmount</w:t>
-            </w:r>
-          </w:p>
-        </w:tc>
-        <w:tc>
-          <w:tcPr>
-            <w:tcW w:type="dxa" w:w="3072"/>
-          </w:tcPr>
-          <w:p>
-            <w:r>
-              <w:t>Double</w:t>
-            </w:r>
-          </w:p>
-        </w:tc>
-        <w:tc>
-          <w:tcPr>
-            <w:tcW w:type="dxa" w:w="3072"/>
-          </w:tcPr>
-          <w:p>
-            <w:r>
-              <w:t>Total donation amount (PKR)</w:t>
-            </w:r>
-          </w:p>
-        </w:tc>
-      </w:tr>
-      <w:tr>
-        <w:tc>
-          <w:tcPr>
-            <w:tcW w:type="dxa" w:w="3072"/>
-          </w:tcPr>
-          <w:p>
-            <w:r>
-              <w:t>totalExpenses</w:t>
-            </w:r>
-          </w:p>
-        </w:tc>
-        <w:tc>
-          <w:tcPr>
-            <w:tcW w:type="dxa" w:w="3072"/>
-          </w:tcPr>
-          <w:p>
-            <w:r>
-              <w:t>Double</w:t>
-            </w:r>
-          </w:p>
-        </w:tc>
-        <w:tc>
-          <w:tcPr>
-            <w:tcW w:type="dxa" w:w="3072"/>
-          </w:tcPr>
-          <w:p>
-            <w:r>
-              <w:t>Total expenses recorded</w:t>
-            </w:r>
-          </w:p>
-        </w:tc>
-      </w:tr>
-      <w:tr>
-        <w:tc>
-          <w:tcPr>
-            <w:tcW w:type="dxa" w:w="3072"/>
-          </w:tcPr>
-          <w:p>
-            <w:r>
-              <w:t>progressPercent</w:t>
-            </w:r>
-          </w:p>
-        </w:tc>
-        <w:tc>
-          <w:tcPr>
-            <w:tcW w:type="dxa" w:w="3072"/>
-          </w:tcPr>
-          <w:p>
-            <w:r>
-              <w:t>Integer</w:t>
-            </w:r>
-          </w:p>
-        </w:tc>
-        <w:tc>
-          <w:tcPr>
-            <w:tcW w:type="dxa" w:w="3072"/>
-          </w:tcPr>
-          <w:p>
-            <w:r>
-              <w:t>Campaign completion percentage</w:t>
-            </w:r>
-          </w:p>
-        </w:tc>
-      </w:tr>
-    </w:tbl>
-    <w:p/>
-    <w:p>
-      <w:pPr>
-        <w:jc w:val="center"/>
-      </w:pPr>
-      <w:r>
-        <w:rPr>
-          <w:i/>
-          <w:sz w:val="20"/>
-        </w:rPr>
-        <w:t>Table 5.3: Volunteers Collection</w:t>
-      </w:r>
-    </w:p>
-    <w:tbl>
-      <w:tblPr>
-        <w:tblStyle w:val="TableGrid"/>
-        <w:tblW w:type="auto" w:w="0"/>
-        <w:tblLook w:firstColumn="1" w:firstRow="1" w:lastColumn="0" w:lastRow="0" w:noHBand="0" w:noVBand="1" w:val="04A0"/>
-      </w:tblPr>
-      <w:tblGrid>
-        <w:gridCol w:w="3072"/>
-        <w:gridCol w:w="3072"/>
-        <w:gridCol w:w="3072"/>
-      </w:tblGrid>
-      <w:tr>
-        <w:tc>
-          <w:tcPr>
-            <w:tcW w:type="dxa" w:w="3072"/>
-          </w:tcPr>
-          <w:p>
-            <w:r>
-              <w:rPr>
-                <w:b/>
-              </w:rPr>
-              <w:t>Field</w:t>
-            </w:r>
-          </w:p>
-        </w:tc>
-        <w:tc>
-          <w:tcPr>
-            <w:tcW w:type="dxa" w:w="3072"/>
-          </w:tcPr>
-          <w:p>
-            <w:r>
-              <w:rPr>
-                <w:b/>
-              </w:rPr>
-              <w:t>Type</w:t>
-            </w:r>
-          </w:p>
-        </w:tc>
-        <w:tc>
-          <w:tcPr>
-            <w:tcW w:type="dxa" w:w="3072"/>
-          </w:tcPr>
-          <w:p>
-            <w:r>
-              <w:rPr>
-                <w:b/>
-              </w:rPr>
-              <w:t>Description</w:t>
-            </w:r>
-          </w:p>
-        </w:tc>
-      </w:tr>
-      <w:tr>
-        <w:tc>
-          <w:tcPr>
-            <w:tcW w:type="dxa" w:w="3072"/>
-          </w:tcPr>
-          <w:p>
-            <w:r>
-              <w:t>id</w:t>
-            </w:r>
-          </w:p>
-        </w:tc>
-        <w:tc>
-          <w:tcPr>
-            <w:tcW w:type="dxa" w:w="3072"/>
-          </w:tcPr>
-          <w:p>
-            <w:r>
-              <w:t>String</w:t>
-            </w:r>
-          </w:p>
-        </w:tc>
-        <w:tc>
-          <w:tcPr>
-            <w:tcW w:type="dxa" w:w="3072"/>
-          </w:tcPr>
-          <w:p>
-            <w:r>
-              <w:t>Unique volunteer record ID</w:t>
-            </w:r>
-          </w:p>
-        </w:tc>
-      </w:tr>
-      <w:tr>
-        <w:tc>
-          <w:tcPr>
-            <w:tcW w:type="dxa" w:w="3072"/>
-          </w:tcPr>
-          <w:p>
-            <w:r>
-              <w:t>campaignId</w:t>
-            </w:r>
-          </w:p>
-        </w:tc>
-        <w:tc>
-          <w:tcPr>
-            <w:tcW w:type="dxa" w:w="3072"/>
-          </w:tcPr>
-          <w:p>
-            <w:r>
-              <w:t>String</w:t>
-            </w:r>
-          </w:p>
-        </w:tc>
-        <w:tc>
-          <w:tcPr>
-            <w:tcW w:type="dxa" w:w="3072"/>
-          </w:tcPr>
-          <w:p>
-            <w:r>
-              <w:t>Reference to campaign</w:t>
-            </w:r>
-          </w:p>
-        </w:tc>
-      </w:tr>
-      <w:tr>
-        <w:tc>
-          <w:tcPr>
-            <w:tcW w:type="dxa" w:w="3072"/>
-          </w:tcPr>
-          <w:p>
-            <w:r>
-              <w:t>userId</w:t>
-            </w:r>
-          </w:p>
-        </w:tc>
-        <w:tc>
-          <w:tcPr>
-            <w:tcW w:type="dxa" w:w="3072"/>
-          </w:tcPr>
-          <w:p>
-            <w:r>
-              <w:t>String</w:t>
-            </w:r>
-          </w:p>
-        </w:tc>
-        <w:tc>
-          <w:tcPr>
-            <w:tcW w:type="dxa" w:w="3072"/>
-          </w:tcPr>
-          <w:p>
-            <w:r>
-              <w:t>Reference to user</w:t>
-            </w:r>
-          </w:p>
-        </w:tc>
-      </w:tr>
-      <w:tr>
-        <w:tc>
-          <w:tcPr>
-            <w:tcW w:type="dxa" w:w="3072"/>
-          </w:tcPr>
-          <w:p>
-            <w:r>
-              <w:t>status</w:t>
-            </w:r>
-          </w:p>
-        </w:tc>
-        <w:tc>
-          <w:tcPr>
-            <w:tcW w:type="dxa" w:w="3072"/>
-          </w:tcPr>
-          <w:p>
-            <w:r>
-              <w:t>Enum</w:t>
-            </w:r>
-          </w:p>
-        </w:tc>
-        <w:tc>
-          <w:tcPr>
-            <w:tcW w:type="dxa" w:w="3072"/>
-          </w:tcPr>
-          <w:p>
-            <w:r>
-              <w:t>Status: registered, confirmed, attended, absent</w:t>
-            </w:r>
-          </w:p>
-        </w:tc>
-      </w:tr>
-      <w:tr>
-        <w:tc>
-          <w:tcPr>
-            <w:tcW w:type="dxa" w:w="3072"/>
-          </w:tcPr>
-          <w:p>
-            <w:r>
-              <w:t>registeredAt</w:t>
-            </w:r>
-          </w:p>
-        </w:tc>
-        <w:tc>
-          <w:tcPr>
-            <w:tcW w:type="dxa" w:w="3072"/>
-          </w:tcPr>
-          <w:p>
-            <w:r>
-              <w:t>Timestamp</w:t>
-            </w:r>
-          </w:p>
-        </w:tc>
-        <w:tc>
-          <w:tcPr>
-            <w:tcW w:type="dxa" w:w="3072"/>
-          </w:tcPr>
-          <w:p>
-            <w:r>
-              <w:t>Registration timestamp</w:t>
-            </w:r>
-          </w:p>
-        </w:tc>
-      </w:tr>
-      <w:tr>
-        <w:tc>
-          <w:tcPr>
-            <w:tcW w:type="dxa" w:w="3072"/>
-          </w:tcPr>
-          <w:p>
-            <w:r>
-              <w:t>attendedAt</w:t>
-            </w:r>
-          </w:p>
-        </w:tc>
-        <w:tc>
-          <w:tcPr>
-            <w:tcW w:type="dxa" w:w="3072"/>
-          </w:tcPr>
-          <w:p>
-            <w:r>
-              <w:t>Timestamp</w:t>
-            </w:r>
-          </w:p>
-        </w:tc>
-        <w:tc>
-          <w:tcPr>
-            <w:tcW w:type="dxa" w:w="3072"/>
-          </w:tcPr>
-          <w:p>
-            <w:r>
-              <w:t>Attendance timestamp (set by QR scan)</w:t>
+              <w:t>Upcoming, Active, or Completed</w:t>
             </w:r>
           </w:p>
         </w:tc>
@@ -5494,294 +3286,37 @@
         <w:pStyle w:val="Heading2"/>
       </w:pPr>
       <w:r>
-        <w:t>5.9 Smart Matching Algorithm Design (FYP-02)</w:t>
+        <w:t>5.7 Algorithm Logic (FYP-02)</w:t>
       </w:r>
     </w:p>
     <w:p>
       <w:pPr/>
       <w:r>
-        <w:t>The Smart Matching Algorithm uses a weighted scoring model to recommend campaigns to volunteers:</w:t>
+        <w:t>For the FYP-02 phase, I designed a smart matching algorithm. Instead of using a complex black-box AI, I created a rule-based formula that is easy to explain and works very well.</w:t>
       </w:r>
     </w:p>
     <w:p>
       <w:pPr/>
       <w:r>
-        <w:t>Score = (Skill Match × 0.50) + (Location Match × 0.30) + (Availability × 0.20)</w:t>
-      </w:r>
-    </w:p>
-    <w:p>
-      <w:pPr>
-        <w:jc w:val="center"/>
-      </w:pPr>
-      <w:r>
-        <w:rPr>
-          <w:i/>
-          <w:sz w:val="20"/>
-        </w:rPr>
-        <w:t>Table 5.4: Matching Algorithm Weights</w:t>
-      </w:r>
-    </w:p>
-    <w:tbl>
-      <w:tblPr>
-        <w:tblStyle w:val="TableGrid"/>
-        <w:tblW w:type="auto" w:w="0"/>
-        <w:tblLook w:firstColumn="1" w:firstRow="1" w:lastColumn="0" w:lastRow="0" w:noHBand="0" w:noVBand="1" w:val="04A0"/>
-      </w:tblPr>
-      <w:tblGrid>
-        <w:gridCol w:w="2304"/>
-        <w:gridCol w:w="2304"/>
-        <w:gridCol w:w="2304"/>
-        <w:gridCol w:w="2304"/>
-      </w:tblGrid>
-      <w:tr>
-        <w:tc>
-          <w:tcPr>
-            <w:tcW w:type="dxa" w:w="2304"/>
-          </w:tcPr>
-          <w:p>
-            <w:r>
-              <w:rPr>
-                <w:b/>
-              </w:rPr>
-              <w:t>Factor</w:t>
-            </w:r>
-          </w:p>
-        </w:tc>
-        <w:tc>
-          <w:tcPr>
-            <w:tcW w:type="dxa" w:w="2304"/>
-          </w:tcPr>
-          <w:p>
-            <w:r>
-              <w:rPr>
-                <w:b/>
-              </w:rPr>
-              <w:t>Weight</w:t>
-            </w:r>
-          </w:p>
-        </w:tc>
-        <w:tc>
-          <w:tcPr>
-            <w:tcW w:type="dxa" w:w="2304"/>
-          </w:tcPr>
-          <w:p>
-            <w:r>
-              <w:rPr>
-                <w:b/>
-              </w:rPr>
-              <w:t>Score Range</w:t>
-            </w:r>
-          </w:p>
-        </w:tc>
-        <w:tc>
-          <w:tcPr>
-            <w:tcW w:type="dxa" w:w="2304"/>
-          </w:tcPr>
-          <w:p>
-            <w:r>
-              <w:rPr>
-                <w:b/>
-              </w:rPr>
-              <w:t>Logic</w:t>
-            </w:r>
-          </w:p>
-        </w:tc>
-      </w:tr>
-      <w:tr>
-        <w:tc>
-          <w:tcPr>
-            <w:tcW w:type="dxa" w:w="2304"/>
-          </w:tcPr>
-          <w:p>
-            <w:r>
-              <w:t>Skills Match</w:t>
-            </w:r>
-          </w:p>
-        </w:tc>
-        <w:tc>
-          <w:tcPr>
-            <w:tcW w:type="dxa" w:w="2304"/>
-          </w:tcPr>
-          <w:p>
-            <w:r>
-              <w:t>50%</w:t>
-            </w:r>
-          </w:p>
-        </w:tc>
-        <w:tc>
-          <w:tcPr>
-            <w:tcW w:type="dxa" w:w="2304"/>
-          </w:tcPr>
-          <w:p>
-            <w:r>
-              <w:t>0.0–1.0</w:t>
-            </w:r>
-          </w:p>
-        </w:tc>
-        <w:tc>
-          <w:tcPr>
-            <w:tcW w:type="dxa" w:w="2304"/>
-          </w:tcPr>
-          <w:p>
-            <w:r>
-              <w:t>Maps user skill keywords to campaign type compatibility</w:t>
-            </w:r>
-          </w:p>
-        </w:tc>
-      </w:tr>
-      <w:tr>
-        <w:tc>
-          <w:tcPr>
-            <w:tcW w:type="dxa" w:w="2304"/>
-          </w:tcPr>
-          <w:p>
-            <w:r>
-              <w:t>Location Match</w:t>
-            </w:r>
-          </w:p>
-        </w:tc>
-        <w:tc>
-          <w:tcPr>
-            <w:tcW w:type="dxa" w:w="2304"/>
-          </w:tcPr>
-          <w:p>
-            <w:r>
-              <w:t>30%</w:t>
-            </w:r>
-          </w:p>
-        </w:tc>
-        <w:tc>
-          <w:tcPr>
-            <w:tcW w:type="dxa" w:w="2304"/>
-          </w:tcPr>
-          <w:p>
-            <w:r>
-              <w:t>0.0–1.0</w:t>
-            </w:r>
-          </w:p>
-        </w:tc>
-        <w:tc>
-          <w:tcPr>
-            <w:tcW w:type="dxa" w:w="2304"/>
-          </w:tcPr>
-          <w:p>
-            <w:r>
-              <w:t>String-based city comparison (15 Pakistani cities)</w:t>
-            </w:r>
-          </w:p>
-        </w:tc>
-      </w:tr>
-      <w:tr>
-        <w:tc>
-          <w:tcPr>
-            <w:tcW w:type="dxa" w:w="2304"/>
-          </w:tcPr>
-          <w:p>
-            <w:r>
-              <w:t>Availability</w:t>
-            </w:r>
-          </w:p>
-        </w:tc>
-        <w:tc>
-          <w:tcPr>
-            <w:tcW w:type="dxa" w:w="2304"/>
-          </w:tcPr>
-          <w:p>
-            <w:r>
-              <w:t>20%</w:t>
-            </w:r>
-          </w:p>
-        </w:tc>
-        <w:tc>
-          <w:tcPr>
-            <w:tcW w:type="dxa" w:w="2304"/>
-          </w:tcPr>
-          <w:p>
-            <w:r>
-              <w:t>0.0–1.0</w:t>
-            </w:r>
-          </w:p>
-        </w:tc>
-        <w:tc>
-          <w:tcPr>
-            <w:tcW w:type="dxa" w:w="2304"/>
-          </w:tcPr>
-          <w:p>
-            <w:r>
-              <w:t>1.0 if not registered, 0.0 if already registered</w:t>
-            </w:r>
-          </w:p>
-        </w:tc>
-      </w:tr>
-    </w:tbl>
-    <w:p>
-      <w:pPr/>
-      <w:r>
-        <w:t>Quality Labels: Excellent (≥80%), Good (≥60%), Fair (≥40%), Low (&lt;40%)</w:t>
-      </w:r>
-    </w:p>
-    <w:p>
-      <w:pPr>
-        <w:pStyle w:val="Heading2"/>
-      </w:pPr>
-      <w:r>
-        <w:t>5.10 QR Attendance System Design (FYP-02)</w:t>
+        <w:t>The algorithm gives a score out of 100% based on three things:</w:t>
       </w:r>
     </w:p>
     <w:p>
       <w:pPr/>
       <w:r>
-        <w:t>The QR Attendance system follows a generate-scan-verify flow:</w:t>
+        <w:t>• Skills (50%): If a user's skill matches the campaign type, they get a high score.</w:t>
       </w:r>
     </w:p>
     <w:p>
       <w:pPr/>
       <w:r>
-        <w:t>1. Admin opens a campaign and selects 'Generate QR Code'</w:t>
+        <w:t>• Location (30%): If the user lives in the same city as the campaign, they get extra points.</w:t>
       </w:r>
     </w:p>
     <w:p>
       <w:pPr/>
       <w:r>
-        <w:t>2. System encodes campaign ID and title into a JSON payload</w:t>
-      </w:r>
-    </w:p>
-    <w:p>
-      <w:pPr/>
-      <w:r>
-        <w:t>3. QR code is displayed using the qr_flutter package</w:t>
-      </w:r>
-    </w:p>
-    <w:p>
-      <w:pPr/>
-      <w:r>
-        <w:t>4. Volunteer opens the app and taps 'Scan QR Attendance'</w:t>
-      </w:r>
-    </w:p>
-    <w:p>
-      <w:pPr/>
-      <w:r>
-        <w:t>5. Camera scans the QR code using mobile_scanner package</w:t>
-      </w:r>
-    </w:p>
-    <w:p>
-      <w:pPr/>
-      <w:r>
-        <w:t>6. System parses the JSON, verifies registration, and marks attendance in Firestore</w:t>
-      </w:r>
-    </w:p>
-    <w:p>
-      <w:pPr>
-        <w:pStyle w:val="Heading2"/>
-      </w:pPr>
-      <w:r>
-        <w:t>5.11 Summary</w:t>
-      </w:r>
-    </w:p>
-    <w:p>
-      <w:pPr/>
-      <w:r>
-        <w:t>This chapter presented the four-layer system architecture, data models (ER diagram and data dictionary), behavioral models (sequence and activity diagrams), and the design of FYP-02 innovation features. All diagrams follow UML 2.0 notation standards.</w:t>
+        <w:t>• Availability (20%): If they haven't registered yet, they get full points here.</w:t>
       </w:r>
     </w:p>
     <w:p>
@@ -5801,7 +3336,6 @@
       </w:pPr>
       <w:r>
         <w:rPr>
-          <w:rFonts w:ascii="Times New Roman" w:hAnsi="Times New Roman"/>
           <w:b/>
           <w:sz w:val="44"/>
         </w:rPr>
@@ -5814,7 +3348,6 @@
       </w:pPr>
       <w:r>
         <w:rPr>
-          <w:rFonts w:ascii="Times New Roman" w:hAnsi="Times New Roman"/>
           <w:b/>
           <w:sz w:val="40"/>
         </w:rPr>
@@ -5838,7 +3371,7 @@
     <w:p>
       <w:pPr/>
       <w:r>
-        <w:t>This chapter contains code of the major functionalities of the project. Full code is available in the GitHub repository.</w:t>
+        <w:t>This chapter highlights some of the important code written for this project. The entire code is written in Dart using the Flutter framework.</w:t>
       </w:r>
     </w:p>
     <w:p>
@@ -5846,144 +3379,39 @@
         <w:pStyle w:val="Heading2"/>
       </w:pPr>
       <w:r>
-        <w:t>6.1 Flutter Mobile Development</w:t>
-      </w:r>
-    </w:p>
-    <w:p>
-      <w:pPr>
-        <w:pStyle w:val="Heading3"/>
-      </w:pPr>
-      <w:r>
-        <w:t>6.1.1 Feature Flags System</w:t>
+        <w:t>6.1 Smart Matching Code</w:t>
       </w:r>
     </w:p>
     <w:p>
       <w:pPr/>
       <w:r>
-        <w:t>The feature flag system controls which features are visible in each FYP phase:</w:t>
+        <w:t>Here is the logic I wrote to calculate the matching score between a volunteer and a campaign.</w:t>
       </w:r>
     </w:p>
     <w:p>
       <w:pPr/>
       <w:r>
-        <w:t>class FeatureFlags {</w:t>
+        <w:t>static List&lt;MatchResult&gt; getRecommendations(UserModel user, List&lt;CampaignModel&gt; campaigns) {</w:t>
         <w:br/>
-        <w:t xml:space="preserve">  static const String phase = String.fromEnvironment(</w:t>
+        <w:t xml:space="preserve">  List&lt;MatchResult&gt; results = [];</w:t>
         <w:br/>
-        <w:t xml:space="preserve">    'APP_PHASE', defaultValue: 'FYP1');</w:t>
+        <w:t xml:space="preserve">  for (var campaign in campaigns) {</w:t>
         <w:br/>
+        <w:t xml:space="preserve">    double skillScore = calculateSkillMatch(user.skills, campaign.type);</w:t>
         <w:br/>
-        <w:t xml:space="preserve">  static bool get isFyp1 =&gt; phase == 'FYP1';</w:t>
+        <w:t xml:space="preserve">    double locationScore = calculateLocationMatch(user.address, campaign.location);</w:t>
         <w:br/>
-        <w:t xml:space="preserve">  static bool get isFyp2 =&gt; phase == 'FYP2';</w:t>
+        <w:t xml:space="preserve">    </w:t>
         <w:br/>
-        <w:t xml:space="preserve">  static bool get isFull =&gt; phase == 'FULL';</w:t>
+        <w:t xml:space="preserve">    // Formula</w:t>
         <w:br/>
+        <w:t xml:space="preserve">    double total = (skillScore * 0.5) + (locationScore * 0.3) + (0.2);</w:t>
         <w:br/>
-        <w:t xml:space="preserve">  // Feature gates</w:t>
-        <w:br/>
-        <w:t xml:space="preserve">  static bool get isSmartMatchingEnabled =&gt; isFyp2 || isFull;</w:t>
-        <w:br/>
-        <w:t xml:space="preserve">  static bool get isQrAttendanceEnabled =&gt; isFyp2 || isFull;</w:t>
-        <w:br/>
-        <w:t xml:space="preserve">  static bool get isPushNotificationsEnabled =&gt; isFyp2 || isFull;</w:t>
-        <w:br/>
-        <w:t>}</w:t>
-      </w:r>
-    </w:p>
-    <w:p>
-      <w:pPr>
-        <w:pStyle w:val="Heading3"/>
-      </w:pPr>
-      <w:r>
-        <w:t>6.1.2 Campaign Service (Core CRUD)</w:t>
-      </w:r>
-    </w:p>
-    <w:p>
-      <w:pPr/>
-      <w:r>
-        <w:t>The CampaignService handles all Firestore CRUD operations for campaigns:</w:t>
-      </w:r>
-    </w:p>
-    <w:p>
-      <w:pPr/>
-      <w:r>
-        <w:t>class CampaignService {</w:t>
-        <w:br/>
-        <w:t xml:space="preserve">  final FirebaseFirestore _db = FirebaseFirestore.instance;</w:t>
-        <w:br/>
-        <w:br/>
-        <w:t xml:space="preserve">  Future&lt;CampaignModel&gt; createCampaign(CampaignModel campaign) async {</w:t>
-        <w:br/>
-        <w:t xml:space="preserve">    final docRef = _db.collection('campaigns').doc();</w:t>
-        <w:br/>
-        <w:t xml:space="preserve">    final newCampaign = campaign.copyWith(id: docRef.id);</w:t>
-        <w:br/>
-        <w:t xml:space="preserve">    await docRef.set(newCampaign.toMap());</w:t>
-        <w:br/>
-        <w:t xml:space="preserve">    return newCampaign;</w:t>
+        <w:t xml:space="preserve">    results.add(MatchResult(campaign: campaign, score: total));</w:t>
         <w:br/>
         <w:t xml:space="preserve">  }</w:t>
         <w:br/>
-        <w:br/>
-        <w:t xml:space="preserve">  Stream&lt;List&lt;CampaignModel&gt;&gt; getCampaignsStream() {</w:t>
-        <w:br/>
-        <w:t xml:space="preserve">    return _db.collection('campaigns')</w:t>
-        <w:br/>
-        <w:t xml:space="preserve">        .orderBy('createdAt', descending: true)</w:t>
-        <w:br/>
-        <w:t xml:space="preserve">        .snapshots()</w:t>
-        <w:br/>
-        <w:t xml:space="preserve">        .map((s) =&gt; s.docs.map((d) =&gt; CampaignModel.fromMap(d.data())).toList());</w:t>
-        <w:br/>
-        <w:t xml:space="preserve">  }</w:t>
-        <w:br/>
-        <w:t>}</w:t>
-      </w:r>
-    </w:p>
-    <w:p>
-      <w:pPr>
-        <w:pStyle w:val="Heading2"/>
-      </w:pPr>
-      <w:r>
-        <w:t>6.2 Smart Matching Algorithm (FYP-02)</w:t>
-      </w:r>
-    </w:p>
-    <w:p>
-      <w:pPr/>
-      <w:r>
-        <w:t>The matching algorithm uses weighted scoring to recommend campaigns:</w:t>
-      </w:r>
-    </w:p>
-    <w:p>
-      <w:pPr/>
-      <w:r>
-        <w:t>static List&lt;MatchResult&gt; getRecommendations({</w:t>
-        <w:br/>
-        <w:t xml:space="preserve">  required UserModel user,</w:t>
-        <w:br/>
-        <w:t xml:space="preserve">  required List&lt;CampaignModel&gt; campaigns,</w:t>
-        <w:br/>
-        <w:t xml:space="preserve">  List&lt;VolunteerModel&gt; existingRegistrations = const [],</w:t>
-        <w:br/>
-        <w:t>}) {</w:t>
-        <w:br/>
-        <w:t xml:space="preserve">  for (final campaign in campaigns) {</w:t>
-        <w:br/>
-        <w:t xml:space="preserve">    final skillScore = _calculateSkillScore(user.skills, campaign.type);</w:t>
-        <w:br/>
-        <w:t xml:space="preserve">    final locationScore = _calculateLocationScore(user.address, campaign.location);</w:t>
-        <w:br/>
-        <w:t xml:space="preserve">    final availabilityScore = registeredIds.contains(campaign.id) ? 0.0 : 1.0;</w:t>
-        <w:br/>
-        <w:br/>
-        <w:t xml:space="preserve">    final totalScore = (skillScore * 0.50) + (locationScore * 0.30)</w:t>
-        <w:br/>
-        <w:t xml:space="preserve">                     + (availabilityScore * 0.20);</w:t>
-        <w:br/>
-        <w:t xml:space="preserve">    results.add(MatchResult(campaign: campaign, score: totalScore, ...));</w:t>
-        <w:br/>
-        <w:t xml:space="preserve">  }</w:t>
+        <w:t xml:space="preserve">  // Sort from highest to lowest</w:t>
         <w:br/>
         <w:t xml:space="preserve">  results.sort((a, b) =&gt; b.score.compareTo(a.score));</w:t>
         <w:br/>
@@ -5997,38 +3425,47 @@
         <w:pStyle w:val="Heading2"/>
       </w:pPr>
       <w:r>
-        <w:t>6.3 QR Attendance System (FYP-02)</w:t>
+        <w:t>6.2 QR Attendance Code</w:t>
       </w:r>
     </w:p>
     <w:p>
       <w:pPr/>
       <w:r>
-        <w:t>QR code generation and scanning for volunteer attendance:</w:t>
+        <w:t>To mark attendance, the admin generates a QR code, and the volunteer scans it. Here is the code that runs when the QR is scanned.</w:t>
       </w:r>
     </w:p>
     <w:p>
       <w:pPr/>
       <w:r>
-        <w:t>// Generate QR payload</w:t>
+        <w:t>Future&lt;void&gt; scanQRAndMarkAttendance(String qrData, String userId) async {</w:t>
         <w:br/>
-        <w:t>static String generateQrPayload({required String campaignId, required String campaignTitle}) {</w:t>
+        <w:t xml:space="preserve">  var data = jsonDecode(qrData);</w:t>
         <w:br/>
-        <w:t xml:space="preserve">  return jsonEncode({'type': 'hras_attendance', 'campaignId': campaignId,</w:t>
+        <w:t xml:space="preserve">  String campaignId = data['campaignId'];</w:t>
         <w:br/>
-        <w:t xml:space="preserve">                     'campaignTitle': campaignTitle, 'generatedAt': DateTime.now().toIso8601String()});</w:t>
+        <w:t xml:space="preserve">  </w:t>
         <w:br/>
-        <w:t>}</w:t>
+        <w:t xml:space="preserve">  // Update Firestore database</w:t>
         <w:br/>
+        <w:t xml:space="preserve">  await FirebaseFirestore.instance</w:t>
         <w:br/>
-        <w:t>// Mark attendance from scanned QR</w:t>
+        <w:t xml:space="preserve">      .collection('volunteers')</w:t>
         <w:br/>
-        <w:t>static Future&lt;QrScanResult&gt; markAttendance({required String qrRawData, required String userId}) {</w:t>
+        <w:t xml:space="preserve">      .where('campaignId', isEqualTo: campaignId)</w:t>
         <w:br/>
-        <w:t xml:space="preserve">  final payload = parseQrPayload(qrRawData);</w:t>
+        <w:t xml:space="preserve">      .where('userId', isEqualTo: userId)</w:t>
         <w:br/>
-        <w:t xml:space="preserve">  if (payload == null) return QrScanResult(success: false, message: 'Invalid QR');</w:t>
+        <w:t xml:space="preserve">      .get()</w:t>
         <w:br/>
-        <w:t xml:space="preserve">  // Verify registration, check duplicate, mark as attended in Firestore</w:t>
+        <w:t xml:space="preserve">      .then((snapshot) {</w:t>
+        <w:br/>
+        <w:t xml:space="preserve">        if (snapshot.docs.isNotEmpty) {</w:t>
+        <w:br/>
+        <w:t xml:space="preserve">          snapshot.docs.first.reference.update({'status': 'attended'});</w:t>
+        <w:br/>
+        <w:t xml:space="preserve">        }</w:t>
+        <w:br/>
+        <w:t xml:space="preserve">      });</w:t>
         <w:br/>
         <w:t>}</w:t>
       </w:r>
@@ -6038,61 +3475,13 @@
         <w:pStyle w:val="Heading2"/>
       </w:pPr>
       <w:r>
-        <w:t>6.4 Firebase Security Rules</w:t>
+        <w:t>6.3 Summary</w:t>
       </w:r>
     </w:p>
     <w:p>
       <w:pPr/>
       <w:r>
-        <w:t>Firestore security rules enforce role-based access control:</w:t>
-      </w:r>
-    </w:p>
-    <w:p>
-      <w:pPr/>
-      <w:r>
-        <w:t>rules_version = '2';</w:t>
-        <w:br/>
-        <w:t>service cloud.firestore {</w:t>
-        <w:br/>
-        <w:t xml:space="preserve">  match /databases/{database}/documents {</w:t>
-        <w:br/>
-        <w:t xml:space="preserve">    match /campaigns/{campaignId} {</w:t>
-        <w:br/>
-        <w:t xml:space="preserve">      allow read: if request.auth != null;</w:t>
-        <w:br/>
-        <w:t xml:space="preserve">      allow write: if request.auth != null</w:t>
-        <w:br/>
-        <w:t xml:space="preserve">        &amp;&amp; get(/databases/$(database)/documents/users/$(request.auth.uid)).data.role == 'admin';</w:t>
-        <w:br/>
-        <w:t xml:space="preserve">    }</w:t>
-        <w:br/>
-        <w:t xml:space="preserve">    match /users/{userId} {</w:t>
-        <w:br/>
-        <w:t xml:space="preserve">      allow read: if request.auth != null;</w:t>
-        <w:br/>
-        <w:t xml:space="preserve">      allow write: if request.auth.uid == userId</w:t>
-        <w:br/>
-        <w:t xml:space="preserve">        || get(/databases/$(database)/documents/users/$(request.auth.uid)).data.role == 'admin';</w:t>
-        <w:br/>
-        <w:t xml:space="preserve">    }</w:t>
-        <w:br/>
-        <w:t xml:space="preserve">  }</w:t>
-        <w:br/>
-        <w:t>}</w:t>
-      </w:r>
-    </w:p>
-    <w:p>
-      <w:pPr>
-        <w:pStyle w:val="Heading2"/>
-      </w:pPr>
-      <w:r>
-        <w:t>6.5 Summary</w:t>
-      </w:r>
-    </w:p>
-    <w:p>
-      <w:pPr/>
-      <w:r>
-        <w:t>This chapter presented code for the major system functionalities including the feature flag system, campaign management, smart matching algorithm, QR attendance system, and Firebase security rules. The complete source code with 80+ Dart files and 14,000+ lines is available in the GitHub repository.</w:t>
+        <w:t>The code for this project is modular. I have separated UI screens from business logic services. This makes the code very easy to manage and update.</w:t>
       </w:r>
     </w:p>
     <w:sectPr>
